--- a/data/outputs/v2/General_Science/SS3.1_Turning_Effect_of_Force/General_Science_Turning_Effect_of_Force_CBE_LessonSequence.docx
+++ b/data/outputs/v2/General_Science/SS3.1_Turning_Effect_of_Force/General_Science_Turning_Effect_of_Force_CBE_LessonSequence.docx
@@ -2919,32 +2919,32 @@
         <w:tc>
           <w:tcPr>
             <w:tcW w:type="dxa" w:w="1520"/>
-            <w:shd w:fill="F2F2F2" w:color="auto" w:val="clear"/>
-            <w:tcMar>
-              <w:top w:type="dxa" w:w="60"/>
-              <w:left w:type="dxa" w:w="120"/>
-              <w:bottom w:type="dxa" w:w="60"/>
-              <w:right w:type="dxa" w:w="120"/>
-            </w:tcMar>
-            <w:vAlign w:val="top"/>
-          </w:tcPr>
-          <w:p>
-            <w:pPr>
-              <w:spacing w:after="40" w:before="0"/>
-              <w:jc w:val="left"/>
-            </w:pPr>
-            <w:r>
-              <w:rPr>
-                <w:rFonts w:ascii="Arial" w:cs="Arial" w:eastAsia="Arial" w:hAnsi="Arial"/>
-                <w:b/>
-                <w:bCs/>
-                <w:i w:val="false"/>
-                <w:iCs w:val="false"/>
-                <w:color w:val="000000"/>
-                <w:sz w:val="18"/>
-                <w:szCs w:val="18"/>
-              </w:rPr>
-              <w:t xml:space="preserve">Phase 1 — PREDICT (Phenomenon Launch &amp; Individual Prediction)</w:t>
+            <w:shd w:fill="EAD1F5" w:color="auto" w:val="clear"/>
+            <w:tcMar>
+              <w:top w:type="dxa" w:w="60"/>
+              <w:left w:type="dxa" w:w="120"/>
+              <w:bottom w:type="dxa" w:w="60"/>
+              <w:right w:type="dxa" w:w="120"/>
+            </w:tcMar>
+            <w:vAlign w:val="top"/>
+          </w:tcPr>
+          <w:p>
+            <w:pPr>
+              <w:spacing w:after="40" w:before="0"/>
+              <w:jc w:val="left"/>
+            </w:pPr>
+            <w:r>
+              <w:rPr>
+                <w:rFonts w:ascii="Arial" w:cs="Arial" w:eastAsia="Arial" w:hAnsi="Arial"/>
+                <w:b/>
+                <w:bCs/>
+                <w:i w:val="false"/>
+                <w:iCs w:val="false"/>
+                <w:color w:val="000000"/>
+                <w:sz w:val="18"/>
+                <w:szCs w:val="18"/>
+              </w:rPr>
+              <w:t xml:space="preserve">Predict Phase</w:t>
             </w:r>
           </w:p>
           <w:p>
@@ -2967,7 +2967,7 @@
             <w:pPr>
               <w:spacing w:after="20" w:before="0"/>
             </w:pPr>
-            <w:hyperlink w:history="1" r:id="rIdafujha0qlfzzvlieboktr">
+            <w:hyperlink w:history="1" r:id="rIdyfbco-qfqaesvnsxp25yx">
               <w:r>
                 <w:rPr>
                   <w:rFonts w:ascii="Arial" w:cs="Arial" w:eastAsia="Arial" w:hAnsi="Arial"/>
@@ -3000,7 +3000,7 @@
               <w:spacing w:after="10" w:before="0"/>
               <w:ind w:left="120"/>
             </w:pPr>
-            <w:hyperlink w:history="1" r:id="rId4qqhkbmuw9kdomf1qnz1h">
+            <w:hyperlink w:history="1" r:id="rIds8p1r6k55qrdwsmzlg9dp">
               <w:r>
                 <w:rPr>
                   <w:rFonts w:ascii="Arial" w:cs="Arial" w:eastAsia="Arial" w:hAnsi="Arial"/>
@@ -3045,7 +3045,7 @@
             <w:pPr>
               <w:spacing w:after="20" w:before="0"/>
             </w:pPr>
-            <w:hyperlink w:history="1" r:id="rId1q_s5pgzm1ief14m9ry6v">
+            <w:hyperlink w:history="1" r:id="rIdbx1jcmntylvp-zygm4ylq">
               <w:r>
                 <w:rPr>
                   <w:rFonts w:ascii="Arial" w:cs="Arial" w:eastAsia="Arial" w:hAnsi="Arial"/>
@@ -3078,7 +3078,7 @@
               <w:spacing w:after="10" w:before="0"/>
               <w:ind w:left="120"/>
             </w:pPr>
-            <w:hyperlink w:history="1" r:id="rIdzz241otypxnc4qqzbtjkv">
+            <w:hyperlink w:history="1" r:id="rId7mugtq_o_mvljt3q93bi3">
               <w:r>
                 <w:rPr>
                   <w:rFonts w:ascii="Arial" w:cs="Arial" w:eastAsia="Arial" w:hAnsi="Arial"/>
@@ -3225,32 +3225,32 @@
         <w:tc>
           <w:tcPr>
             <w:tcW w:type="dxa" w:w="1520"/>
-            <w:shd w:fill="F2F2F2" w:color="auto" w:val="clear"/>
-            <w:tcMar>
-              <w:top w:type="dxa" w:w="60"/>
-              <w:left w:type="dxa" w:w="120"/>
-              <w:bottom w:type="dxa" w:w="60"/>
-              <w:right w:type="dxa" w:w="120"/>
-            </w:tcMar>
-            <w:vAlign w:val="top"/>
-          </w:tcPr>
-          <w:p>
-            <w:pPr>
-              <w:spacing w:after="40" w:before="0"/>
-              <w:jc w:val="left"/>
-            </w:pPr>
-            <w:r>
-              <w:rPr>
-                <w:rFonts w:ascii="Arial" w:cs="Arial" w:eastAsia="Arial" w:hAnsi="Arial"/>
-                <w:b/>
-                <w:bCs/>
-                <w:i w:val="false"/>
-                <w:iCs w:val="false"/>
-                <w:color w:val="000000"/>
-                <w:sz w:val="18"/>
-                <w:szCs w:val="18"/>
-              </w:rPr>
-              <w:t xml:space="preserve">Phase 2 — OBSERVE (Structured Re-Observation &amp; Evidence Gathering)</w:t>
+            <w:shd w:fill="D9EEF1" w:color="auto" w:val="clear"/>
+            <w:tcMar>
+              <w:top w:type="dxa" w:w="60"/>
+              <w:left w:type="dxa" w:w="120"/>
+              <w:bottom w:type="dxa" w:w="60"/>
+              <w:right w:type="dxa" w:w="120"/>
+            </w:tcMar>
+            <w:vAlign w:val="top"/>
+          </w:tcPr>
+          <w:p>
+            <w:pPr>
+              <w:spacing w:after="40" w:before="0"/>
+              <w:jc w:val="left"/>
+            </w:pPr>
+            <w:r>
+              <w:rPr>
+                <w:rFonts w:ascii="Arial" w:cs="Arial" w:eastAsia="Arial" w:hAnsi="Arial"/>
+                <w:b/>
+                <w:bCs/>
+                <w:i w:val="false"/>
+                <w:iCs w:val="false"/>
+                <w:color w:val="000000"/>
+                <w:sz w:val="18"/>
+                <w:szCs w:val="18"/>
+              </w:rPr>
+              <w:t xml:space="preserve">Observe Phase</w:t>
             </w:r>
           </w:p>
           <w:p>
@@ -3273,7 +3273,7 @@
             <w:pPr>
               <w:spacing w:after="20" w:before="0"/>
             </w:pPr>
-            <w:hyperlink w:history="1" r:id="rIdnoadupszqawbmu6uqitwu">
+            <w:hyperlink w:history="1" r:id="rIdogrcjyy-jnfrkuwuqx6et">
               <w:r>
                 <w:rPr>
                   <w:rFonts w:ascii="Arial" w:cs="Arial" w:eastAsia="Arial" w:hAnsi="Arial"/>
@@ -3306,7 +3306,7 @@
               <w:spacing w:after="10" w:before="0"/>
               <w:ind w:left="120"/>
             </w:pPr>
-            <w:hyperlink w:history="1" r:id="rId3zzmknypbmouy8d9dakr1">
+            <w:hyperlink w:history="1" r:id="rIdnmcdgdwjp0ow1apotb3z0">
               <w:r>
                 <w:rPr>
                   <w:rFonts w:ascii="Arial" w:cs="Arial" w:eastAsia="Arial" w:hAnsi="Arial"/>
@@ -3351,7 +3351,7 @@
             <w:pPr>
               <w:spacing w:after="20" w:before="0"/>
             </w:pPr>
-            <w:hyperlink w:history="1" r:id="rIdecmjwofbflpuqgsetfxxr">
+            <w:hyperlink w:history="1" r:id="rIdxio3ptza37flgghjefuel">
               <w:r>
                 <w:rPr>
                   <w:rFonts w:ascii="Arial" w:cs="Arial" w:eastAsia="Arial" w:hAnsi="Arial"/>
@@ -3384,7 +3384,7 @@
               <w:spacing w:after="10" w:before="0"/>
               <w:ind w:left="120"/>
             </w:pPr>
-            <w:hyperlink w:history="1" r:id="rIdgn9jdihp9o0wu8vpp3bxi">
+            <w:hyperlink w:history="1" r:id="rIdnpxdw8vudv2qm_7-ef5kd">
               <w:r>
                 <w:rPr>
                   <w:rFonts w:ascii="Arial" w:cs="Arial" w:eastAsia="Arial" w:hAnsi="Arial"/>
@@ -3531,32 +3531,32 @@
         <w:tc>
           <w:tcPr>
             <w:tcW w:type="dxa" w:w="1520"/>
-            <w:shd w:fill="F2F2F2" w:color="auto" w:val="clear"/>
-            <w:tcMar>
-              <w:top w:type="dxa" w:w="60"/>
-              <w:left w:type="dxa" w:w="120"/>
-              <w:bottom w:type="dxa" w:w="60"/>
-              <w:right w:type="dxa" w:w="120"/>
-            </w:tcMar>
-            <w:vAlign w:val="top"/>
-          </w:tcPr>
-          <w:p>
-            <w:pPr>
-              <w:spacing w:after="40" w:before="0"/>
-              <w:jc w:val="left"/>
-            </w:pPr>
-            <w:r>
-              <w:rPr>
-                <w:rFonts w:ascii="Arial" w:cs="Arial" w:eastAsia="Arial" w:hAnsi="Arial"/>
-                <w:b/>
-                <w:bCs/>
-                <w:i w:val="false"/>
-                <w:iCs w:val="false"/>
-                <w:color w:val="000000"/>
-                <w:sz w:val="18"/>
-                <w:szCs w:val="18"/>
-              </w:rPr>
-              <w:t xml:space="preserve">Phase 3 — EXPLAIN (Initial Sense-Making — Predictions Revisited, No Formal Explanation Yet)</w:t>
+            <w:shd w:fill="E2EFDA" w:color="auto" w:val="clear"/>
+            <w:tcMar>
+              <w:top w:type="dxa" w:w="60"/>
+              <w:left w:type="dxa" w:w="120"/>
+              <w:bottom w:type="dxa" w:w="60"/>
+              <w:right w:type="dxa" w:w="120"/>
+            </w:tcMar>
+            <w:vAlign w:val="top"/>
+          </w:tcPr>
+          <w:p>
+            <w:pPr>
+              <w:spacing w:after="40" w:before="0"/>
+              <w:jc w:val="left"/>
+            </w:pPr>
+            <w:r>
+              <w:rPr>
+                <w:rFonts w:ascii="Arial" w:cs="Arial" w:eastAsia="Arial" w:hAnsi="Arial"/>
+                <w:b/>
+                <w:bCs/>
+                <w:i w:val="false"/>
+                <w:iCs w:val="false"/>
+                <w:color w:val="000000"/>
+                <w:sz w:val="18"/>
+                <w:szCs w:val="18"/>
+              </w:rPr>
+              <w:t xml:space="preserve">Explain Phase</w:t>
             </w:r>
           </w:p>
           <w:p>
@@ -3579,7 +3579,7 @@
             <w:pPr>
               <w:spacing w:after="20" w:before="0"/>
             </w:pPr>
-            <w:hyperlink w:history="1" r:id="rIdvgur__usse9cygkubqoay">
+            <w:hyperlink w:history="1" r:id="rIdtijiqhia1cwjkzzo0s9q9">
               <w:r>
                 <w:rPr>
                   <w:rFonts w:ascii="Arial" w:cs="Arial" w:eastAsia="Arial" w:hAnsi="Arial"/>
@@ -3612,7 +3612,7 @@
               <w:spacing w:after="10" w:before="0"/>
               <w:ind w:left="120"/>
             </w:pPr>
-            <w:hyperlink w:history="1" r:id="rIds60hp8cmhcut5lzxqi3dg">
+            <w:hyperlink w:history="1" r:id="rIdiawvg2y8oq05vrksvbptm">
               <w:r>
                 <w:rPr>
                   <w:rFonts w:ascii="Arial" w:cs="Arial" w:eastAsia="Arial" w:hAnsi="Arial"/>
@@ -3657,7 +3657,7 @@
             <w:pPr>
               <w:spacing w:after="20" w:before="0"/>
             </w:pPr>
-            <w:hyperlink w:history="1" r:id="rId-jookbplrzdhznfbnbe_r">
+            <w:hyperlink w:history="1" r:id="rIdgowhovocgyvvjp3pjsqmo">
               <w:r>
                 <w:rPr>
                   <w:rFonts w:ascii="Arial" w:cs="Arial" w:eastAsia="Arial" w:hAnsi="Arial"/>
@@ -3690,7 +3690,7 @@
               <w:spacing w:after="10" w:before="0"/>
               <w:ind w:left="120"/>
             </w:pPr>
-            <w:hyperlink w:history="1" r:id="rIdsuk_0f6lm95onn1bl0lge">
+            <w:hyperlink w:history="1" r:id="rIdrwu75luj-b-daghogu6vs">
               <w:r>
                 <w:rPr>
                   <w:rFonts w:ascii="Arial" w:cs="Arial" w:eastAsia="Arial" w:hAnsi="Arial"/>
@@ -3837,32 +3837,32 @@
         <w:tc>
           <w:tcPr>
             <w:tcW w:type="dxa" w:w="1520"/>
-            <w:shd w:fill="F2F2F2" w:color="auto" w:val="clear"/>
-            <w:tcMar>
-              <w:top w:type="dxa" w:w="60"/>
-              <w:left w:type="dxa" w:w="120"/>
-              <w:bottom w:type="dxa" w:w="60"/>
-              <w:right w:type="dxa" w:w="120"/>
-            </w:tcMar>
-            <w:vAlign w:val="top"/>
-          </w:tcPr>
-          <w:p>
-            <w:pPr>
-              <w:spacing w:after="40" w:before="0"/>
-              <w:jc w:val="left"/>
-            </w:pPr>
-            <w:r>
-              <w:rPr>
-                <w:rFonts w:ascii="Arial" w:cs="Arial" w:eastAsia="Arial" w:hAnsi="Arial"/>
-                <w:b/>
-                <w:bCs/>
-                <w:i w:val="false"/>
-                <w:iCs w:val="false"/>
-                <w:color w:val="000000"/>
-                <w:sz w:val="18"/>
-                <w:szCs w:val="18"/>
-              </w:rPr>
-              <w:t xml:space="preserve">Phase 4 — Driving Question Board (DQB) Creation</w:t>
+            <w:shd w:fill="FCE4D6" w:color="auto" w:val="clear"/>
+            <w:tcMar>
+              <w:top w:type="dxa" w:w="60"/>
+              <w:left w:type="dxa" w:w="120"/>
+              <w:bottom w:type="dxa" w:w="60"/>
+              <w:right w:type="dxa" w:w="120"/>
+            </w:tcMar>
+            <w:vAlign w:val="top"/>
+          </w:tcPr>
+          <w:p>
+            <w:pPr>
+              <w:spacing w:after="40" w:before="0"/>
+              <w:jc w:val="left"/>
+            </w:pPr>
+            <w:r>
+              <w:rPr>
+                <w:rFonts w:ascii="Arial" w:cs="Arial" w:eastAsia="Arial" w:hAnsi="Arial"/>
+                <w:b/>
+                <w:bCs/>
+                <w:i w:val="false"/>
+                <w:iCs w:val="false"/>
+                <w:color w:val="000000"/>
+                <w:sz w:val="18"/>
+                <w:szCs w:val="18"/>
+              </w:rPr>
+              <w:t xml:space="preserve">Driving Question Board (DQB) Creation</w:t>
             </w:r>
           </w:p>
           <w:p>
@@ -3885,7 +3885,7 @@
             <w:pPr>
               <w:spacing w:after="20" w:before="0"/>
             </w:pPr>
-            <w:hyperlink w:history="1" r:id="rIdqiifahxmf2fw3ccyqob_d">
+            <w:hyperlink w:history="1" r:id="rIdfvhe9oonvtqkix7booqsp">
               <w:r>
                 <w:rPr>
                   <w:rFonts w:ascii="Arial" w:cs="Arial" w:eastAsia="Arial" w:hAnsi="Arial"/>
@@ -3918,7 +3918,7 @@
               <w:spacing w:after="10" w:before="0"/>
               <w:ind w:left="120"/>
             </w:pPr>
-            <w:hyperlink w:history="1" r:id="rIdb_lxbcbzqyjfd6rblvokp">
+            <w:hyperlink w:history="1" r:id="rIdajyg_obozlmf8nlq2kd8h">
               <w:r>
                 <w:rPr>
                   <w:rFonts w:ascii="Arial" w:cs="Arial" w:eastAsia="Arial" w:hAnsi="Arial"/>
@@ -3963,7 +3963,7 @@
             <w:pPr>
               <w:spacing w:after="20" w:before="0"/>
             </w:pPr>
-            <w:hyperlink w:history="1" r:id="rId8mqwc3-igzjdxdqbt0fim">
+            <w:hyperlink w:history="1" r:id="rIddonzbr25jndznxgcpgkn7">
               <w:r>
                 <w:rPr>
                   <w:rFonts w:ascii="Arial" w:cs="Arial" w:eastAsia="Arial" w:hAnsi="Arial"/>
@@ -3996,7 +3996,7 @@
               <w:spacing w:after="10" w:before="0"/>
               <w:ind w:left="120"/>
             </w:pPr>
-            <w:hyperlink w:history="1" r:id="rId7geubmsb342-x_qtunb-b">
+            <w:hyperlink w:history="1" r:id="rIdaxxdjhhepb1srysp9c6vl">
               <w:r>
                 <w:rPr>
                   <w:rFonts w:ascii="Arial" w:cs="Arial" w:eastAsia="Arial" w:hAnsi="Arial"/>
@@ -4143,32 +4143,32 @@
         <w:tc>
           <w:tcPr>
             <w:tcW w:type="dxa" w:w="1520"/>
-            <w:shd w:fill="F2F2F2" w:color="auto" w:val="clear"/>
-            <w:tcMar>
-              <w:top w:type="dxa" w:w="60"/>
-              <w:left w:type="dxa" w:w="120"/>
-              <w:bottom w:type="dxa" w:w="60"/>
-              <w:right w:type="dxa" w:w="120"/>
-            </w:tcMar>
-            <w:vAlign w:val="top"/>
-          </w:tcPr>
-          <w:p>
-            <w:pPr>
-              <w:spacing w:after="40" w:before="0"/>
-              <w:jc w:val="left"/>
-            </w:pPr>
-            <w:r>
-              <w:rPr>
-                <w:rFonts w:ascii="Arial" w:cs="Arial" w:eastAsia="Arial" w:hAnsi="Arial"/>
-                <w:b/>
-                <w:bCs/>
-                <w:i w:val="false"/>
-                <w:iCs w:val="false"/>
-                <w:color w:val="000000"/>
-                <w:sz w:val="18"/>
-                <w:szCs w:val="18"/>
-              </w:rPr>
-              <w:t xml:space="preserve">Phase 5 — MODEL BUILDING (Initial Explanatory Sketch)</w:t>
+            <w:shd w:fill="D5E8F0" w:color="auto" w:val="clear"/>
+            <w:tcMar>
+              <w:top w:type="dxa" w:w="60"/>
+              <w:left w:type="dxa" w:w="120"/>
+              <w:bottom w:type="dxa" w:w="60"/>
+              <w:right w:type="dxa" w:w="120"/>
+            </w:tcMar>
+            <w:vAlign w:val="top"/>
+          </w:tcPr>
+          <w:p>
+            <w:pPr>
+              <w:spacing w:after="40" w:before="0"/>
+              <w:jc w:val="left"/>
+            </w:pPr>
+            <w:r>
+              <w:rPr>
+                <w:rFonts w:ascii="Arial" w:cs="Arial" w:eastAsia="Arial" w:hAnsi="Arial"/>
+                <w:b/>
+                <w:bCs/>
+                <w:i w:val="false"/>
+                <w:iCs w:val="false"/>
+                <w:color w:val="000000"/>
+                <w:sz w:val="18"/>
+                <w:szCs w:val="18"/>
+              </w:rPr>
+              <w:t xml:space="preserve">Model Building Phase</w:t>
             </w:r>
           </w:p>
           <w:p>
@@ -4191,7 +4191,7 @@
             <w:pPr>
               <w:spacing w:after="20" w:before="0"/>
             </w:pPr>
-            <w:hyperlink w:history="1" r:id="rIdv8psnlimrnho8y5ztyqlz">
+            <w:hyperlink w:history="1" r:id="rIdsk8tr2akdehavpiwy_jtg">
               <w:r>
                 <w:rPr>
                   <w:rFonts w:ascii="Arial" w:cs="Arial" w:eastAsia="Arial" w:hAnsi="Arial"/>
@@ -4224,7 +4224,7 @@
               <w:spacing w:after="10" w:before="0"/>
               <w:ind w:left="120"/>
             </w:pPr>
-            <w:hyperlink w:history="1" r:id="rIdlmx5hi5dcu0444xeziqfz">
+            <w:hyperlink w:history="1" r:id="rIdqxapvi3ghdblrmg5vm3ey">
               <w:r>
                 <w:rPr>
                   <w:rFonts w:ascii="Arial" w:cs="Arial" w:eastAsia="Arial" w:hAnsi="Arial"/>
@@ -4269,7 +4269,7 @@
             <w:pPr>
               <w:spacing w:after="20" w:before="0"/>
             </w:pPr>
-            <w:hyperlink w:history="1" r:id="rId2cylbrsjbwvrr4uxokdz1">
+            <w:hyperlink w:history="1" r:id="rId4d-9mljkpcqiohniw3d5r">
               <w:r>
                 <w:rPr>
                   <w:rFonts w:ascii="Arial" w:cs="Arial" w:eastAsia="Arial" w:hAnsi="Arial"/>
@@ -4302,7 +4302,7 @@
               <w:spacing w:after="10" w:before="0"/>
               <w:ind w:left="120"/>
             </w:pPr>
-            <w:hyperlink w:history="1" r:id="rIdvxqvvhjfcgikxxyomlou2">
+            <w:hyperlink w:history="1" r:id="rIdirwv_-qk4m7mywe3oyoca">
               <w:r>
                 <w:rPr>
                   <w:rFonts w:ascii="Arial" w:cs="Arial" w:eastAsia="Arial" w:hAnsi="Arial"/>
@@ -5836,32 +5836,32 @@
         <w:tc>
           <w:tcPr>
             <w:tcW w:type="dxa" w:w="1520"/>
-            <w:shd w:fill="F2F2F2" w:color="auto" w:val="clear"/>
-            <w:tcMar>
-              <w:top w:type="dxa" w:w="60"/>
-              <w:left w:type="dxa" w:w="120"/>
-              <w:bottom w:type="dxa" w:w="60"/>
-              <w:right w:type="dxa" w:w="120"/>
-            </w:tcMar>
-            <w:vAlign w:val="top"/>
-          </w:tcPr>
-          <w:p>
-            <w:pPr>
-              <w:spacing w:after="40" w:before="0"/>
-              <w:jc w:val="left"/>
-            </w:pPr>
-            <w:r>
-              <w:rPr>
-                <w:rFonts w:ascii="Arial" w:cs="Arial" w:eastAsia="Arial" w:hAnsi="Arial"/>
-                <w:b/>
-                <w:bCs/>
-                <w:i w:val="false"/>
-                <w:iCs w:val="false"/>
-                <w:color w:val="000000"/>
-                <w:sz w:val="18"/>
-                <w:szCs w:val="18"/>
-              </w:rPr>
-              <w:t xml:space="preserve">Phase 1 — Predict (Reconnect to Phenomenon &amp; Make Quantitative Predictions)</w:t>
+            <w:shd w:fill="EAD1F5" w:color="auto" w:val="clear"/>
+            <w:tcMar>
+              <w:top w:type="dxa" w:w="60"/>
+              <w:left w:type="dxa" w:w="120"/>
+              <w:bottom w:type="dxa" w:w="60"/>
+              <w:right w:type="dxa" w:w="120"/>
+            </w:tcMar>
+            <w:vAlign w:val="top"/>
+          </w:tcPr>
+          <w:p>
+            <w:pPr>
+              <w:spacing w:after="40" w:before="0"/>
+              <w:jc w:val="left"/>
+            </w:pPr>
+            <w:r>
+              <w:rPr>
+                <w:rFonts w:ascii="Arial" w:cs="Arial" w:eastAsia="Arial" w:hAnsi="Arial"/>
+                <w:b/>
+                <w:bCs/>
+                <w:i w:val="false"/>
+                <w:iCs w:val="false"/>
+                <w:color w:val="000000"/>
+                <w:sz w:val="18"/>
+                <w:szCs w:val="18"/>
+              </w:rPr>
+              <w:t xml:space="preserve">Predict Phase</w:t>
             </w:r>
           </w:p>
           <w:p>
@@ -5884,7 +5884,7 @@
             <w:pPr>
               <w:spacing w:after="20" w:before="0"/>
             </w:pPr>
-            <w:hyperlink w:history="1" r:id="rId-jn--z1ktj6j1ph-jfadu">
+            <w:hyperlink w:history="1" r:id="rId3ncdt7-kxzykpje2j2new">
               <w:r>
                 <w:rPr>
                   <w:rFonts w:ascii="Arial" w:cs="Arial" w:eastAsia="Arial" w:hAnsi="Arial"/>
@@ -5917,7 +5917,7 @@
               <w:spacing w:after="10" w:before="0"/>
               <w:ind w:left="120"/>
             </w:pPr>
-            <w:hyperlink w:history="1" r:id="rId4rctauesydq5lhqp1k_0b">
+            <w:hyperlink w:history="1" r:id="rIdfvft-gfbvlgo5wa6zgrvh">
               <w:r>
                 <w:rPr>
                   <w:rFonts w:ascii="Arial" w:cs="Arial" w:eastAsia="Arial" w:hAnsi="Arial"/>
@@ -5962,7 +5962,7 @@
             <w:pPr>
               <w:spacing w:after="20" w:before="0"/>
             </w:pPr>
-            <w:hyperlink w:history="1" r:id="rIdrrroxnxdpye9hkv25yym-">
+            <w:hyperlink w:history="1" r:id="rIdp3-putinip0-fotrqe2ls">
               <w:r>
                 <w:rPr>
                   <w:rFonts w:ascii="Arial" w:cs="Arial" w:eastAsia="Arial" w:hAnsi="Arial"/>
@@ -5995,7 +5995,7 @@
               <w:spacing w:after="10" w:before="0"/>
               <w:ind w:left="120"/>
             </w:pPr>
-            <w:hyperlink w:history="1" r:id="rIdkvhxz4ql476gypryqjt82">
+            <w:hyperlink w:history="1" r:id="rId8neiazsahaqk6vtf88sej">
               <w:r>
                 <w:rPr>
                   <w:rFonts w:ascii="Arial" w:cs="Arial" w:eastAsia="Arial" w:hAnsi="Arial"/>
@@ -6142,32 +6142,32 @@
         <w:tc>
           <w:tcPr>
             <w:tcW w:type="dxa" w:w="1520"/>
-            <w:shd w:fill="F2F2F2" w:color="auto" w:val="clear"/>
-            <w:tcMar>
-              <w:top w:type="dxa" w:w="60"/>
-              <w:left w:type="dxa" w:w="120"/>
-              <w:bottom w:type="dxa" w:w="60"/>
-              <w:right w:type="dxa" w:w="120"/>
-            </w:tcMar>
-            <w:vAlign w:val="top"/>
-          </w:tcPr>
-          <w:p>
-            <w:pPr>
-              <w:spacing w:after="40" w:before="0"/>
-              <w:jc w:val="left"/>
-            </w:pPr>
-            <w:r>
-              <w:rPr>
-                <w:rFonts w:ascii="Arial" w:cs="Arial" w:eastAsia="Arial" w:hAnsi="Arial"/>
-                <w:b/>
-                <w:bCs/>
-                <w:i w:val="false"/>
-                <w:iCs w:val="false"/>
-                <w:color w:val="000000"/>
-                <w:sz w:val="18"/>
-                <w:szCs w:val="18"/>
-              </w:rPr>
-              <w:t xml:space="preserve">Phase 2 — Observe/Investigate (Metre Rule Balancing Experiment — Evidence Gathering)</w:t>
+            <w:shd w:fill="D9EEF1" w:color="auto" w:val="clear"/>
+            <w:tcMar>
+              <w:top w:type="dxa" w:w="60"/>
+              <w:left w:type="dxa" w:w="120"/>
+              <w:bottom w:type="dxa" w:w="60"/>
+              <w:right w:type="dxa" w:w="120"/>
+            </w:tcMar>
+            <w:vAlign w:val="top"/>
+          </w:tcPr>
+          <w:p>
+            <w:pPr>
+              <w:spacing w:after="40" w:before="0"/>
+              <w:jc w:val="left"/>
+            </w:pPr>
+            <w:r>
+              <w:rPr>
+                <w:rFonts w:ascii="Arial" w:cs="Arial" w:eastAsia="Arial" w:hAnsi="Arial"/>
+                <w:b/>
+                <w:bCs/>
+                <w:i w:val="false"/>
+                <w:iCs w:val="false"/>
+                <w:color w:val="000000"/>
+                <w:sz w:val="18"/>
+                <w:szCs w:val="18"/>
+              </w:rPr>
+              <w:t xml:space="preserve">Observe Phase</w:t>
             </w:r>
           </w:p>
           <w:p>
@@ -6190,7 +6190,7 @@
             <w:pPr>
               <w:spacing w:after="20" w:before="0"/>
             </w:pPr>
-            <w:hyperlink w:history="1" r:id="rIdi59ixzghwzlh3spg9gjlw">
+            <w:hyperlink w:history="1" r:id="rIddh7_gneycxccyjn9uulak">
               <w:r>
                 <w:rPr>
                   <w:rFonts w:ascii="Arial" w:cs="Arial" w:eastAsia="Arial" w:hAnsi="Arial"/>
@@ -6223,7 +6223,7 @@
               <w:spacing w:after="10" w:before="0"/>
               <w:ind w:left="120"/>
             </w:pPr>
-            <w:hyperlink w:history="1" r:id="rIdiklkmuxspp4icabu2vq0d">
+            <w:hyperlink w:history="1" r:id="rIdad1dpxzw-myxxn86lnraj">
               <w:r>
                 <w:rPr>
                   <w:rFonts w:ascii="Arial" w:cs="Arial" w:eastAsia="Arial" w:hAnsi="Arial"/>
@@ -6268,7 +6268,7 @@
             <w:pPr>
               <w:spacing w:after="20" w:before="0"/>
             </w:pPr>
-            <w:hyperlink w:history="1" r:id="rIdrwhk4_j7qhuvwe7vsrnxu">
+            <w:hyperlink w:history="1" r:id="rId8qybwjl2dn0ohwb7euwth">
               <w:r>
                 <w:rPr>
                   <w:rFonts w:ascii="Arial" w:cs="Arial" w:eastAsia="Arial" w:hAnsi="Arial"/>
@@ -6301,7 +6301,7 @@
               <w:spacing w:after="10" w:before="0"/>
               <w:ind w:left="120"/>
             </w:pPr>
-            <w:hyperlink w:history="1" r:id="rIduka9q-gbup50xs5vibiao">
+            <w:hyperlink w:history="1" r:id="rId9odlj1e17q04t2raku0fg">
               <w:r>
                 <w:rPr>
                   <w:rFonts w:ascii="Arial" w:cs="Arial" w:eastAsia="Arial" w:hAnsi="Arial"/>
@@ -6448,32 +6448,32 @@
         <w:tc>
           <w:tcPr>
             <w:tcW w:type="dxa" w:w="1520"/>
-            <w:shd w:fill="F2F2F2" w:color="auto" w:val="clear"/>
-            <w:tcMar>
-              <w:top w:type="dxa" w:w="60"/>
-              <w:left w:type="dxa" w:w="120"/>
-              <w:bottom w:type="dxa" w:w="60"/>
-              <w:right w:type="dxa" w:w="120"/>
-            </w:tcMar>
-            <w:vAlign w:val="top"/>
-          </w:tcPr>
-          <w:p>
-            <w:pPr>
-              <w:spacing w:after="40" w:before="0"/>
-              <w:jc w:val="left"/>
-            </w:pPr>
-            <w:r>
-              <w:rPr>
-                <w:rFonts w:ascii="Arial" w:cs="Arial" w:eastAsia="Arial" w:hAnsi="Arial"/>
-                <w:b/>
-                <w:bCs/>
-                <w:i w:val="false"/>
-                <w:iCs w:val="false"/>
-                <w:color w:val="000000"/>
-                <w:sz w:val="18"/>
-                <w:szCs w:val="18"/>
-              </w:rPr>
-              <w:t xml:space="preserve">Phase 3 — Explain (Naming the Pattern — Principle of Moments &amp; Jembe Connection)</w:t>
+            <w:shd w:fill="E2EFDA" w:color="auto" w:val="clear"/>
+            <w:tcMar>
+              <w:top w:type="dxa" w:w="60"/>
+              <w:left w:type="dxa" w:w="120"/>
+              <w:bottom w:type="dxa" w:w="60"/>
+              <w:right w:type="dxa" w:w="120"/>
+            </w:tcMar>
+            <w:vAlign w:val="top"/>
+          </w:tcPr>
+          <w:p>
+            <w:pPr>
+              <w:spacing w:after="40" w:before="0"/>
+              <w:jc w:val="left"/>
+            </w:pPr>
+            <w:r>
+              <w:rPr>
+                <w:rFonts w:ascii="Arial" w:cs="Arial" w:eastAsia="Arial" w:hAnsi="Arial"/>
+                <w:b/>
+                <w:bCs/>
+                <w:i w:val="false"/>
+                <w:iCs w:val="false"/>
+                <w:color w:val="000000"/>
+                <w:sz w:val="18"/>
+                <w:szCs w:val="18"/>
+              </w:rPr>
+              <w:t xml:space="preserve">Explain Phase</w:t>
             </w:r>
           </w:p>
           <w:p>
@@ -6496,7 +6496,7 @@
             <w:pPr>
               <w:spacing w:after="20" w:before="0"/>
             </w:pPr>
-            <w:hyperlink w:history="1" r:id="rIdgj9h5oladaww-acybq79-">
+            <w:hyperlink w:history="1" r:id="rIdoxauqxnjfq8xhp_cef7jl">
               <w:r>
                 <w:rPr>
                   <w:rFonts w:ascii="Arial" w:cs="Arial" w:eastAsia="Arial" w:hAnsi="Arial"/>
@@ -6529,7 +6529,7 @@
               <w:spacing w:after="10" w:before="0"/>
               <w:ind w:left="120"/>
             </w:pPr>
-            <w:hyperlink w:history="1" r:id="rIdj2bnrqut8mdye0g8t_ish">
+            <w:hyperlink w:history="1" r:id="rIdiwmbofd3xd-ezelnxjmin">
               <w:r>
                 <w:rPr>
                   <w:rFonts w:ascii="Arial" w:cs="Arial" w:eastAsia="Arial" w:hAnsi="Arial"/>
@@ -6574,7 +6574,7 @@
             <w:pPr>
               <w:spacing w:after="20" w:before="0"/>
             </w:pPr>
-            <w:hyperlink w:history="1" r:id="rIdqfx210tc7lscgkyuuxuim">
+            <w:hyperlink w:history="1" r:id="rIdyswaemc6abldzk7udk4vr">
               <w:r>
                 <w:rPr>
                   <w:rFonts w:ascii="Arial" w:cs="Arial" w:eastAsia="Arial" w:hAnsi="Arial"/>
@@ -6607,7 +6607,7 @@
               <w:spacing w:after="10" w:before="0"/>
               <w:ind w:left="120"/>
             </w:pPr>
-            <w:hyperlink w:history="1" r:id="rIdlpumjfnl2zkbu4tnz4sh3">
+            <w:hyperlink w:history="1" r:id="rIdoc7pqw_lri-qfawbhlda0">
               <w:r>
                 <w:rPr>
                   <w:rFonts w:ascii="Arial" w:cs="Arial" w:eastAsia="Arial" w:hAnsi="Arial"/>
@@ -6754,32 +6754,32 @@
         <w:tc>
           <w:tcPr>
             <w:tcW w:type="dxa" w:w="1520"/>
-            <w:shd w:fill="F2F2F2" w:color="auto" w:val="clear"/>
-            <w:tcMar>
-              <w:top w:type="dxa" w:w="60"/>
-              <w:left w:type="dxa" w:w="120"/>
-              <w:bottom w:type="dxa" w:w="60"/>
-              <w:right w:type="dxa" w:w="120"/>
-            </w:tcMar>
-            <w:vAlign w:val="top"/>
-          </w:tcPr>
-          <w:p>
-            <w:pPr>
-              <w:spacing w:after="40" w:before="0"/>
-              <w:jc w:val="left"/>
-            </w:pPr>
-            <w:r>
-              <w:rPr>
-                <w:rFonts w:ascii="Arial" w:cs="Arial" w:eastAsia="Arial" w:hAnsi="Arial"/>
-                <w:b/>
-                <w:bCs/>
-                <w:i w:val="false"/>
-                <w:iCs w:val="false"/>
-                <w:color w:val="000000"/>
-                <w:sz w:val="18"/>
-                <w:szCs w:val="18"/>
-              </w:rPr>
-              <w:t xml:space="preserve">Phase 4 — Driving Question Board (DQB) Update</w:t>
+            <w:shd w:fill="FCE4D6" w:color="auto" w:val="clear"/>
+            <w:tcMar>
+              <w:top w:type="dxa" w:w="60"/>
+              <w:left w:type="dxa" w:w="120"/>
+              <w:bottom w:type="dxa" w:w="60"/>
+              <w:right w:type="dxa" w:w="120"/>
+            </w:tcMar>
+            <w:vAlign w:val="top"/>
+          </w:tcPr>
+          <w:p>
+            <w:pPr>
+              <w:spacing w:after="40" w:before="0"/>
+              <w:jc w:val="left"/>
+            </w:pPr>
+            <w:r>
+              <w:rPr>
+                <w:rFonts w:ascii="Arial" w:cs="Arial" w:eastAsia="Arial" w:hAnsi="Arial"/>
+                <w:b/>
+                <w:bCs/>
+                <w:i w:val="false"/>
+                <w:iCs w:val="false"/>
+                <w:color w:val="000000"/>
+                <w:sz w:val="18"/>
+                <w:szCs w:val="18"/>
+              </w:rPr>
+              <w:t xml:space="preserve">Driving Question Board (DQB) Creation</w:t>
             </w:r>
           </w:p>
           <w:p>
@@ -6802,7 +6802,7 @@
             <w:pPr>
               <w:spacing w:after="20" w:before="0"/>
             </w:pPr>
-            <w:hyperlink w:history="1" r:id="rIdcdfovp-fefg4hxr4amczo">
+            <w:hyperlink w:history="1" r:id="rIdiogn1yuivnxo0zzhzp12w">
               <w:r>
                 <w:rPr>
                   <w:rFonts w:ascii="Arial" w:cs="Arial" w:eastAsia="Arial" w:hAnsi="Arial"/>
@@ -6835,7 +6835,7 @@
               <w:spacing w:after="10" w:before="0"/>
               <w:ind w:left="120"/>
             </w:pPr>
-            <w:hyperlink w:history="1" r:id="rId5xlyrxeenwwob74dzrnij">
+            <w:hyperlink w:history="1" r:id="rIdtilhob3u4p0gcvu0edmfv">
               <w:r>
                 <w:rPr>
                   <w:rFonts w:ascii="Arial" w:cs="Arial" w:eastAsia="Arial" w:hAnsi="Arial"/>
@@ -6880,7 +6880,7 @@
             <w:pPr>
               <w:spacing w:after="20" w:before="0"/>
             </w:pPr>
-            <w:hyperlink w:history="1" r:id="rId-l4t2aodsgzt0flis6qdu">
+            <w:hyperlink w:history="1" r:id="rId0hkk9s81simk0bhozih-p">
               <w:r>
                 <w:rPr>
                   <w:rFonts w:ascii="Arial" w:cs="Arial" w:eastAsia="Arial" w:hAnsi="Arial"/>
@@ -6913,7 +6913,7 @@
               <w:spacing w:after="10" w:before="0"/>
               <w:ind w:left="120"/>
             </w:pPr>
-            <w:hyperlink w:history="1" r:id="rIdtzwgz-x9s9dt9vinj9pbs">
+            <w:hyperlink w:history="1" r:id="rIdmodoihlkm256k4pfwmx5g">
               <w:r>
                 <w:rPr>
                   <w:rFonts w:ascii="Arial" w:cs="Arial" w:eastAsia="Arial" w:hAnsi="Arial"/>
@@ -7060,32 +7060,32 @@
         <w:tc>
           <w:tcPr>
             <w:tcW w:type="dxa" w:w="1520"/>
-            <w:shd w:fill="F2F2F2" w:color="auto" w:val="clear"/>
-            <w:tcMar>
-              <w:top w:type="dxa" w:w="60"/>
-              <w:left w:type="dxa" w:w="120"/>
-              <w:bottom w:type="dxa" w:w="60"/>
-              <w:right w:type="dxa" w:w="120"/>
-            </w:tcMar>
-            <w:vAlign w:val="top"/>
-          </w:tcPr>
-          <w:p>
-            <w:pPr>
-              <w:spacing w:after="40" w:before="0"/>
-              <w:jc w:val="left"/>
-            </w:pPr>
-            <w:r>
-              <w:rPr>
-                <w:rFonts w:ascii="Arial" w:cs="Arial" w:eastAsia="Arial" w:hAnsi="Arial"/>
-                <w:b/>
-                <w:bCs/>
-                <w:i w:val="false"/>
-                <w:iCs w:val="false"/>
-                <w:color w:val="000000"/>
-                <w:sz w:val="18"/>
-                <w:szCs w:val="18"/>
-              </w:rPr>
-              <w:t xml:space="preserve">Phase 5 — Model Building (Revising the Jembe Explanatory Model)</w:t>
+            <w:shd w:fill="D5E8F0" w:color="auto" w:val="clear"/>
+            <w:tcMar>
+              <w:top w:type="dxa" w:w="60"/>
+              <w:left w:type="dxa" w:w="120"/>
+              <w:bottom w:type="dxa" w:w="60"/>
+              <w:right w:type="dxa" w:w="120"/>
+            </w:tcMar>
+            <w:vAlign w:val="top"/>
+          </w:tcPr>
+          <w:p>
+            <w:pPr>
+              <w:spacing w:after="40" w:before="0"/>
+              <w:jc w:val="left"/>
+            </w:pPr>
+            <w:r>
+              <w:rPr>
+                <w:rFonts w:ascii="Arial" w:cs="Arial" w:eastAsia="Arial" w:hAnsi="Arial"/>
+                <w:b/>
+                <w:bCs/>
+                <w:i w:val="false"/>
+                <w:iCs w:val="false"/>
+                <w:color w:val="000000"/>
+                <w:sz w:val="18"/>
+                <w:szCs w:val="18"/>
+              </w:rPr>
+              <w:t xml:space="preserve">Model Building Phase</w:t>
             </w:r>
           </w:p>
           <w:p>
@@ -7108,7 +7108,7 @@
             <w:pPr>
               <w:spacing w:after="20" w:before="0"/>
             </w:pPr>
-            <w:hyperlink w:history="1" r:id="rIdblmohcabymcc-q2okxpmc">
+            <w:hyperlink w:history="1" r:id="rIdytjzkwkltcc_3gsz4an4c">
               <w:r>
                 <w:rPr>
                   <w:rFonts w:ascii="Arial" w:cs="Arial" w:eastAsia="Arial" w:hAnsi="Arial"/>
@@ -7141,7 +7141,7 @@
               <w:spacing w:after="10" w:before="0"/>
               <w:ind w:left="120"/>
             </w:pPr>
-            <w:hyperlink w:history="1" r:id="rIdcnnzcwmocyxffglrnkmc5">
+            <w:hyperlink w:history="1" r:id="rIdwpjrajwcgby-lrlc6axti">
               <w:r>
                 <w:rPr>
                   <w:rFonts w:ascii="Arial" w:cs="Arial" w:eastAsia="Arial" w:hAnsi="Arial"/>
@@ -7186,7 +7186,7 @@
             <w:pPr>
               <w:spacing w:after="20" w:before="0"/>
             </w:pPr>
-            <w:hyperlink w:history="1" r:id="rId3cmirxc9ccn6eppcknfy7">
+            <w:hyperlink w:history="1" r:id="rId_uxlhbw1xn_9rzffgm-9w">
               <w:r>
                 <w:rPr>
                   <w:rFonts w:ascii="Arial" w:cs="Arial" w:eastAsia="Arial" w:hAnsi="Arial"/>
@@ -7219,7 +7219,7 @@
               <w:spacing w:after="10" w:before="0"/>
               <w:ind w:left="120"/>
             </w:pPr>
-            <w:hyperlink w:history="1" r:id="rIdzxzi7zgxboodvemrskqgw">
+            <w:hyperlink w:history="1" r:id="rIdyr7vmdvrt3yyniprtyp2-">
               <w:r>
                 <w:rPr>
                   <w:rFonts w:ascii="Arial" w:cs="Arial" w:eastAsia="Arial" w:hAnsi="Arial"/>
@@ -8658,32 +8658,32 @@
         <w:tc>
           <w:tcPr>
             <w:tcW w:type="dxa" w:w="1520"/>
-            <w:shd w:fill="F2F2F2" w:color="auto" w:val="clear"/>
-            <w:tcMar>
-              <w:top w:type="dxa" w:w="60"/>
-              <w:left w:type="dxa" w:w="120"/>
-              <w:bottom w:type="dxa" w:w="60"/>
-              <w:right w:type="dxa" w:w="120"/>
-            </w:tcMar>
-            <w:vAlign w:val="top"/>
-          </w:tcPr>
-          <w:p>
-            <w:pPr>
-              <w:spacing w:after="40" w:before="0"/>
-              <w:jc w:val="left"/>
-            </w:pPr>
-            <w:r>
-              <w:rPr>
-                <w:rFonts w:ascii="Arial" w:cs="Arial" w:eastAsia="Arial" w:hAnsi="Arial"/>
-                <w:b/>
-                <w:bCs/>
-                <w:i w:val="false"/>
-                <w:iCs w:val="false"/>
-                <w:color w:val="000000"/>
-                <w:sz w:val="18"/>
-                <w:szCs w:val="18"/>
-              </w:rPr>
-              <w:t xml:space="preserve">Phase 1 — PREDICT (Revisit &amp; Refine): What Does the Equation Tell Us Before We Use It?</w:t>
+            <w:shd w:fill="EAD1F5" w:color="auto" w:val="clear"/>
+            <w:tcMar>
+              <w:top w:type="dxa" w:w="60"/>
+              <w:left w:type="dxa" w:w="120"/>
+              <w:bottom w:type="dxa" w:w="60"/>
+              <w:right w:type="dxa" w:w="120"/>
+            </w:tcMar>
+            <w:vAlign w:val="top"/>
+          </w:tcPr>
+          <w:p>
+            <w:pPr>
+              <w:spacing w:after="40" w:before="0"/>
+              <w:jc w:val="left"/>
+            </w:pPr>
+            <w:r>
+              <w:rPr>
+                <w:rFonts w:ascii="Arial" w:cs="Arial" w:eastAsia="Arial" w:hAnsi="Arial"/>
+                <w:b/>
+                <w:bCs/>
+                <w:i w:val="false"/>
+                <w:iCs w:val="false"/>
+                <w:color w:val="000000"/>
+                <w:sz w:val="18"/>
+                <w:szCs w:val="18"/>
+              </w:rPr>
+              <w:t xml:space="preserve">Predict Phase</w:t>
             </w:r>
           </w:p>
           <w:p>
@@ -8706,7 +8706,7 @@
             <w:pPr>
               <w:spacing w:after="20" w:before="0"/>
             </w:pPr>
-            <w:hyperlink w:history="1" r:id="rIdme86jjy3neynzskucaus2">
+            <w:hyperlink w:history="1" r:id="rId8165fmxqouwphiogapirz">
               <w:r>
                 <w:rPr>
                   <w:rFonts w:ascii="Arial" w:cs="Arial" w:eastAsia="Arial" w:hAnsi="Arial"/>
@@ -8739,7 +8739,7 @@
               <w:spacing w:after="10" w:before="0"/>
               <w:ind w:left="120"/>
             </w:pPr>
-            <w:hyperlink w:history="1" r:id="rIdz8vdxus4wfnjepkcsq2kc">
+            <w:hyperlink w:history="1" r:id="rIdofqzzkxsruhxinm2qq3t8">
               <w:r>
                 <w:rPr>
                   <w:rFonts w:ascii="Arial" w:cs="Arial" w:eastAsia="Arial" w:hAnsi="Arial"/>
@@ -8784,7 +8784,7 @@
             <w:pPr>
               <w:spacing w:after="20" w:before="0"/>
             </w:pPr>
-            <w:hyperlink w:history="1" r:id="rId_a_reaw-s8ablbf3e9hf0">
+            <w:hyperlink w:history="1" r:id="rId7kly1tzbmoxytlj5ec1vy">
               <w:r>
                 <w:rPr>
                   <w:rFonts w:ascii="Arial" w:cs="Arial" w:eastAsia="Arial" w:hAnsi="Arial"/>
@@ -8817,7 +8817,7 @@
               <w:spacing w:after="10" w:before="0"/>
               <w:ind w:left="120"/>
             </w:pPr>
-            <w:hyperlink w:history="1" r:id="rIdi938eivhpcjcofqjigozk">
+            <w:hyperlink w:history="1" r:id="rId08g93nnfn0foowui-mpyr">
               <w:r>
                 <w:rPr>
                   <w:rFonts w:ascii="Arial" w:cs="Arial" w:eastAsia="Arial" w:hAnsi="Arial"/>
@@ -8964,32 +8964,32 @@
         <w:tc>
           <w:tcPr>
             <w:tcW w:type="dxa" w:w="1520"/>
-            <w:shd w:fill="F2F2F2" w:color="auto" w:val="clear"/>
-            <w:tcMar>
-              <w:top w:type="dxa" w:w="60"/>
-              <w:left w:type="dxa" w:w="120"/>
-              <w:bottom w:type="dxa" w:w="60"/>
-              <w:right w:type="dxa" w:w="120"/>
-            </w:tcMar>
-            <w:vAlign w:val="top"/>
-          </w:tcPr>
-          <w:p>
-            <w:pPr>
-              <w:spacing w:after="40" w:before="0"/>
-              <w:jc w:val="left"/>
-            </w:pPr>
-            <w:r>
-              <w:rPr>
-                <w:rFonts w:ascii="Arial" w:cs="Arial" w:eastAsia="Arial" w:hAnsi="Arial"/>
-                <w:b/>
-                <w:bCs/>
-                <w:i w:val="false"/>
-                <w:iCs w:val="false"/>
-                <w:color w:val="000000"/>
-                <w:sz w:val="18"/>
-                <w:szCs w:val="18"/>
-              </w:rPr>
-              <w:t xml:space="preserve">Phase 2 — OBSERVE (Research &amp; Animation): Gathering Formal Evidence</w:t>
+            <w:shd w:fill="D9EEF1" w:color="auto" w:val="clear"/>
+            <w:tcMar>
+              <w:top w:type="dxa" w:w="60"/>
+              <w:left w:type="dxa" w:w="120"/>
+              <w:bottom w:type="dxa" w:w="60"/>
+              <w:right w:type="dxa" w:w="120"/>
+            </w:tcMar>
+            <w:vAlign w:val="top"/>
+          </w:tcPr>
+          <w:p>
+            <w:pPr>
+              <w:spacing w:after="40" w:before="0"/>
+              <w:jc w:val="left"/>
+            </w:pPr>
+            <w:r>
+              <w:rPr>
+                <w:rFonts w:ascii="Arial" w:cs="Arial" w:eastAsia="Arial" w:hAnsi="Arial"/>
+                <w:b/>
+                <w:bCs/>
+                <w:i w:val="false"/>
+                <w:iCs w:val="false"/>
+                <w:color w:val="000000"/>
+                <w:sz w:val="18"/>
+                <w:szCs w:val="18"/>
+              </w:rPr>
+              <w:t xml:space="preserve">Observe Phase</w:t>
             </w:r>
           </w:p>
           <w:p>
@@ -9012,7 +9012,7 @@
             <w:pPr>
               <w:spacing w:after="20" w:before="0"/>
             </w:pPr>
-            <w:hyperlink w:history="1" r:id="rIdlhr1q3cpmshqsnqrizluz">
+            <w:hyperlink w:history="1" r:id="rIdghs0vool5nu8vnff_0ply">
               <w:r>
                 <w:rPr>
                   <w:rFonts w:ascii="Arial" w:cs="Arial" w:eastAsia="Arial" w:hAnsi="Arial"/>
@@ -9045,7 +9045,7 @@
               <w:spacing w:after="10" w:before="0"/>
               <w:ind w:left="120"/>
             </w:pPr>
-            <w:hyperlink w:history="1" r:id="rIdbewgpr_663vze50-vjazg">
+            <w:hyperlink w:history="1" r:id="rIdde6if-f8dfmsd6wsrzvzu">
               <w:r>
                 <w:rPr>
                   <w:rFonts w:ascii="Arial" w:cs="Arial" w:eastAsia="Arial" w:hAnsi="Arial"/>
@@ -9090,7 +9090,7 @@
             <w:pPr>
               <w:spacing w:after="20" w:before="0"/>
             </w:pPr>
-            <w:hyperlink w:history="1" r:id="rIdqtcm2denrdxbxuwxxufct">
+            <w:hyperlink w:history="1" r:id="rIdrzgwj9pbnthrmi_sn-fdc">
               <w:r>
                 <w:rPr>
                   <w:rFonts w:ascii="Arial" w:cs="Arial" w:eastAsia="Arial" w:hAnsi="Arial"/>
@@ -9123,7 +9123,7 @@
               <w:spacing w:after="10" w:before="0"/>
               <w:ind w:left="120"/>
             </w:pPr>
-            <w:hyperlink w:history="1" r:id="rIdj2inbd6efj097-ukgrcr_">
+            <w:hyperlink w:history="1" r:id="rIdzqzo2scixdno5evdocw1i">
               <w:r>
                 <w:rPr>
                   <w:rFonts w:ascii="Arial" w:cs="Arial" w:eastAsia="Arial" w:hAnsi="Arial"/>
@@ -9270,32 +9270,32 @@
         <w:tc>
           <w:tcPr>
             <w:tcW w:type="dxa" w:w="1520"/>
-            <w:shd w:fill="F2F2F2" w:color="auto" w:val="clear"/>
-            <w:tcMar>
-              <w:top w:type="dxa" w:w="60"/>
-              <w:left w:type="dxa" w:w="120"/>
-              <w:bottom w:type="dxa" w:w="60"/>
-              <w:right w:type="dxa" w:w="120"/>
-            </w:tcMar>
-            <w:vAlign w:val="top"/>
-          </w:tcPr>
-          <w:p>
-            <w:pPr>
-              <w:spacing w:after="40" w:before="0"/>
-              <w:jc w:val="left"/>
-            </w:pPr>
-            <w:r>
-              <w:rPr>
-                <w:rFonts w:ascii="Arial" w:cs="Arial" w:eastAsia="Arial" w:hAnsi="Arial"/>
-                <w:b/>
-                <w:bCs/>
-                <w:i w:val="false"/>
-                <w:iCs w:val="false"/>
-                <w:color w:val="000000"/>
-                <w:sz w:val="18"/>
-                <w:szCs w:val="18"/>
-              </w:rPr>
-              <w:t xml:space="preserve">Phase 3 — EXPLAIN (Formalising &amp; Applying the Moment Equation): From Observation to Calculation</w:t>
+            <w:shd w:fill="E2EFDA" w:color="auto" w:val="clear"/>
+            <w:tcMar>
+              <w:top w:type="dxa" w:w="60"/>
+              <w:left w:type="dxa" w:w="120"/>
+              <w:bottom w:type="dxa" w:w="60"/>
+              <w:right w:type="dxa" w:w="120"/>
+            </w:tcMar>
+            <w:vAlign w:val="top"/>
+          </w:tcPr>
+          <w:p>
+            <w:pPr>
+              <w:spacing w:after="40" w:before="0"/>
+              <w:jc w:val="left"/>
+            </w:pPr>
+            <w:r>
+              <w:rPr>
+                <w:rFonts w:ascii="Arial" w:cs="Arial" w:eastAsia="Arial" w:hAnsi="Arial"/>
+                <w:b/>
+                <w:bCs/>
+                <w:i w:val="false"/>
+                <w:iCs w:val="false"/>
+                <w:color w:val="000000"/>
+                <w:sz w:val="18"/>
+                <w:szCs w:val="18"/>
+              </w:rPr>
+              <w:t xml:space="preserve">Explain Phase</w:t>
             </w:r>
           </w:p>
           <w:p>
@@ -9318,7 +9318,7 @@
             <w:pPr>
               <w:spacing w:after="20" w:before="0"/>
             </w:pPr>
-            <w:hyperlink w:history="1" r:id="rIddbr5kaxbvpkbbxe4hfr0i">
+            <w:hyperlink w:history="1" r:id="rIdynzdy_kpsttuesgv5tzf_">
               <w:r>
                 <w:rPr>
                   <w:rFonts w:ascii="Arial" w:cs="Arial" w:eastAsia="Arial" w:hAnsi="Arial"/>
@@ -9351,7 +9351,7 @@
               <w:spacing w:after="10" w:before="0"/>
               <w:ind w:left="120"/>
             </w:pPr>
-            <w:hyperlink w:history="1" r:id="rIduznrrgrjfhcpqua46t8td">
+            <w:hyperlink w:history="1" r:id="rId44k7uk4glgfweo8otbdaj">
               <w:r>
                 <w:rPr>
                   <w:rFonts w:ascii="Arial" w:cs="Arial" w:eastAsia="Arial" w:hAnsi="Arial"/>
@@ -9396,7 +9396,7 @@
             <w:pPr>
               <w:spacing w:after="20" w:before="0"/>
             </w:pPr>
-            <w:hyperlink w:history="1" r:id="rIdicfxibw0lsmntgo1v6oyp">
+            <w:hyperlink w:history="1" r:id="rIdfxcjx2pu8-xeijsahls_f">
               <w:r>
                 <w:rPr>
                   <w:rFonts w:ascii="Arial" w:cs="Arial" w:eastAsia="Arial" w:hAnsi="Arial"/>
@@ -9429,7 +9429,7 @@
               <w:spacing w:after="10" w:before="0"/>
               <w:ind w:left="120"/>
             </w:pPr>
-            <w:hyperlink w:history="1" r:id="rIdrmzgxawwgxgtu9bthwczz">
+            <w:hyperlink w:history="1" r:id="rIdmuxq7kkibzs0dgb-inkr6">
               <w:r>
                 <w:rPr>
                   <w:rFonts w:ascii="Arial" w:cs="Arial" w:eastAsia="Arial" w:hAnsi="Arial"/>
@@ -9576,32 +9576,32 @@
         <w:tc>
           <w:tcPr>
             <w:tcW w:type="dxa" w:w="1520"/>
-            <w:shd w:fill="F2F2F2" w:color="auto" w:val="clear"/>
-            <w:tcMar>
-              <w:top w:type="dxa" w:w="60"/>
-              <w:left w:type="dxa" w:w="120"/>
-              <w:bottom w:type="dxa" w:w="60"/>
-              <w:right w:type="dxa" w:w="120"/>
-            </w:tcMar>
-            <w:vAlign w:val="top"/>
-          </w:tcPr>
-          <w:p>
-            <w:pPr>
-              <w:spacing w:after="40" w:before="0"/>
-              <w:jc w:val="left"/>
-            </w:pPr>
-            <w:r>
-              <w:rPr>
-                <w:rFonts w:ascii="Arial" w:cs="Arial" w:eastAsia="Arial" w:hAnsi="Arial"/>
-                <w:b/>
-                <w:bCs/>
-                <w:i w:val="false"/>
-                <w:iCs w:val="false"/>
-                <w:color w:val="000000"/>
-                <w:sz w:val="18"/>
-                <w:szCs w:val="18"/>
-              </w:rPr>
-              <w:t xml:space="preserve">Phase 4 — DRIVING QUESTION BOARD (DQB) Update: Tracking Growing Understanding</w:t>
+            <w:shd w:fill="FCE4D6" w:color="auto" w:val="clear"/>
+            <w:tcMar>
+              <w:top w:type="dxa" w:w="60"/>
+              <w:left w:type="dxa" w:w="120"/>
+              <w:bottom w:type="dxa" w:w="60"/>
+              <w:right w:type="dxa" w:w="120"/>
+            </w:tcMar>
+            <w:vAlign w:val="top"/>
+          </w:tcPr>
+          <w:p>
+            <w:pPr>
+              <w:spacing w:after="40" w:before="0"/>
+              <w:jc w:val="left"/>
+            </w:pPr>
+            <w:r>
+              <w:rPr>
+                <w:rFonts w:ascii="Arial" w:cs="Arial" w:eastAsia="Arial" w:hAnsi="Arial"/>
+                <w:b/>
+                <w:bCs/>
+                <w:i w:val="false"/>
+                <w:iCs w:val="false"/>
+                <w:color w:val="000000"/>
+                <w:sz w:val="18"/>
+                <w:szCs w:val="18"/>
+              </w:rPr>
+              <w:t xml:space="preserve">Driving Question Board (DQB) Creation</w:t>
             </w:r>
           </w:p>
           <w:p>
@@ -9624,7 +9624,7 @@
             <w:pPr>
               <w:spacing w:after="20" w:before="0"/>
             </w:pPr>
-            <w:hyperlink w:history="1" r:id="rIdxa0nlssxg8m6vh1ksz2mp">
+            <w:hyperlink w:history="1" r:id="rIdslw2a8wgzyqphmnmk4pya">
               <w:r>
                 <w:rPr>
                   <w:rFonts w:ascii="Arial" w:cs="Arial" w:eastAsia="Arial" w:hAnsi="Arial"/>
@@ -9657,7 +9657,7 @@
               <w:spacing w:after="10" w:before="0"/>
               <w:ind w:left="120"/>
             </w:pPr>
-            <w:hyperlink w:history="1" r:id="rIdcwoxypradp5-p9ruonj_5">
+            <w:hyperlink w:history="1" r:id="rId4hjgo5oumxr6tgx-1qj6l">
               <w:r>
                 <w:rPr>
                   <w:rFonts w:ascii="Arial" w:cs="Arial" w:eastAsia="Arial" w:hAnsi="Arial"/>
@@ -9702,7 +9702,7 @@
             <w:pPr>
               <w:spacing w:after="20" w:before="0"/>
             </w:pPr>
-            <w:hyperlink w:history="1" r:id="rIdyxcorxhfzjop9x9fdfjig">
+            <w:hyperlink w:history="1" r:id="rIdozsrd5irzde42jmuka-yw">
               <w:r>
                 <w:rPr>
                   <w:rFonts w:ascii="Arial" w:cs="Arial" w:eastAsia="Arial" w:hAnsi="Arial"/>
@@ -9735,7 +9735,7 @@
               <w:spacing w:after="10" w:before="0"/>
               <w:ind w:left="120"/>
             </w:pPr>
-            <w:hyperlink w:history="1" r:id="rIdwc7jxe2o260dexcsvkfkg">
+            <w:hyperlink w:history="1" r:id="rIdr3s-ylsc-zotnc5d26pcm">
               <w:r>
                 <w:rPr>
                   <w:rFonts w:ascii="Arial" w:cs="Arial" w:eastAsia="Arial" w:hAnsi="Arial"/>
@@ -9882,32 +9882,32 @@
         <w:tc>
           <w:tcPr>
             <w:tcW w:type="dxa" w:w="1520"/>
-            <w:shd w:fill="F2F2F2" w:color="auto" w:val="clear"/>
-            <w:tcMar>
-              <w:top w:type="dxa" w:w="60"/>
-              <w:left w:type="dxa" w:w="120"/>
-              <w:bottom w:type="dxa" w:w="60"/>
-              <w:right w:type="dxa" w:w="120"/>
-            </w:tcMar>
-            <w:vAlign w:val="top"/>
-          </w:tcPr>
-          <w:p>
-            <w:pPr>
-              <w:spacing w:after="40" w:before="0"/>
-              <w:jc w:val="left"/>
-            </w:pPr>
-            <w:r>
-              <w:rPr>
-                <w:rFonts w:ascii="Arial" w:cs="Arial" w:eastAsia="Arial" w:hAnsi="Arial"/>
-                <w:b/>
-                <w:bCs/>
-                <w:i w:val="false"/>
-                <w:iCs w:val="false"/>
-                <w:color w:val="000000"/>
-                <w:sz w:val="18"/>
-                <w:szCs w:val="18"/>
-              </w:rPr>
-              <w:t xml:space="preserve">Phase 5 — MODEL BUILDING: Revising the Cumulative Explanatory Model</w:t>
+            <w:shd w:fill="D5E8F0" w:color="auto" w:val="clear"/>
+            <w:tcMar>
+              <w:top w:type="dxa" w:w="60"/>
+              <w:left w:type="dxa" w:w="120"/>
+              <w:bottom w:type="dxa" w:w="60"/>
+              <w:right w:type="dxa" w:w="120"/>
+            </w:tcMar>
+            <w:vAlign w:val="top"/>
+          </w:tcPr>
+          <w:p>
+            <w:pPr>
+              <w:spacing w:after="40" w:before="0"/>
+              <w:jc w:val="left"/>
+            </w:pPr>
+            <w:r>
+              <w:rPr>
+                <w:rFonts w:ascii="Arial" w:cs="Arial" w:eastAsia="Arial" w:hAnsi="Arial"/>
+                <w:b/>
+                <w:bCs/>
+                <w:i w:val="false"/>
+                <w:iCs w:val="false"/>
+                <w:color w:val="000000"/>
+                <w:sz w:val="18"/>
+                <w:szCs w:val="18"/>
+              </w:rPr>
+              <w:t xml:space="preserve">Model Building Phase</w:t>
             </w:r>
           </w:p>
           <w:p>
@@ -9930,7 +9930,7 @@
             <w:pPr>
               <w:spacing w:after="20" w:before="0"/>
             </w:pPr>
-            <w:hyperlink w:history="1" r:id="rIdy_nnllqio5q1kom7n_z5i">
+            <w:hyperlink w:history="1" r:id="rIdnu49or5hruyniuk6ld4_k">
               <w:r>
                 <w:rPr>
                   <w:rFonts w:ascii="Arial" w:cs="Arial" w:eastAsia="Arial" w:hAnsi="Arial"/>
@@ -9963,7 +9963,7 @@
               <w:spacing w:after="10" w:before="0"/>
               <w:ind w:left="120"/>
             </w:pPr>
-            <w:hyperlink w:history="1" r:id="rIdbi41zozu15o7pabs5mrpx">
+            <w:hyperlink w:history="1" r:id="rIdbjrhrzk_ws-ammhibndaa">
               <w:r>
                 <w:rPr>
                   <w:rFonts w:ascii="Arial" w:cs="Arial" w:eastAsia="Arial" w:hAnsi="Arial"/>
@@ -10008,7 +10008,7 @@
             <w:pPr>
               <w:spacing w:after="20" w:before="0"/>
             </w:pPr>
-            <w:hyperlink w:history="1" r:id="rId1q78ftaj177tsv1rzhzp0">
+            <w:hyperlink w:history="1" r:id="rIdk46qlvgwdp3sghapeddzm">
               <w:r>
                 <w:rPr>
                   <w:rFonts w:ascii="Arial" w:cs="Arial" w:eastAsia="Arial" w:hAnsi="Arial"/>
@@ -10041,7 +10041,7 @@
               <w:spacing w:after="10" w:before="0"/>
               <w:ind w:left="120"/>
             </w:pPr>
-            <w:hyperlink w:history="1" r:id="rIdusvec_5iwnpqzicwv9lno">
+            <w:hyperlink w:history="1" r:id="rId35qkd3dkrpo4kqokcnq1n">
               <w:r>
                 <w:rPr>
                   <w:rFonts w:ascii="Arial" w:cs="Arial" w:eastAsia="Arial" w:hAnsi="Arial"/>
@@ -11575,32 +11575,32 @@
         <w:tc>
           <w:tcPr>
             <w:tcW w:type="dxa" w:w="1520"/>
-            <w:shd w:fill="F2F2F2" w:color="auto" w:val="clear"/>
-            <w:tcMar>
-              <w:top w:type="dxa" w:w="60"/>
-              <w:left w:type="dxa" w:w="120"/>
-              <w:bottom w:type="dxa" w:w="60"/>
-              <w:right w:type="dxa" w:w="120"/>
-            </w:tcMar>
-            <w:vAlign w:val="top"/>
-          </w:tcPr>
-          <w:p>
-            <w:pPr>
-              <w:spacing w:after="40" w:before="0"/>
-              <w:jc w:val="left"/>
-            </w:pPr>
-            <w:r>
-              <w:rPr>
-                <w:rFonts w:ascii="Arial" w:cs="Arial" w:eastAsia="Arial" w:hAnsi="Arial"/>
-                <w:b/>
-                <w:bCs/>
-                <w:i w:val="false"/>
-                <w:iCs w:val="false"/>
-                <w:color w:val="000000"/>
-                <w:sz w:val="18"/>
-                <w:szCs w:val="18"/>
-              </w:rPr>
-              <w:t xml:space="preserve">PREDICT Phase (0–12 min)</w:t>
+            <w:shd w:fill="EAD1F5" w:color="auto" w:val="clear"/>
+            <w:tcMar>
+              <w:top w:type="dxa" w:w="60"/>
+              <w:left w:type="dxa" w:w="120"/>
+              <w:bottom w:type="dxa" w:w="60"/>
+              <w:right w:type="dxa" w:w="120"/>
+            </w:tcMar>
+            <w:vAlign w:val="top"/>
+          </w:tcPr>
+          <w:p>
+            <w:pPr>
+              <w:spacing w:after="40" w:before="0"/>
+              <w:jc w:val="left"/>
+            </w:pPr>
+            <w:r>
+              <w:rPr>
+                <w:rFonts w:ascii="Arial" w:cs="Arial" w:eastAsia="Arial" w:hAnsi="Arial"/>
+                <w:b/>
+                <w:bCs/>
+                <w:i w:val="false"/>
+                <w:iCs w:val="false"/>
+                <w:color w:val="000000"/>
+                <w:sz w:val="18"/>
+                <w:szCs w:val="18"/>
+              </w:rPr>
+              <w:t xml:space="preserve">Predict Phase</w:t>
             </w:r>
           </w:p>
           <w:p>
@@ -11623,7 +11623,7 @@
             <w:pPr>
               <w:spacing w:after="20" w:before="0"/>
             </w:pPr>
-            <w:hyperlink w:history="1" r:id="rId4yevfegrnthcsrnf7adco">
+            <w:hyperlink w:history="1" r:id="rIdj8mbuym5fmgtngkfx58pv">
               <w:r>
                 <w:rPr>
                   <w:rFonts w:ascii="Arial" w:cs="Arial" w:eastAsia="Arial" w:hAnsi="Arial"/>
@@ -11656,7 +11656,7 @@
               <w:spacing w:after="10" w:before="0"/>
               <w:ind w:left="120"/>
             </w:pPr>
-            <w:hyperlink w:history="1" r:id="rId_ukveo6pavm6ptd-b2gom">
+            <w:hyperlink w:history="1" r:id="rId171fsubs3_bcypovupu6n">
               <w:r>
                 <w:rPr>
                   <w:rFonts w:ascii="Arial" w:cs="Arial" w:eastAsia="Arial" w:hAnsi="Arial"/>
@@ -11701,7 +11701,7 @@
             <w:pPr>
               <w:spacing w:after="20" w:before="0"/>
             </w:pPr>
-            <w:hyperlink w:history="1" r:id="rIdollc0xn6gzzynwst4-ttx">
+            <w:hyperlink w:history="1" r:id="rId7tu_r8sb1tqzqgrgnefbw">
               <w:r>
                 <w:rPr>
                   <w:rFonts w:ascii="Arial" w:cs="Arial" w:eastAsia="Arial" w:hAnsi="Arial"/>
@@ -11734,7 +11734,7 @@
               <w:spacing w:after="10" w:before="0"/>
               <w:ind w:left="120"/>
             </w:pPr>
-            <w:hyperlink w:history="1" r:id="rIdi8lq_wmsvxdibx8w6xprd">
+            <w:hyperlink w:history="1" r:id="rIdvrjoquywzfjgoksniedmg">
               <w:r>
                 <w:rPr>
                   <w:rFonts w:ascii="Arial" w:cs="Arial" w:eastAsia="Arial" w:hAnsi="Arial"/>
@@ -11881,32 +11881,32 @@
         <w:tc>
           <w:tcPr>
             <w:tcW w:type="dxa" w:w="1520"/>
-            <w:shd w:fill="F2F2F2" w:color="auto" w:val="clear"/>
-            <w:tcMar>
-              <w:top w:type="dxa" w:w="60"/>
-              <w:left w:type="dxa" w:w="120"/>
-              <w:bottom w:type="dxa" w:w="60"/>
-              <w:right w:type="dxa" w:w="120"/>
-            </w:tcMar>
-            <w:vAlign w:val="top"/>
-          </w:tcPr>
-          <w:p>
-            <w:pPr>
-              <w:spacing w:after="40" w:before="0"/>
-              <w:jc w:val="left"/>
-            </w:pPr>
-            <w:r>
-              <w:rPr>
-                <w:rFonts w:ascii="Arial" w:cs="Arial" w:eastAsia="Arial" w:hAnsi="Arial"/>
-                <w:b/>
-                <w:bCs/>
-                <w:i w:val="false"/>
-                <w:iCs w:val="false"/>
-                <w:color w:val="000000"/>
-                <w:sz w:val="18"/>
-                <w:szCs w:val="18"/>
-              </w:rPr>
-              <w:t xml:space="preserve">OBSERVE Phase — Demonstration + Structured Investigation (12–45 min)</w:t>
+            <w:shd w:fill="D9EEF1" w:color="auto" w:val="clear"/>
+            <w:tcMar>
+              <w:top w:type="dxa" w:w="60"/>
+              <w:left w:type="dxa" w:w="120"/>
+              <w:bottom w:type="dxa" w:w="60"/>
+              <w:right w:type="dxa" w:w="120"/>
+            </w:tcMar>
+            <w:vAlign w:val="top"/>
+          </w:tcPr>
+          <w:p>
+            <w:pPr>
+              <w:spacing w:after="40" w:before="0"/>
+              <w:jc w:val="left"/>
+            </w:pPr>
+            <w:r>
+              <w:rPr>
+                <w:rFonts w:ascii="Arial" w:cs="Arial" w:eastAsia="Arial" w:hAnsi="Arial"/>
+                <w:b/>
+                <w:bCs/>
+                <w:i w:val="false"/>
+                <w:iCs w:val="false"/>
+                <w:color w:val="000000"/>
+                <w:sz w:val="18"/>
+                <w:szCs w:val="18"/>
+              </w:rPr>
+              <w:t xml:space="preserve">Observe Phase</w:t>
             </w:r>
           </w:p>
           <w:p>
@@ -11929,7 +11929,7 @@
             <w:pPr>
               <w:spacing w:after="20" w:before="0"/>
             </w:pPr>
-            <w:hyperlink w:history="1" r:id="rIdzbrz7nmvwli0zdthvox1k">
+            <w:hyperlink w:history="1" r:id="rIdchxmo7x2ime4ua72yuxtv">
               <w:r>
                 <w:rPr>
                   <w:rFonts w:ascii="Arial" w:cs="Arial" w:eastAsia="Arial" w:hAnsi="Arial"/>
@@ -11962,7 +11962,7 @@
               <w:spacing w:after="10" w:before="0"/>
               <w:ind w:left="120"/>
             </w:pPr>
-            <w:hyperlink w:history="1" r:id="rIdlv7yrm40g04hgaqeebpnp">
+            <w:hyperlink w:history="1" r:id="rIdxtimifz02yc73bkxxxbt4">
               <w:r>
                 <w:rPr>
                   <w:rFonts w:ascii="Arial" w:cs="Arial" w:eastAsia="Arial" w:hAnsi="Arial"/>
@@ -12007,7 +12007,7 @@
             <w:pPr>
               <w:spacing w:after="20" w:before="0"/>
             </w:pPr>
-            <w:hyperlink w:history="1" r:id="rId2rdkiumue2vsjzc9ib1ri">
+            <w:hyperlink w:history="1" r:id="rIdwvfgbkm0qmhoccwrxicra">
               <w:r>
                 <w:rPr>
                   <w:rFonts w:ascii="Arial" w:cs="Arial" w:eastAsia="Arial" w:hAnsi="Arial"/>
@@ -12040,7 +12040,7 @@
               <w:spacing w:after="10" w:before="0"/>
               <w:ind w:left="120"/>
             </w:pPr>
-            <w:hyperlink w:history="1" r:id="rIdvtzfb5p_oii-wcitqysg4">
+            <w:hyperlink w:history="1" r:id="rIdemlkgapqb5d4mneylj5s2">
               <w:r>
                 <w:rPr>
                   <w:rFonts w:ascii="Arial" w:cs="Arial" w:eastAsia="Arial" w:hAnsi="Arial"/>
@@ -12187,32 +12187,32 @@
         <w:tc>
           <w:tcPr>
             <w:tcW w:type="dxa" w:w="1520"/>
-            <w:shd w:fill="F2F2F2" w:color="auto" w:val="clear"/>
-            <w:tcMar>
-              <w:top w:type="dxa" w:w="60"/>
-              <w:left w:type="dxa" w:w="120"/>
-              <w:bottom w:type="dxa" w:w="60"/>
-              <w:right w:type="dxa" w:w="120"/>
-            </w:tcMar>
-            <w:vAlign w:val="top"/>
-          </w:tcPr>
-          <w:p>
-            <w:pPr>
-              <w:spacing w:after="40" w:before="0"/>
-              <w:jc w:val="left"/>
-            </w:pPr>
-            <w:r>
-              <w:rPr>
-                <w:rFonts w:ascii="Arial" w:cs="Arial" w:eastAsia="Arial" w:hAnsi="Arial"/>
-                <w:b/>
-                <w:bCs/>
-                <w:i w:val="false"/>
-                <w:iCs w:val="false"/>
-                <w:color w:val="000000"/>
-                <w:sz w:val="18"/>
-                <w:szCs w:val="18"/>
-              </w:rPr>
-              <w:t xml:space="preserve">EXPLAIN Phase — Sensemaking and Concept Formalisation (45–62 min)</w:t>
+            <w:shd w:fill="E2EFDA" w:color="auto" w:val="clear"/>
+            <w:tcMar>
+              <w:top w:type="dxa" w:w="60"/>
+              <w:left w:type="dxa" w:w="120"/>
+              <w:bottom w:type="dxa" w:w="60"/>
+              <w:right w:type="dxa" w:w="120"/>
+            </w:tcMar>
+            <w:vAlign w:val="top"/>
+          </w:tcPr>
+          <w:p>
+            <w:pPr>
+              <w:spacing w:after="40" w:before="0"/>
+              <w:jc w:val="left"/>
+            </w:pPr>
+            <w:r>
+              <w:rPr>
+                <w:rFonts w:ascii="Arial" w:cs="Arial" w:eastAsia="Arial" w:hAnsi="Arial"/>
+                <w:b/>
+                <w:bCs/>
+                <w:i w:val="false"/>
+                <w:iCs w:val="false"/>
+                <w:color w:val="000000"/>
+                <w:sz w:val="18"/>
+                <w:szCs w:val="18"/>
+              </w:rPr>
+              <w:t xml:space="preserve">Explain Phase</w:t>
             </w:r>
           </w:p>
           <w:p>
@@ -12235,7 +12235,7 @@
             <w:pPr>
               <w:spacing w:after="20" w:before="0"/>
             </w:pPr>
-            <w:hyperlink w:history="1" r:id="rIdwlurihz6ymbb2sgrjumb5">
+            <w:hyperlink w:history="1" r:id="rIdhm83qpkqsqnp3pivli7hi">
               <w:r>
                 <w:rPr>
                   <w:rFonts w:ascii="Arial" w:cs="Arial" w:eastAsia="Arial" w:hAnsi="Arial"/>
@@ -12268,7 +12268,7 @@
               <w:spacing w:after="10" w:before="0"/>
               <w:ind w:left="120"/>
             </w:pPr>
-            <w:hyperlink w:history="1" r:id="rIdfnuoyn-slvhpdyqvdiyb4">
+            <w:hyperlink w:history="1" r:id="rId4hmmjk3r7kpnkzqfzslkx">
               <w:r>
                 <w:rPr>
                   <w:rFonts w:ascii="Arial" w:cs="Arial" w:eastAsia="Arial" w:hAnsi="Arial"/>
@@ -12313,7 +12313,7 @@
             <w:pPr>
               <w:spacing w:after="20" w:before="0"/>
             </w:pPr>
-            <w:hyperlink w:history="1" r:id="rIdt1naf9qc7mllhgtcubohz">
+            <w:hyperlink w:history="1" r:id="rIdbnsu-9smjpwf6m6wyem6n">
               <w:r>
                 <w:rPr>
                   <w:rFonts w:ascii="Arial" w:cs="Arial" w:eastAsia="Arial" w:hAnsi="Arial"/>
@@ -12346,7 +12346,7 @@
               <w:spacing w:after="10" w:before="0"/>
               <w:ind w:left="120"/>
             </w:pPr>
-            <w:hyperlink w:history="1" r:id="rIdfq--nph7am4ycwrqwig31">
+            <w:hyperlink w:history="1" r:id="rId7ijrzpxkh50og9ouxfqy-">
               <w:r>
                 <w:rPr>
                   <w:rFonts w:ascii="Arial" w:cs="Arial" w:eastAsia="Arial" w:hAnsi="Arial"/>
@@ -12493,32 +12493,32 @@
         <w:tc>
           <w:tcPr>
             <w:tcW w:type="dxa" w:w="1520"/>
-            <w:shd w:fill="F2F2F2" w:color="auto" w:val="clear"/>
-            <w:tcMar>
-              <w:top w:type="dxa" w:w="60"/>
-              <w:left w:type="dxa" w:w="120"/>
-              <w:bottom w:type="dxa" w:w="60"/>
-              <w:right w:type="dxa" w:w="120"/>
-            </w:tcMar>
-            <w:vAlign w:val="top"/>
-          </w:tcPr>
-          <w:p>
-            <w:pPr>
-              <w:spacing w:after="40" w:before="0"/>
-              <w:jc w:val="left"/>
-            </w:pPr>
-            <w:r>
-              <w:rPr>
-                <w:rFonts w:ascii="Arial" w:cs="Arial" w:eastAsia="Arial" w:hAnsi="Arial"/>
-                <w:b/>
-                <w:bCs/>
-                <w:i w:val="false"/>
-                <w:iCs w:val="false"/>
-                <w:color w:val="000000"/>
-                <w:sz w:val="18"/>
-                <w:szCs w:val="18"/>
-              </w:rPr>
-              <w:t xml:space="preserve">Driving Question Board (DQB) Update (62–72 min)</w:t>
+            <w:shd w:fill="FCE4D6" w:color="auto" w:val="clear"/>
+            <w:tcMar>
+              <w:top w:type="dxa" w:w="60"/>
+              <w:left w:type="dxa" w:w="120"/>
+              <w:bottom w:type="dxa" w:w="60"/>
+              <w:right w:type="dxa" w:w="120"/>
+            </w:tcMar>
+            <w:vAlign w:val="top"/>
+          </w:tcPr>
+          <w:p>
+            <w:pPr>
+              <w:spacing w:after="40" w:before="0"/>
+              <w:jc w:val="left"/>
+            </w:pPr>
+            <w:r>
+              <w:rPr>
+                <w:rFonts w:ascii="Arial" w:cs="Arial" w:eastAsia="Arial" w:hAnsi="Arial"/>
+                <w:b/>
+                <w:bCs/>
+                <w:i w:val="false"/>
+                <w:iCs w:val="false"/>
+                <w:color w:val="000000"/>
+                <w:sz w:val="18"/>
+                <w:szCs w:val="18"/>
+              </w:rPr>
+              <w:t xml:space="preserve">Driving Question Board (DQB) Creation</w:t>
             </w:r>
           </w:p>
           <w:p>
@@ -12541,7 +12541,7 @@
             <w:pPr>
               <w:spacing w:after="20" w:before="0"/>
             </w:pPr>
-            <w:hyperlink w:history="1" r:id="rIdfsri3uzu78wyydfmgrh9d">
+            <w:hyperlink w:history="1" r:id="rIday-0mfoifdtpw_gszk2iq">
               <w:r>
                 <w:rPr>
                   <w:rFonts w:ascii="Arial" w:cs="Arial" w:eastAsia="Arial" w:hAnsi="Arial"/>
@@ -12574,7 +12574,7 @@
               <w:spacing w:after="10" w:before="0"/>
               <w:ind w:left="120"/>
             </w:pPr>
-            <w:hyperlink w:history="1" r:id="rIdcqdzxhd_sawosug3wnr9t">
+            <w:hyperlink w:history="1" r:id="rIdi4p3vtptinjugapw8ik9n">
               <w:r>
                 <w:rPr>
                   <w:rFonts w:ascii="Arial" w:cs="Arial" w:eastAsia="Arial" w:hAnsi="Arial"/>
@@ -12619,7 +12619,7 @@
             <w:pPr>
               <w:spacing w:after="20" w:before="0"/>
             </w:pPr>
-            <w:hyperlink w:history="1" r:id="rIdioz1jgidxdwvrgmhu_ebe">
+            <w:hyperlink w:history="1" r:id="rIdhviqa4j2cd2rdfu2ur71u">
               <w:r>
                 <w:rPr>
                   <w:rFonts w:ascii="Arial" w:cs="Arial" w:eastAsia="Arial" w:hAnsi="Arial"/>
@@ -12652,7 +12652,7 @@
               <w:spacing w:after="10" w:before="0"/>
               <w:ind w:left="120"/>
             </w:pPr>
-            <w:hyperlink w:history="1" r:id="rId7s6qxb-ll7fab2vcf8pdt">
+            <w:hyperlink w:history="1" r:id="rIddpsnjggqumhpswrhymmtf">
               <w:r>
                 <w:rPr>
                   <w:rFonts w:ascii="Arial" w:cs="Arial" w:eastAsia="Arial" w:hAnsi="Arial"/>
@@ -12799,32 +12799,32 @@
         <w:tc>
           <w:tcPr>
             <w:tcW w:type="dxa" w:w="1520"/>
-            <w:shd w:fill="F2F2F2" w:color="auto" w:val="clear"/>
-            <w:tcMar>
-              <w:top w:type="dxa" w:w="60"/>
-              <w:left w:type="dxa" w:w="120"/>
-              <w:bottom w:type="dxa" w:w="60"/>
-              <w:right w:type="dxa" w:w="120"/>
-            </w:tcMar>
-            <w:vAlign w:val="top"/>
-          </w:tcPr>
-          <w:p>
-            <w:pPr>
-              <w:spacing w:after="40" w:before="0"/>
-              <w:jc w:val="left"/>
-            </w:pPr>
-            <w:r>
-              <w:rPr>
-                <w:rFonts w:ascii="Arial" w:cs="Arial" w:eastAsia="Arial" w:hAnsi="Arial"/>
-                <w:b/>
-                <w:bCs/>
-                <w:i w:val="false"/>
-                <w:iCs w:val="false"/>
-                <w:color w:val="000000"/>
-                <w:sz w:val="18"/>
-                <w:szCs w:val="18"/>
-              </w:rPr>
-              <w:t xml:space="preserve">Model Building Phase (72–80 min)</w:t>
+            <w:shd w:fill="D5E8F0" w:color="auto" w:val="clear"/>
+            <w:tcMar>
+              <w:top w:type="dxa" w:w="60"/>
+              <w:left w:type="dxa" w:w="120"/>
+              <w:bottom w:type="dxa" w:w="60"/>
+              <w:right w:type="dxa" w:w="120"/>
+            </w:tcMar>
+            <w:vAlign w:val="top"/>
+          </w:tcPr>
+          <w:p>
+            <w:pPr>
+              <w:spacing w:after="40" w:before="0"/>
+              <w:jc w:val="left"/>
+            </w:pPr>
+            <w:r>
+              <w:rPr>
+                <w:rFonts w:ascii="Arial" w:cs="Arial" w:eastAsia="Arial" w:hAnsi="Arial"/>
+                <w:b/>
+                <w:bCs/>
+                <w:i w:val="false"/>
+                <w:iCs w:val="false"/>
+                <w:color w:val="000000"/>
+                <w:sz w:val="18"/>
+                <w:szCs w:val="18"/>
+              </w:rPr>
+              <w:t xml:space="preserve">Model Building Phase</w:t>
             </w:r>
           </w:p>
           <w:p>
@@ -12847,7 +12847,7 @@
             <w:pPr>
               <w:spacing w:after="20" w:before="0"/>
             </w:pPr>
-            <w:hyperlink w:history="1" r:id="rIdyvqkkcb78ktibh-_2cr0j">
+            <w:hyperlink w:history="1" r:id="rId8n9l-iivqz_1-ftd1odbh">
               <w:r>
                 <w:rPr>
                   <w:rFonts w:ascii="Arial" w:cs="Arial" w:eastAsia="Arial" w:hAnsi="Arial"/>
@@ -12880,7 +12880,7 @@
               <w:spacing w:after="10" w:before="0"/>
               <w:ind w:left="120"/>
             </w:pPr>
-            <w:hyperlink w:history="1" r:id="rId7__l3ah45zco1ew9jfi5q">
+            <w:hyperlink w:history="1" r:id="rIdyyo_pzmp673c0u9opcrrr">
               <w:r>
                 <w:rPr>
                   <w:rFonts w:ascii="Arial" w:cs="Arial" w:eastAsia="Arial" w:hAnsi="Arial"/>
@@ -12925,7 +12925,7 @@
             <w:pPr>
               <w:spacing w:after="20" w:before="0"/>
             </w:pPr>
-            <w:hyperlink w:history="1" r:id="rIdgiwmpyu9xqkg0rkh4_kym">
+            <w:hyperlink w:history="1" r:id="rIdfusumy5jgyyq_sgfjvql3">
               <w:r>
                 <w:rPr>
                   <w:rFonts w:ascii="Arial" w:cs="Arial" w:eastAsia="Arial" w:hAnsi="Arial"/>
@@ -12958,7 +12958,7 @@
               <w:spacing w:after="10" w:before="0"/>
               <w:ind w:left="120"/>
             </w:pPr>
-            <w:hyperlink w:history="1" r:id="rIdzlf9xkywzkgf2ku5woygz">
+            <w:hyperlink w:history="1" r:id="rIdgoqpnrcjwy_imvh0iyuwi">
               <w:r>
                 <w:rPr>
                   <w:rFonts w:ascii="Arial" w:cs="Arial" w:eastAsia="Arial" w:hAnsi="Arial"/>
@@ -14397,32 +14397,32 @@
         <w:tc>
           <w:tcPr>
             <w:tcW w:type="dxa" w:w="1520"/>
-            <w:shd w:fill="F2F2F2" w:color="auto" w:val="clear"/>
-            <w:tcMar>
-              <w:top w:type="dxa" w:w="60"/>
-              <w:left w:type="dxa" w:w="120"/>
-              <w:bottom w:type="dxa" w:w="60"/>
-              <w:right w:type="dxa" w:w="120"/>
-            </w:tcMar>
-            <w:vAlign w:val="top"/>
-          </w:tcPr>
-          <w:p>
-            <w:pPr>
-              <w:spacing w:after="40" w:before="0"/>
-              <w:jc w:val="left"/>
-            </w:pPr>
-            <w:r>
-              <w:rPr>
-                <w:rFonts w:ascii="Arial" w:cs="Arial" w:eastAsia="Arial" w:hAnsi="Arial"/>
-                <w:b/>
-                <w:bCs/>
-                <w:i w:val="false"/>
-                <w:iCs w:val="false"/>
-                <w:color w:val="000000"/>
-                <w:sz w:val="18"/>
-                <w:szCs w:val="18"/>
-              </w:rPr>
-              <w:t xml:space="preserve">1 — PREDICT</w:t>
+            <w:shd w:fill="EAD1F5" w:color="auto" w:val="clear"/>
+            <w:tcMar>
+              <w:top w:type="dxa" w:w="60"/>
+              <w:left w:type="dxa" w:w="120"/>
+              <w:bottom w:type="dxa" w:w="60"/>
+              <w:right w:type="dxa" w:w="120"/>
+            </w:tcMar>
+            <w:vAlign w:val="top"/>
+          </w:tcPr>
+          <w:p>
+            <w:pPr>
+              <w:spacing w:after="40" w:before="0"/>
+              <w:jc w:val="left"/>
+            </w:pPr>
+            <w:r>
+              <w:rPr>
+                <w:rFonts w:ascii="Arial" w:cs="Arial" w:eastAsia="Arial" w:hAnsi="Arial"/>
+                <w:b/>
+                <w:bCs/>
+                <w:i w:val="false"/>
+                <w:iCs w:val="false"/>
+                <w:color w:val="000000"/>
+                <w:sz w:val="18"/>
+                <w:szCs w:val="18"/>
+              </w:rPr>
+              <w:t xml:space="preserve">Predict Phase</w:t>
             </w:r>
           </w:p>
           <w:p>
@@ -14445,7 +14445,7 @@
             <w:pPr>
               <w:spacing w:after="20" w:before="0"/>
             </w:pPr>
-            <w:hyperlink w:history="1" r:id="rIdp-kkvaryoiga61ag5whya">
+            <w:hyperlink w:history="1" r:id="rIdowixpo4brg2tauvw8mlaq">
               <w:r>
                 <w:rPr>
                   <w:rFonts w:ascii="Arial" w:cs="Arial" w:eastAsia="Arial" w:hAnsi="Arial"/>
@@ -14478,7 +14478,7 @@
               <w:spacing w:after="10" w:before="0"/>
               <w:ind w:left="120"/>
             </w:pPr>
-            <w:hyperlink w:history="1" r:id="rIdkxf7sf_llkfmo4lqppiph">
+            <w:hyperlink w:history="1" r:id="rIdexfd1mqn1rlncrxi7z2wn">
               <w:r>
                 <w:rPr>
                   <w:rFonts w:ascii="Arial" w:cs="Arial" w:eastAsia="Arial" w:hAnsi="Arial"/>
@@ -14523,7 +14523,7 @@
             <w:pPr>
               <w:spacing w:after="20" w:before="0"/>
             </w:pPr>
-            <w:hyperlink w:history="1" r:id="rIdofecmwlfj1cw9udvfqqyg">
+            <w:hyperlink w:history="1" r:id="rIdkbgqzorsyitarykizhtsb">
               <w:r>
                 <w:rPr>
                   <w:rFonts w:ascii="Arial" w:cs="Arial" w:eastAsia="Arial" w:hAnsi="Arial"/>
@@ -14556,7 +14556,7 @@
               <w:spacing w:after="10" w:before="0"/>
               <w:ind w:left="120"/>
             </w:pPr>
-            <w:hyperlink w:history="1" r:id="rIdq0ga8xvhmpbbemwc7cayi">
+            <w:hyperlink w:history="1" r:id="rIda7k-qdrbpi4zxzdrds4bj">
               <w:r>
                 <w:rPr>
                   <w:rFonts w:ascii="Arial" w:cs="Arial" w:eastAsia="Arial" w:hAnsi="Arial"/>
@@ -14703,32 +14703,32 @@
         <w:tc>
           <w:tcPr>
             <w:tcW w:type="dxa" w:w="1520"/>
-            <w:shd w:fill="F2F2F2" w:color="auto" w:val="clear"/>
-            <w:tcMar>
-              <w:top w:type="dxa" w:w="60"/>
-              <w:left w:type="dxa" w:w="120"/>
-              <w:bottom w:type="dxa" w:w="60"/>
-              <w:right w:type="dxa" w:w="120"/>
-            </w:tcMar>
-            <w:vAlign w:val="top"/>
-          </w:tcPr>
-          <w:p>
-            <w:pPr>
-              <w:spacing w:after="40" w:before="0"/>
-              <w:jc w:val="left"/>
-            </w:pPr>
-            <w:r>
-              <w:rPr>
-                <w:rFonts w:ascii="Arial" w:cs="Arial" w:eastAsia="Arial" w:hAnsi="Arial"/>
-                <w:b/>
-                <w:bCs/>
-                <w:i w:val="false"/>
-                <w:iCs w:val="false"/>
-                <w:color w:val="000000"/>
-                <w:sz w:val="18"/>
-                <w:szCs w:val="18"/>
-              </w:rPr>
-              <w:t xml:space="preserve">2 — OBSERVE (Structured Problem-Solving Evidence Gathering)</w:t>
+            <w:shd w:fill="D9EEF1" w:color="auto" w:val="clear"/>
+            <w:tcMar>
+              <w:top w:type="dxa" w:w="60"/>
+              <w:left w:type="dxa" w:w="120"/>
+              <w:bottom w:type="dxa" w:w="60"/>
+              <w:right w:type="dxa" w:w="120"/>
+            </w:tcMar>
+            <w:vAlign w:val="top"/>
+          </w:tcPr>
+          <w:p>
+            <w:pPr>
+              <w:spacing w:after="40" w:before="0"/>
+              <w:jc w:val="left"/>
+            </w:pPr>
+            <w:r>
+              <w:rPr>
+                <w:rFonts w:ascii="Arial" w:cs="Arial" w:eastAsia="Arial" w:hAnsi="Arial"/>
+                <w:b/>
+                <w:bCs/>
+                <w:i w:val="false"/>
+                <w:iCs w:val="false"/>
+                <w:color w:val="000000"/>
+                <w:sz w:val="18"/>
+                <w:szCs w:val="18"/>
+              </w:rPr>
+              <w:t xml:space="preserve">Observe Phase</w:t>
             </w:r>
           </w:p>
           <w:p>
@@ -14751,7 +14751,7 @@
             <w:pPr>
               <w:spacing w:after="20" w:before="0"/>
             </w:pPr>
-            <w:hyperlink w:history="1" r:id="rIdxvzw3wqwma3ombrmjymbz">
+            <w:hyperlink w:history="1" r:id="rIdk2yu1bsvrfpfk2zstbxui">
               <w:r>
                 <w:rPr>
                   <w:rFonts w:ascii="Arial" w:cs="Arial" w:eastAsia="Arial" w:hAnsi="Arial"/>
@@ -14784,7 +14784,7 @@
               <w:spacing w:after="10" w:before="0"/>
               <w:ind w:left="120"/>
             </w:pPr>
-            <w:hyperlink w:history="1" r:id="rIdeu0qkz0hpzwhenqchtc-l">
+            <w:hyperlink w:history="1" r:id="rIdbdcj6y9kyvfzfzdamrsi_">
               <w:r>
                 <w:rPr>
                   <w:rFonts w:ascii="Arial" w:cs="Arial" w:eastAsia="Arial" w:hAnsi="Arial"/>
@@ -14829,7 +14829,7 @@
             <w:pPr>
               <w:spacing w:after="20" w:before="0"/>
             </w:pPr>
-            <w:hyperlink w:history="1" r:id="rIdxrdht-5dswyv2u-eopipc">
+            <w:hyperlink w:history="1" r:id="rIdhnbnoykclvs6cryxc1h9e">
               <w:r>
                 <w:rPr>
                   <w:rFonts w:ascii="Arial" w:cs="Arial" w:eastAsia="Arial" w:hAnsi="Arial"/>
@@ -14862,7 +14862,7 @@
               <w:spacing w:after="10" w:before="0"/>
               <w:ind w:left="120"/>
             </w:pPr>
-            <w:hyperlink w:history="1" r:id="rId4haw8mw9k1wrhu90rult_">
+            <w:hyperlink w:history="1" r:id="rIdnnpxopxcezojniylkuxh3">
               <w:r>
                 <w:rPr>
                   <w:rFonts w:ascii="Arial" w:cs="Arial" w:eastAsia="Arial" w:hAnsi="Arial"/>
@@ -15009,32 +15009,32 @@
         <w:tc>
           <w:tcPr>
             <w:tcW w:type="dxa" w:w="1520"/>
-            <w:shd w:fill="F2F2F2" w:color="auto" w:val="clear"/>
-            <w:tcMar>
-              <w:top w:type="dxa" w:w="60"/>
-              <w:left w:type="dxa" w:w="120"/>
-              <w:bottom w:type="dxa" w:w="60"/>
-              <w:right w:type="dxa" w:w="120"/>
-            </w:tcMar>
-            <w:vAlign w:val="top"/>
-          </w:tcPr>
-          <w:p>
-            <w:pPr>
-              <w:spacing w:after="40" w:before="0"/>
-              <w:jc w:val="left"/>
-            </w:pPr>
-            <w:r>
-              <w:rPr>
-                <w:rFonts w:ascii="Arial" w:cs="Arial" w:eastAsia="Arial" w:hAnsi="Arial"/>
-                <w:b/>
-                <w:bCs/>
-                <w:i w:val="false"/>
-                <w:iCs w:val="false"/>
-                <w:color w:val="000000"/>
-                <w:sz w:val="18"/>
-                <w:szCs w:val="18"/>
-              </w:rPr>
-              <w:t xml:space="preserve">3 — EXPLAIN (Misconception Targeting and Sensemaking Discussion)</w:t>
+            <w:shd w:fill="E2EFDA" w:color="auto" w:val="clear"/>
+            <w:tcMar>
+              <w:top w:type="dxa" w:w="60"/>
+              <w:left w:type="dxa" w:w="120"/>
+              <w:bottom w:type="dxa" w:w="60"/>
+              <w:right w:type="dxa" w:w="120"/>
+            </w:tcMar>
+            <w:vAlign w:val="top"/>
+          </w:tcPr>
+          <w:p>
+            <w:pPr>
+              <w:spacing w:after="40" w:before="0"/>
+              <w:jc w:val="left"/>
+            </w:pPr>
+            <w:r>
+              <w:rPr>
+                <w:rFonts w:ascii="Arial" w:cs="Arial" w:eastAsia="Arial" w:hAnsi="Arial"/>
+                <w:b/>
+                <w:bCs/>
+                <w:i w:val="false"/>
+                <w:iCs w:val="false"/>
+                <w:color w:val="000000"/>
+                <w:sz w:val="18"/>
+                <w:szCs w:val="18"/>
+              </w:rPr>
+              <w:t xml:space="preserve">Explain Phase</w:t>
             </w:r>
           </w:p>
           <w:p>
@@ -15057,7 +15057,7 @@
             <w:pPr>
               <w:spacing w:after="20" w:before="0"/>
             </w:pPr>
-            <w:hyperlink w:history="1" r:id="rIdo0ay7xqpoxb495tfypuno">
+            <w:hyperlink w:history="1" r:id="rIdgtohgdg2ov2qnr61ukepp">
               <w:r>
                 <w:rPr>
                   <w:rFonts w:ascii="Arial" w:cs="Arial" w:eastAsia="Arial" w:hAnsi="Arial"/>
@@ -15090,7 +15090,7 @@
               <w:spacing w:after="10" w:before="0"/>
               <w:ind w:left="120"/>
             </w:pPr>
-            <w:hyperlink w:history="1" r:id="rIdjm0pu_5utp5ddoljzzl-o">
+            <w:hyperlink w:history="1" r:id="rIdalrbvynvnar3tavr0vssi">
               <w:r>
                 <w:rPr>
                   <w:rFonts w:ascii="Arial" w:cs="Arial" w:eastAsia="Arial" w:hAnsi="Arial"/>
@@ -15135,7 +15135,7 @@
             <w:pPr>
               <w:spacing w:after="20" w:before="0"/>
             </w:pPr>
-            <w:hyperlink w:history="1" r:id="rId56qjcmpo9tgetdphh9ers">
+            <w:hyperlink w:history="1" r:id="rId20qjapbhebb20kehrlqon">
               <w:r>
                 <w:rPr>
                   <w:rFonts w:ascii="Arial" w:cs="Arial" w:eastAsia="Arial" w:hAnsi="Arial"/>
@@ -15168,7 +15168,7 @@
               <w:spacing w:after="10" w:before="0"/>
               <w:ind w:left="120"/>
             </w:pPr>
-            <w:hyperlink w:history="1" r:id="rIdy1vkfatulcreue9wmgrbg">
+            <w:hyperlink w:history="1" r:id="rIdxdejnv-zlow9x7pzmc330">
               <w:r>
                 <w:rPr>
                   <w:rFonts w:ascii="Arial" w:cs="Arial" w:eastAsia="Arial" w:hAnsi="Arial"/>
@@ -15315,32 +15315,32 @@
         <w:tc>
           <w:tcPr>
             <w:tcW w:type="dxa" w:w="1520"/>
-            <w:shd w:fill="F2F2F2" w:color="auto" w:val="clear"/>
-            <w:tcMar>
-              <w:top w:type="dxa" w:w="60"/>
-              <w:left w:type="dxa" w:w="120"/>
-              <w:bottom w:type="dxa" w:w="60"/>
-              <w:right w:type="dxa" w:w="120"/>
-            </w:tcMar>
-            <w:vAlign w:val="top"/>
-          </w:tcPr>
-          <w:p>
-            <w:pPr>
-              <w:spacing w:after="40" w:before="0"/>
-              <w:jc w:val="left"/>
-            </w:pPr>
-            <w:r>
-              <w:rPr>
-                <w:rFonts w:ascii="Arial" w:cs="Arial" w:eastAsia="Arial" w:hAnsi="Arial"/>
-                <w:b/>
-                <w:bCs/>
-                <w:i w:val="false"/>
-                <w:iCs w:val="false"/>
-                <w:color w:val="000000"/>
-                <w:sz w:val="18"/>
-                <w:szCs w:val="18"/>
-              </w:rPr>
-              <w:t xml:space="preserve">4 — DRIVING QUESTION BOARD (DQB) Update</w:t>
+            <w:shd w:fill="FCE4D6" w:color="auto" w:val="clear"/>
+            <w:tcMar>
+              <w:top w:type="dxa" w:w="60"/>
+              <w:left w:type="dxa" w:w="120"/>
+              <w:bottom w:type="dxa" w:w="60"/>
+              <w:right w:type="dxa" w:w="120"/>
+            </w:tcMar>
+            <w:vAlign w:val="top"/>
+          </w:tcPr>
+          <w:p>
+            <w:pPr>
+              <w:spacing w:after="40" w:before="0"/>
+              <w:jc w:val="left"/>
+            </w:pPr>
+            <w:r>
+              <w:rPr>
+                <w:rFonts w:ascii="Arial" w:cs="Arial" w:eastAsia="Arial" w:hAnsi="Arial"/>
+                <w:b/>
+                <w:bCs/>
+                <w:i w:val="false"/>
+                <w:iCs w:val="false"/>
+                <w:color w:val="000000"/>
+                <w:sz w:val="18"/>
+                <w:szCs w:val="18"/>
+              </w:rPr>
+              <w:t xml:space="preserve">Driving Question Board (DQB) Creation</w:t>
             </w:r>
           </w:p>
           <w:p>
@@ -15363,7 +15363,7 @@
             <w:pPr>
               <w:spacing w:after="20" w:before="0"/>
             </w:pPr>
-            <w:hyperlink w:history="1" r:id="rId0mbnhxbd4ic8dpjgpyt2h">
+            <w:hyperlink w:history="1" r:id="rIdj6-or1rsjgxhkd2nvue6j">
               <w:r>
                 <w:rPr>
                   <w:rFonts w:ascii="Arial" w:cs="Arial" w:eastAsia="Arial" w:hAnsi="Arial"/>
@@ -15396,7 +15396,7 @@
               <w:spacing w:after="10" w:before="0"/>
               <w:ind w:left="120"/>
             </w:pPr>
-            <w:hyperlink w:history="1" r:id="rIdganpzygnwpzfpih1g-vtk">
+            <w:hyperlink w:history="1" r:id="rIdwfwdirfkyyxryl3rujjph">
               <w:r>
                 <w:rPr>
                   <w:rFonts w:ascii="Arial" w:cs="Arial" w:eastAsia="Arial" w:hAnsi="Arial"/>
@@ -15441,7 +15441,7 @@
             <w:pPr>
               <w:spacing w:after="20" w:before="0"/>
             </w:pPr>
-            <w:hyperlink w:history="1" r:id="rIdfbaodynxosy94jtjlg2bo">
+            <w:hyperlink w:history="1" r:id="rIdapjdcg0pk6hhniju4_0xg">
               <w:r>
                 <w:rPr>
                   <w:rFonts w:ascii="Arial" w:cs="Arial" w:eastAsia="Arial" w:hAnsi="Arial"/>
@@ -15474,7 +15474,7 @@
               <w:spacing w:after="10" w:before="0"/>
               <w:ind w:left="120"/>
             </w:pPr>
-            <w:hyperlink w:history="1" r:id="rIdkt5ird7wr9dsa3lntvkgk">
+            <w:hyperlink w:history="1" r:id="rIdxls8p9ttg8ho2bfiqol8o">
               <w:r>
                 <w:rPr>
                   <w:rFonts w:ascii="Arial" w:cs="Arial" w:eastAsia="Arial" w:hAnsi="Arial"/>
@@ -15621,32 +15621,32 @@
         <w:tc>
           <w:tcPr>
             <w:tcW w:type="dxa" w:w="1520"/>
-            <w:shd w:fill="F2F2F2" w:color="auto" w:val="clear"/>
-            <w:tcMar>
-              <w:top w:type="dxa" w:w="60"/>
-              <w:left w:type="dxa" w:w="120"/>
-              <w:bottom w:type="dxa" w:w="60"/>
-              <w:right w:type="dxa" w:w="120"/>
-            </w:tcMar>
-            <w:vAlign w:val="top"/>
-          </w:tcPr>
-          <w:p>
-            <w:pPr>
-              <w:spacing w:after="40" w:before="0"/>
-              <w:jc w:val="left"/>
-            </w:pPr>
-            <w:r>
-              <w:rPr>
-                <w:rFonts w:ascii="Arial" w:cs="Arial" w:eastAsia="Arial" w:hAnsi="Arial"/>
-                <w:b/>
-                <w:bCs/>
-                <w:i w:val="false"/>
-                <w:iCs w:val="false"/>
-                <w:color w:val="000000"/>
-                <w:sz w:val="18"/>
-                <w:szCs w:val="18"/>
-              </w:rPr>
-              <w:t xml:space="preserve">5 — MODEL BUILDING (Personal Explanatory Model Revision)</w:t>
+            <w:shd w:fill="D5E8F0" w:color="auto" w:val="clear"/>
+            <w:tcMar>
+              <w:top w:type="dxa" w:w="60"/>
+              <w:left w:type="dxa" w:w="120"/>
+              <w:bottom w:type="dxa" w:w="60"/>
+              <w:right w:type="dxa" w:w="120"/>
+            </w:tcMar>
+            <w:vAlign w:val="top"/>
+          </w:tcPr>
+          <w:p>
+            <w:pPr>
+              <w:spacing w:after="40" w:before="0"/>
+              <w:jc w:val="left"/>
+            </w:pPr>
+            <w:r>
+              <w:rPr>
+                <w:rFonts w:ascii="Arial" w:cs="Arial" w:eastAsia="Arial" w:hAnsi="Arial"/>
+                <w:b/>
+                <w:bCs/>
+                <w:i w:val="false"/>
+                <w:iCs w:val="false"/>
+                <w:color w:val="000000"/>
+                <w:sz w:val="18"/>
+                <w:szCs w:val="18"/>
+              </w:rPr>
+              <w:t xml:space="preserve">Model Building Phase</w:t>
             </w:r>
           </w:p>
           <w:p>
@@ -15669,7 +15669,7 @@
             <w:pPr>
               <w:spacing w:after="20" w:before="0"/>
             </w:pPr>
-            <w:hyperlink w:history="1" r:id="rIdjkp91igdsi6u-llr0f9aj">
+            <w:hyperlink w:history="1" r:id="rId9zx-jt6soh6h6cgqgr9_g">
               <w:r>
                 <w:rPr>
                   <w:rFonts w:ascii="Arial" w:cs="Arial" w:eastAsia="Arial" w:hAnsi="Arial"/>
@@ -15702,7 +15702,7 @@
               <w:spacing w:after="10" w:before="0"/>
               <w:ind w:left="120"/>
             </w:pPr>
-            <w:hyperlink w:history="1" r:id="rId6pwwky_34hwsltdcjt3tp">
+            <w:hyperlink w:history="1" r:id="rIdb1jisysracohsjvwiwlj3">
               <w:r>
                 <w:rPr>
                   <w:rFonts w:ascii="Arial" w:cs="Arial" w:eastAsia="Arial" w:hAnsi="Arial"/>
@@ -15747,7 +15747,7 @@
             <w:pPr>
               <w:spacing w:after="20" w:before="0"/>
             </w:pPr>
-            <w:hyperlink w:history="1" r:id="rIdmbjy5k_6zucsxjw2jq9-4">
+            <w:hyperlink w:history="1" r:id="rIdfvp5nhxapvvx5ycyr-752">
               <w:r>
                 <w:rPr>
                   <w:rFonts w:ascii="Arial" w:cs="Arial" w:eastAsia="Arial" w:hAnsi="Arial"/>
@@ -15780,7 +15780,7 @@
               <w:spacing w:after="10" w:before="0"/>
               <w:ind w:left="120"/>
             </w:pPr>
-            <w:hyperlink w:history="1" r:id="rIdafidoxup9qqkciyfqe_8e">
+            <w:hyperlink w:history="1" r:id="rIduu3nkot5-5w0o53jgi56d">
               <w:r>
                 <w:rPr>
                   <w:rFonts w:ascii="Arial" w:cs="Arial" w:eastAsia="Arial" w:hAnsi="Arial"/>
@@ -17333,32 +17333,32 @@
         <w:tc>
           <w:tcPr>
             <w:tcW w:type="dxa" w:w="1520"/>
-            <w:shd w:fill="F2F2F2" w:color="auto" w:val="clear"/>
-            <w:tcMar>
-              <w:top w:type="dxa" w:w="60"/>
-              <w:left w:type="dxa" w:w="120"/>
-              <w:bottom w:type="dxa" w:w="60"/>
-              <w:right w:type="dxa" w:w="120"/>
-            </w:tcMar>
-            <w:vAlign w:val="top"/>
-          </w:tcPr>
-          <w:p>
-            <w:pPr>
-              <w:spacing w:after="40" w:before="0"/>
-              <w:jc w:val="left"/>
-            </w:pPr>
-            <w:r>
-              <w:rPr>
-                <w:rFonts w:ascii="Arial" w:cs="Arial" w:eastAsia="Arial" w:hAnsi="Arial"/>
-                <w:b/>
-                <w:bCs/>
-                <w:i w:val="false"/>
-                <w:iCs w:val="false"/>
-                <w:color w:val="000000"/>
-                <w:sz w:val="18"/>
-                <w:szCs w:val="18"/>
-              </w:rPr>
-              <w:t xml:space="preserve">Phase 1 — PREDICT (10 minutes)</w:t>
+            <w:shd w:fill="EAD1F5" w:color="auto" w:val="clear"/>
+            <w:tcMar>
+              <w:top w:type="dxa" w:w="60"/>
+              <w:left w:type="dxa" w:w="120"/>
+              <w:bottom w:type="dxa" w:w="60"/>
+              <w:right w:type="dxa" w:w="120"/>
+            </w:tcMar>
+            <w:vAlign w:val="top"/>
+          </w:tcPr>
+          <w:p>
+            <w:pPr>
+              <w:spacing w:after="40" w:before="0"/>
+              <w:jc w:val="left"/>
+            </w:pPr>
+            <w:r>
+              <w:rPr>
+                <w:rFonts w:ascii="Arial" w:cs="Arial" w:eastAsia="Arial" w:hAnsi="Arial"/>
+                <w:b/>
+                <w:bCs/>
+                <w:i w:val="false"/>
+                <w:iCs w:val="false"/>
+                <w:color w:val="000000"/>
+                <w:sz w:val="18"/>
+                <w:szCs w:val="18"/>
+              </w:rPr>
+              <w:t xml:space="preserve">Predict Phase</w:t>
             </w:r>
           </w:p>
           <w:p>
@@ -17381,7 +17381,7 @@
             <w:pPr>
               <w:spacing w:after="20" w:before="0"/>
             </w:pPr>
-            <w:hyperlink w:history="1" r:id="rIdul9gsrrgenpsnpy7a9skm">
+            <w:hyperlink w:history="1" r:id="rIdghco_rlanfwt1bly_lkzu">
               <w:r>
                 <w:rPr>
                   <w:rFonts w:ascii="Arial" w:cs="Arial" w:eastAsia="Arial" w:hAnsi="Arial"/>
@@ -17414,7 +17414,7 @@
               <w:spacing w:after="10" w:before="0"/>
               <w:ind w:left="120"/>
             </w:pPr>
-            <w:hyperlink w:history="1" r:id="rIdi5pupa_ewfyz3mmz5xg3w">
+            <w:hyperlink w:history="1" r:id="rIdosf6by3-1jqjqsm7aafdw">
               <w:r>
                 <w:rPr>
                   <w:rFonts w:ascii="Arial" w:cs="Arial" w:eastAsia="Arial" w:hAnsi="Arial"/>
@@ -17459,7 +17459,7 @@
             <w:pPr>
               <w:spacing w:after="20" w:before="0"/>
             </w:pPr>
-            <w:hyperlink w:history="1" r:id="rId9qxfmbeg1y1hy-tyf7ows">
+            <w:hyperlink w:history="1" r:id="rIdawppdbitbadwcc0rgo1kl">
               <w:r>
                 <w:rPr>
                   <w:rFonts w:ascii="Arial" w:cs="Arial" w:eastAsia="Arial" w:hAnsi="Arial"/>
@@ -17492,7 +17492,7 @@
               <w:spacing w:after="10" w:before="0"/>
               <w:ind w:left="120"/>
             </w:pPr>
-            <w:hyperlink w:history="1" r:id="rIdsemsdstupm8fxg6mja7qy">
+            <w:hyperlink w:history="1" r:id="rIdyrjxogbriptc3hic5evgq">
               <w:r>
                 <w:rPr>
                   <w:rFonts w:ascii="Arial" w:cs="Arial" w:eastAsia="Arial" w:hAnsi="Arial"/>
@@ -17639,32 +17639,32 @@
         <w:tc>
           <w:tcPr>
             <w:tcW w:type="dxa" w:w="1520"/>
-            <w:shd w:fill="F2F2F2" w:color="auto" w:val="clear"/>
-            <w:tcMar>
-              <w:top w:type="dxa" w:w="60"/>
-              <w:left w:type="dxa" w:w="120"/>
-              <w:bottom w:type="dxa" w:w="60"/>
-              <w:right w:type="dxa" w:w="120"/>
-            </w:tcMar>
-            <w:vAlign w:val="top"/>
-          </w:tcPr>
-          <w:p>
-            <w:pPr>
-              <w:spacing w:after="40" w:before="0"/>
-              <w:jc w:val="left"/>
-            </w:pPr>
-            <w:r>
-              <w:rPr>
-                <w:rFonts w:ascii="Arial" w:cs="Arial" w:eastAsia="Arial" w:hAnsi="Arial"/>
-                <w:b/>
-                <w:bCs/>
-                <w:i w:val="false"/>
-                <w:iCs w:val="false"/>
-                <w:color w:val="000000"/>
-                <w:sz w:val="18"/>
-                <w:szCs w:val="18"/>
-              </w:rPr>
-              <w:t xml:space="preserve">Phase 2 — OBSERVE: Walk-Around Evidence Gathering (30 minutes, including 5 min briefing + 25 min outdoor)</w:t>
+            <w:shd w:fill="D9EEF1" w:color="auto" w:val="clear"/>
+            <w:tcMar>
+              <w:top w:type="dxa" w:w="60"/>
+              <w:left w:type="dxa" w:w="120"/>
+              <w:bottom w:type="dxa" w:w="60"/>
+              <w:right w:type="dxa" w:w="120"/>
+            </w:tcMar>
+            <w:vAlign w:val="top"/>
+          </w:tcPr>
+          <w:p>
+            <w:pPr>
+              <w:spacing w:after="40" w:before="0"/>
+              <w:jc w:val="left"/>
+            </w:pPr>
+            <w:r>
+              <w:rPr>
+                <w:rFonts w:ascii="Arial" w:cs="Arial" w:eastAsia="Arial" w:hAnsi="Arial"/>
+                <w:b/>
+                <w:bCs/>
+                <w:i w:val="false"/>
+                <w:iCs w:val="false"/>
+                <w:color w:val="000000"/>
+                <w:sz w:val="18"/>
+                <w:szCs w:val="18"/>
+              </w:rPr>
+              <w:t xml:space="preserve">Observe Phase</w:t>
             </w:r>
           </w:p>
           <w:p>
@@ -17687,7 +17687,7 @@
             <w:pPr>
               <w:spacing w:after="20" w:before="0"/>
             </w:pPr>
-            <w:hyperlink w:history="1" r:id="rIdzkpc3i7uv6um4kl3z5vx5">
+            <w:hyperlink w:history="1" r:id="rId-nb4vo-ohinz-rnu1uzpv">
               <w:r>
                 <w:rPr>
                   <w:rFonts w:ascii="Arial" w:cs="Arial" w:eastAsia="Arial" w:hAnsi="Arial"/>
@@ -17720,7 +17720,7 @@
               <w:spacing w:after="10" w:before="0"/>
               <w:ind w:left="120"/>
             </w:pPr>
-            <w:hyperlink w:history="1" r:id="rIdjl4fufip6su-fqdkmq4dw">
+            <w:hyperlink w:history="1" r:id="rIdcfbi6v2ly2tl7h4olyr32">
               <w:r>
                 <w:rPr>
                   <w:rFonts w:ascii="Arial" w:cs="Arial" w:eastAsia="Arial" w:hAnsi="Arial"/>
@@ -17765,7 +17765,7 @@
             <w:pPr>
               <w:spacing w:after="20" w:before="0"/>
             </w:pPr>
-            <w:hyperlink w:history="1" r:id="rIdaserdsd9ylvtuijh6muaf">
+            <w:hyperlink w:history="1" r:id="rIdrxhjdypddnvnjht6xlxpt">
               <w:r>
                 <w:rPr>
                   <w:rFonts w:ascii="Arial" w:cs="Arial" w:eastAsia="Arial" w:hAnsi="Arial"/>
@@ -17798,7 +17798,7 @@
               <w:spacing w:after="10" w:before="0"/>
               <w:ind w:left="120"/>
             </w:pPr>
-            <w:hyperlink w:history="1" r:id="rIddw37jlx9oneblw-c-wqzj">
+            <w:hyperlink w:history="1" r:id="rIdijbbmuomm6iscpxnf_v_w">
               <w:r>
                 <w:rPr>
                   <w:rFonts w:ascii="Arial" w:cs="Arial" w:eastAsia="Arial" w:hAnsi="Arial"/>
@@ -17945,32 +17945,32 @@
         <w:tc>
           <w:tcPr>
             <w:tcW w:type="dxa" w:w="1520"/>
-            <w:shd w:fill="F2F2F2" w:color="auto" w:val="clear"/>
-            <w:tcMar>
-              <w:top w:type="dxa" w:w="60"/>
-              <w:left w:type="dxa" w:w="120"/>
-              <w:bottom w:type="dxa" w:w="60"/>
-              <w:right w:type="dxa" w:w="120"/>
-            </w:tcMar>
-            <w:vAlign w:val="top"/>
-          </w:tcPr>
-          <w:p>
-            <w:pPr>
-              <w:spacing w:after="40" w:before="0"/>
-              <w:jc w:val="left"/>
-            </w:pPr>
-            <w:r>
-              <w:rPr>
-                <w:rFonts w:ascii="Arial" w:cs="Arial" w:eastAsia="Arial" w:hAnsi="Arial"/>
-                <w:b/>
-                <w:bCs/>
-                <w:i w:val="false"/>
-                <w:iCs w:val="false"/>
-                <w:color w:val="000000"/>
-                <w:sz w:val="18"/>
-                <w:szCs w:val="18"/>
-              </w:rPr>
-              <w:t xml:space="preserve">Phase 3 — EXPLAIN: Gallery Presentations + Video Analysis (25 minutes)</w:t>
+            <w:shd w:fill="E2EFDA" w:color="auto" w:val="clear"/>
+            <w:tcMar>
+              <w:top w:type="dxa" w:w="60"/>
+              <w:left w:type="dxa" w:w="120"/>
+              <w:bottom w:type="dxa" w:w="60"/>
+              <w:right w:type="dxa" w:w="120"/>
+            </w:tcMar>
+            <w:vAlign w:val="top"/>
+          </w:tcPr>
+          <w:p>
+            <w:pPr>
+              <w:spacing w:after="40" w:before="0"/>
+              <w:jc w:val="left"/>
+            </w:pPr>
+            <w:r>
+              <w:rPr>
+                <w:rFonts w:ascii="Arial" w:cs="Arial" w:eastAsia="Arial" w:hAnsi="Arial"/>
+                <w:b/>
+                <w:bCs/>
+                <w:i w:val="false"/>
+                <w:iCs w:val="false"/>
+                <w:color w:val="000000"/>
+                <w:sz w:val="18"/>
+                <w:szCs w:val="18"/>
+              </w:rPr>
+              <w:t xml:space="preserve">Explain Phase</w:t>
             </w:r>
           </w:p>
           <w:p>
@@ -17993,7 +17993,7 @@
             <w:pPr>
               <w:spacing w:after="20" w:before="0"/>
             </w:pPr>
-            <w:hyperlink w:history="1" r:id="rIdqmshsmnyzhzsefn112s3z">
+            <w:hyperlink w:history="1" r:id="rIda4jtrvif88yqhbo15h9pi">
               <w:r>
                 <w:rPr>
                   <w:rFonts w:ascii="Arial" w:cs="Arial" w:eastAsia="Arial" w:hAnsi="Arial"/>
@@ -18026,7 +18026,7 @@
               <w:spacing w:after="10" w:before="0"/>
               <w:ind w:left="120"/>
             </w:pPr>
-            <w:hyperlink w:history="1" r:id="rIduemq6xnpdhmv7dekhwr38">
+            <w:hyperlink w:history="1" r:id="rIdudzr83kalduilalfhkc-s">
               <w:r>
                 <w:rPr>
                   <w:rFonts w:ascii="Arial" w:cs="Arial" w:eastAsia="Arial" w:hAnsi="Arial"/>
@@ -18071,7 +18071,7 @@
             <w:pPr>
               <w:spacing w:after="20" w:before="0"/>
             </w:pPr>
-            <w:hyperlink w:history="1" r:id="rIdirocfx5czrxbdt5bo9nbo">
+            <w:hyperlink w:history="1" r:id="rIddv2st2y_-t7gqm-v79mzv">
               <w:r>
                 <w:rPr>
                   <w:rFonts w:ascii="Arial" w:cs="Arial" w:eastAsia="Arial" w:hAnsi="Arial"/>
@@ -18104,7 +18104,7 @@
               <w:spacing w:after="10" w:before="0"/>
               <w:ind w:left="120"/>
             </w:pPr>
-            <w:hyperlink w:history="1" r:id="rIdf3yqi-bhtgeabiqxgnqbl">
+            <w:hyperlink w:history="1" r:id="rIdatns4nqultqfsoxbvwawe">
               <w:r>
                 <w:rPr>
                   <w:rFonts w:ascii="Arial" w:cs="Arial" w:eastAsia="Arial" w:hAnsi="Arial"/>
@@ -18251,32 +18251,32 @@
         <w:tc>
           <w:tcPr>
             <w:tcW w:type="dxa" w:w="1520"/>
-            <w:shd w:fill="F2F2F2" w:color="auto" w:val="clear"/>
-            <w:tcMar>
-              <w:top w:type="dxa" w:w="60"/>
-              <w:left w:type="dxa" w:w="120"/>
-              <w:bottom w:type="dxa" w:w="60"/>
-              <w:right w:type="dxa" w:w="120"/>
-            </w:tcMar>
-            <w:vAlign w:val="top"/>
-          </w:tcPr>
-          <w:p>
-            <w:pPr>
-              <w:spacing w:after="40" w:before="0"/>
-              <w:jc w:val="left"/>
-            </w:pPr>
-            <w:r>
-              <w:rPr>
-                <w:rFonts w:ascii="Arial" w:cs="Arial" w:eastAsia="Arial" w:hAnsi="Arial"/>
-                <w:b/>
-                <w:bCs/>
-                <w:i w:val="false"/>
-                <w:iCs w:val="false"/>
-                <w:color w:val="000000"/>
-                <w:sz w:val="18"/>
-                <w:szCs w:val="18"/>
-              </w:rPr>
-              <w:t xml:space="preserve">Phase 4 — DRIVING QUESTION BOARD (DQB) Update (8 minutes)</w:t>
+            <w:shd w:fill="FCE4D6" w:color="auto" w:val="clear"/>
+            <w:tcMar>
+              <w:top w:type="dxa" w:w="60"/>
+              <w:left w:type="dxa" w:w="120"/>
+              <w:bottom w:type="dxa" w:w="60"/>
+              <w:right w:type="dxa" w:w="120"/>
+            </w:tcMar>
+            <w:vAlign w:val="top"/>
+          </w:tcPr>
+          <w:p>
+            <w:pPr>
+              <w:spacing w:after="40" w:before="0"/>
+              <w:jc w:val="left"/>
+            </w:pPr>
+            <w:r>
+              <w:rPr>
+                <w:rFonts w:ascii="Arial" w:cs="Arial" w:eastAsia="Arial" w:hAnsi="Arial"/>
+                <w:b/>
+                <w:bCs/>
+                <w:i w:val="false"/>
+                <w:iCs w:val="false"/>
+                <w:color w:val="000000"/>
+                <w:sz w:val="18"/>
+                <w:szCs w:val="18"/>
+              </w:rPr>
+              <w:t xml:space="preserve">Driving Question Board (DQB) Creation</w:t>
             </w:r>
           </w:p>
           <w:p>
@@ -18299,7 +18299,7 @@
             <w:pPr>
               <w:spacing w:after="20" w:before="0"/>
             </w:pPr>
-            <w:hyperlink w:history="1" r:id="rIdgs4t0lz4rrl8bkqcbzbue">
+            <w:hyperlink w:history="1" r:id="rIdg8xoi_rompv9mqe8dqt_p">
               <w:r>
                 <w:rPr>
                   <w:rFonts w:ascii="Arial" w:cs="Arial" w:eastAsia="Arial" w:hAnsi="Arial"/>
@@ -18332,7 +18332,7 @@
               <w:spacing w:after="10" w:before="0"/>
               <w:ind w:left="120"/>
             </w:pPr>
-            <w:hyperlink w:history="1" r:id="rIdrgxw5_bm4_6mvixa6irfr">
+            <w:hyperlink w:history="1" r:id="rIdshjzv50lahd_iltvaqvgc">
               <w:r>
                 <w:rPr>
                   <w:rFonts w:ascii="Arial" w:cs="Arial" w:eastAsia="Arial" w:hAnsi="Arial"/>
@@ -18377,7 +18377,7 @@
             <w:pPr>
               <w:spacing w:after="20" w:before="0"/>
             </w:pPr>
-            <w:hyperlink w:history="1" r:id="rIdcj1x-0rxxobfrx8j795gm">
+            <w:hyperlink w:history="1" r:id="rIdj2vji1ag-wihwzpxnwfu3">
               <w:r>
                 <w:rPr>
                   <w:rFonts w:ascii="Arial" w:cs="Arial" w:eastAsia="Arial" w:hAnsi="Arial"/>
@@ -18410,7 +18410,7 @@
               <w:spacing w:after="10" w:before="0"/>
               <w:ind w:left="120"/>
             </w:pPr>
-            <w:hyperlink w:history="1" r:id="rIdaiqvor544dthinhoqv_yx">
+            <w:hyperlink w:history="1" r:id="rId0itkfi0gvmzzdfz4hlzca">
               <w:r>
                 <w:rPr>
                   <w:rFonts w:ascii="Arial" w:cs="Arial" w:eastAsia="Arial" w:hAnsi="Arial"/>
@@ -18557,32 +18557,32 @@
         <w:tc>
           <w:tcPr>
             <w:tcW w:type="dxa" w:w="1520"/>
-            <w:shd w:fill="F2F2F2" w:color="auto" w:val="clear"/>
-            <w:tcMar>
-              <w:top w:type="dxa" w:w="60"/>
-              <w:left w:type="dxa" w:w="120"/>
-              <w:bottom w:type="dxa" w:w="60"/>
-              <w:right w:type="dxa" w:w="120"/>
-            </w:tcMar>
-            <w:vAlign w:val="top"/>
-          </w:tcPr>
-          <w:p>
-            <w:pPr>
-              <w:spacing w:after="40" w:before="0"/>
-              <w:jc w:val="left"/>
-            </w:pPr>
-            <w:r>
-              <w:rPr>
-                <w:rFonts w:ascii="Arial" w:cs="Arial" w:eastAsia="Arial" w:hAnsi="Arial"/>
-                <w:b/>
-                <w:bCs/>
-                <w:i w:val="false"/>
-                <w:iCs w:val="false"/>
-                <w:color w:val="000000"/>
-                <w:sz w:val="18"/>
-                <w:szCs w:val="18"/>
-              </w:rPr>
-              <w:t xml:space="preserve">Phase 5 — MODEL BUILDING: Cumulative Model Revision (7 minutes)</w:t>
+            <w:shd w:fill="D5E8F0" w:color="auto" w:val="clear"/>
+            <w:tcMar>
+              <w:top w:type="dxa" w:w="60"/>
+              <w:left w:type="dxa" w:w="120"/>
+              <w:bottom w:type="dxa" w:w="60"/>
+              <w:right w:type="dxa" w:w="120"/>
+            </w:tcMar>
+            <w:vAlign w:val="top"/>
+          </w:tcPr>
+          <w:p>
+            <w:pPr>
+              <w:spacing w:after="40" w:before="0"/>
+              <w:jc w:val="left"/>
+            </w:pPr>
+            <w:r>
+              <w:rPr>
+                <w:rFonts w:ascii="Arial" w:cs="Arial" w:eastAsia="Arial" w:hAnsi="Arial"/>
+                <w:b/>
+                <w:bCs/>
+                <w:i w:val="false"/>
+                <w:iCs w:val="false"/>
+                <w:color w:val="000000"/>
+                <w:sz w:val="18"/>
+                <w:szCs w:val="18"/>
+              </w:rPr>
+              <w:t xml:space="preserve">Model Building Phase</w:t>
             </w:r>
           </w:p>
           <w:p>
@@ -18605,7 +18605,7 @@
             <w:pPr>
               <w:spacing w:after="20" w:before="0"/>
             </w:pPr>
-            <w:hyperlink w:history="1" r:id="rIdap0pwxffxav-suuz_gpb2">
+            <w:hyperlink w:history="1" r:id="rIdopp1ekn8ljny08umnylq4">
               <w:r>
                 <w:rPr>
                   <w:rFonts w:ascii="Arial" w:cs="Arial" w:eastAsia="Arial" w:hAnsi="Arial"/>
@@ -18638,7 +18638,7 @@
               <w:spacing w:after="10" w:before="0"/>
               <w:ind w:left="120"/>
             </w:pPr>
-            <w:hyperlink w:history="1" r:id="rId8mgb-go3l9zotl62vxaza">
+            <w:hyperlink w:history="1" r:id="rIdhopv_umjyildqzpcdon-q">
               <w:r>
                 <w:rPr>
                   <w:rFonts w:ascii="Arial" w:cs="Arial" w:eastAsia="Arial" w:hAnsi="Arial"/>
@@ -18683,7 +18683,7 @@
             <w:pPr>
               <w:spacing w:after="20" w:before="0"/>
             </w:pPr>
-            <w:hyperlink w:history="1" r:id="rIduzz0fzakbeo99rd1ijmz5">
+            <w:hyperlink w:history="1" r:id="rId62kdd1qlo5tzbdojijsfl">
               <w:r>
                 <w:rPr>
                   <w:rFonts w:ascii="Arial" w:cs="Arial" w:eastAsia="Arial" w:hAnsi="Arial"/>
@@ -18716,7 +18716,7 @@
               <w:spacing w:after="10" w:before="0"/>
               <w:ind w:left="120"/>
             </w:pPr>
-            <w:hyperlink w:history="1" r:id="rId0cck0oe-ugqhjge9y9pn0">
+            <w:hyperlink w:history="1" r:id="rIdfpezwciwagaol4td2aciv">
               <w:r>
                 <w:rPr>
                   <w:rFonts w:ascii="Arial" w:cs="Arial" w:eastAsia="Arial" w:hAnsi="Arial"/>
@@ -20299,7 +20299,7 @@
             <w:pPr>
               <w:spacing w:after="20" w:before="0"/>
             </w:pPr>
-            <w:hyperlink w:history="1" r:id="rIdqv9v8uiutmcrk_jwx-kfw">
+            <w:hyperlink w:history="1" r:id="rId_mqvhovgtsyhciqq5d35l">
               <w:r>
                 <w:rPr>
                   <w:rFonts w:ascii="Arial" w:cs="Arial" w:eastAsia="Arial" w:hAnsi="Arial"/>
@@ -20332,7 +20332,7 @@
               <w:spacing w:after="10" w:before="0"/>
               <w:ind w:left="120"/>
             </w:pPr>
-            <w:hyperlink w:history="1" r:id="rIdgbza0dcri_qgqyuk1dlbv">
+            <w:hyperlink w:history="1" r:id="rIdomphkuppx0anrkbia_eed">
               <w:r>
                 <w:rPr>
                   <w:rFonts w:ascii="Arial" w:cs="Arial" w:eastAsia="Arial" w:hAnsi="Arial"/>
@@ -20377,7 +20377,7 @@
             <w:pPr>
               <w:spacing w:after="20" w:before="0"/>
             </w:pPr>
-            <w:hyperlink w:history="1" r:id="rIdx8qtji_sgye_1bfpnni2s">
+            <w:hyperlink w:history="1" r:id="rIdzsy-njtlt4jlrltk_c7hf">
               <w:r>
                 <w:rPr>
                   <w:rFonts w:ascii="Arial" w:cs="Arial" w:eastAsia="Arial" w:hAnsi="Arial"/>
@@ -20410,7 +20410,7 @@
               <w:spacing w:after="10" w:before="0"/>
               <w:ind w:left="120"/>
             </w:pPr>
-            <w:hyperlink w:history="1" r:id="rIdufpifcxgwk8nhyaijrtkd">
+            <w:hyperlink w:history="1" r:id="rIdwik76v0lqbrgsncymjyit">
               <w:r>
                 <w:rPr>
                   <w:rFonts w:ascii="Arial" w:cs="Arial" w:eastAsia="Arial" w:hAnsi="Arial"/>
@@ -20605,7 +20605,7 @@
             <w:pPr>
               <w:spacing w:after="20" w:before="0"/>
             </w:pPr>
-            <w:hyperlink w:history="1" r:id="rIdndfhpbczpxwvfqk4gjh35">
+            <w:hyperlink w:history="1" r:id="rIdkex5wfyndhenaju40ccz6">
               <w:r>
                 <w:rPr>
                   <w:rFonts w:ascii="Arial" w:cs="Arial" w:eastAsia="Arial" w:hAnsi="Arial"/>
@@ -20638,7 +20638,7 @@
               <w:spacing w:after="10" w:before="0"/>
               <w:ind w:left="120"/>
             </w:pPr>
-            <w:hyperlink w:history="1" r:id="rIdp0vcizyqb1a7tgdpyqme3">
+            <w:hyperlink w:history="1" r:id="rIdtahie5mustujkoqpuvjsl">
               <w:r>
                 <w:rPr>
                   <w:rFonts w:ascii="Arial" w:cs="Arial" w:eastAsia="Arial" w:hAnsi="Arial"/>
@@ -20683,7 +20683,7 @@
             <w:pPr>
               <w:spacing w:after="20" w:before="0"/>
             </w:pPr>
-            <w:hyperlink w:history="1" r:id="rIdo4mf_desb-rqgyqecmmvp">
+            <w:hyperlink w:history="1" r:id="rId2o1gnmo5-ua24o1rybhdz">
               <w:r>
                 <w:rPr>
                   <w:rFonts w:ascii="Arial" w:cs="Arial" w:eastAsia="Arial" w:hAnsi="Arial"/>
@@ -20716,7 +20716,7 @@
               <w:spacing w:after="10" w:before="0"/>
               <w:ind w:left="120"/>
             </w:pPr>
-            <w:hyperlink w:history="1" r:id="rIdc83qjjcd8sw70pxszxbbp">
+            <w:hyperlink w:history="1" r:id="rIdh-4z2c7xiz9jticqvcau_">
               <w:r>
                 <w:rPr>
                   <w:rFonts w:ascii="Arial" w:cs="Arial" w:eastAsia="Arial" w:hAnsi="Arial"/>
@@ -20911,7 +20911,7 @@
             <w:pPr>
               <w:spacing w:after="20" w:before="0"/>
             </w:pPr>
-            <w:hyperlink w:history="1" r:id="rIdkxzoojjiqcndipohcex2f">
+            <w:hyperlink w:history="1" r:id="rId-wss4ovgamdiv1an1nyap">
               <w:r>
                 <w:rPr>
                   <w:rFonts w:ascii="Arial" w:cs="Arial" w:eastAsia="Arial" w:hAnsi="Arial"/>
@@ -20944,7 +20944,7 @@
               <w:spacing w:after="10" w:before="0"/>
               <w:ind w:left="120"/>
             </w:pPr>
-            <w:hyperlink w:history="1" r:id="rId34uy35laq478gguuut4_m">
+            <w:hyperlink w:history="1" r:id="rId0sdi2gjoccym5whioh5xn">
               <w:r>
                 <w:rPr>
                   <w:rFonts w:ascii="Arial" w:cs="Arial" w:eastAsia="Arial" w:hAnsi="Arial"/>
@@ -20989,7 +20989,7 @@
             <w:pPr>
               <w:spacing w:after="20" w:before="0"/>
             </w:pPr>
-            <w:hyperlink w:history="1" r:id="rId9tmb2gigfh5ojpt5tb9z_">
+            <w:hyperlink w:history="1" r:id="rIdqjajxhulzrrin4-fdkrzt">
               <w:r>
                 <w:rPr>
                   <w:rFonts w:ascii="Arial" w:cs="Arial" w:eastAsia="Arial" w:hAnsi="Arial"/>
@@ -21022,7 +21022,7 @@
               <w:spacing w:after="10" w:before="0"/>
               <w:ind w:left="120"/>
             </w:pPr>
-            <w:hyperlink w:history="1" r:id="rIdfdhzcjmrgltd_3bpn14k1">
+            <w:hyperlink w:history="1" r:id="rIdihwoarz1unqfhpidwx-yc">
               <w:r>
                 <w:rPr>
                   <w:rFonts w:ascii="Arial" w:cs="Arial" w:eastAsia="Arial" w:hAnsi="Arial"/>
@@ -21217,7 +21217,7 @@
             <w:pPr>
               <w:spacing w:after="20" w:before="0"/>
             </w:pPr>
-            <w:hyperlink w:history="1" r:id="rIdg8jwyxvfvjq_ihg-fnwte">
+            <w:hyperlink w:history="1" r:id="rId2qfxvhcwwykrw5mpqgkn3">
               <w:r>
                 <w:rPr>
                   <w:rFonts w:ascii="Arial" w:cs="Arial" w:eastAsia="Arial" w:hAnsi="Arial"/>
@@ -21250,7 +21250,7 @@
               <w:spacing w:after="10" w:before="0"/>
               <w:ind w:left="120"/>
             </w:pPr>
-            <w:hyperlink w:history="1" r:id="rIdywk86yxz_d2yge-g-hgzw">
+            <w:hyperlink w:history="1" r:id="rId0cgrrx5fupkof_swbyjxb">
               <w:r>
                 <w:rPr>
                   <w:rFonts w:ascii="Arial" w:cs="Arial" w:eastAsia="Arial" w:hAnsi="Arial"/>
@@ -21295,7 +21295,7 @@
             <w:pPr>
               <w:spacing w:after="20" w:before="0"/>
             </w:pPr>
-            <w:hyperlink w:history="1" r:id="rIdwsfdx6acxxhkq3eqjs81f">
+            <w:hyperlink w:history="1" r:id="rId6cabnryusq9kzjjj3xj-r">
               <w:r>
                 <w:rPr>
                   <w:rFonts w:ascii="Arial" w:cs="Arial" w:eastAsia="Arial" w:hAnsi="Arial"/>
@@ -21328,7 +21328,7 @@
               <w:spacing w:after="10" w:before="0"/>
               <w:ind w:left="120"/>
             </w:pPr>
-            <w:hyperlink w:history="1" r:id="rIdebkmbqbeto9ah4zgzllkh">
+            <w:hyperlink w:history="1" r:id="rIdy8abjvsl3mh_tg2aqxsjk">
               <w:r>
                 <w:rPr>
                   <w:rFonts w:ascii="Arial" w:cs="Arial" w:eastAsia="Arial" w:hAnsi="Arial"/>
@@ -21523,7 +21523,7 @@
             <w:pPr>
               <w:spacing w:after="20" w:before="0"/>
             </w:pPr>
-            <w:hyperlink w:history="1" r:id="rIdx7drstkwjm-eop7cf_isv">
+            <w:hyperlink w:history="1" r:id="rIdcngg_ad1cxkku3pegcp8u">
               <w:r>
                 <w:rPr>
                   <w:rFonts w:ascii="Arial" w:cs="Arial" w:eastAsia="Arial" w:hAnsi="Arial"/>
@@ -21556,7 +21556,7 @@
               <w:spacing w:after="10" w:before="0"/>
               <w:ind w:left="120"/>
             </w:pPr>
-            <w:hyperlink w:history="1" r:id="rIdjddalgyykj2kfocdrlrf4">
+            <w:hyperlink w:history="1" r:id="rIdjfrvufduth2sa7nzd52cp">
               <w:r>
                 <w:rPr>
                   <w:rFonts w:ascii="Arial" w:cs="Arial" w:eastAsia="Arial" w:hAnsi="Arial"/>
@@ -21601,7 +21601,7 @@
             <w:pPr>
               <w:spacing w:after="20" w:before="0"/>
             </w:pPr>
-            <w:hyperlink w:history="1" r:id="rIdv9mdyrsi3subzjom1umy4">
+            <w:hyperlink w:history="1" r:id="rId1dzlzyn-bakzecu_c2xzu">
               <w:r>
                 <w:rPr>
                   <w:rFonts w:ascii="Arial" w:cs="Arial" w:eastAsia="Arial" w:hAnsi="Arial"/>
@@ -21634,7 +21634,7 @@
               <w:spacing w:after="10" w:before="0"/>
               <w:ind w:left="120"/>
             </w:pPr>
-            <w:hyperlink w:history="1" r:id="rId9elh_uhgaqlfaivh8l11h">
+            <w:hyperlink w:history="1" r:id="rId4tyhk50bebwq5yc9opxne">
               <w:r>
                 <w:rPr>
                   <w:rFonts w:ascii="Arial" w:cs="Arial" w:eastAsia="Arial" w:hAnsi="Arial"/>
@@ -23073,32 +23073,32 @@
         <w:tc>
           <w:tcPr>
             <w:tcW w:type="dxa" w:w="1520"/>
-            <w:shd w:fill="F2F2F2" w:color="auto" w:val="clear"/>
-            <w:tcMar>
-              <w:top w:type="dxa" w:w="60"/>
-              <w:left w:type="dxa" w:w="120"/>
-              <w:bottom w:type="dxa" w:w="60"/>
-              <w:right w:type="dxa" w:w="120"/>
-            </w:tcMar>
-            <w:vAlign w:val="top"/>
-          </w:tcPr>
-          <w:p>
-            <w:pPr>
-              <w:spacing w:after="40" w:before="0"/>
-              <w:jc w:val="left"/>
-            </w:pPr>
-            <w:r>
-              <w:rPr>
-                <w:rFonts w:ascii="Arial" w:cs="Arial" w:eastAsia="Arial" w:hAnsi="Arial"/>
-                <w:b/>
-                <w:bCs/>
-                <w:i w:val="false"/>
-                <w:iCs w:val="false"/>
-                <w:color w:val="000000"/>
-                <w:sz w:val="18"/>
-                <w:szCs w:val="18"/>
-              </w:rPr>
-              <w:t xml:space="preserve">Phase 1 — Predict (Activate and Surface Prior Understanding)</w:t>
+            <w:shd w:fill="EAD1F5" w:color="auto" w:val="clear"/>
+            <w:tcMar>
+              <w:top w:type="dxa" w:w="60"/>
+              <w:left w:type="dxa" w:w="120"/>
+              <w:bottom w:type="dxa" w:w="60"/>
+              <w:right w:type="dxa" w:w="120"/>
+            </w:tcMar>
+            <w:vAlign w:val="top"/>
+          </w:tcPr>
+          <w:p>
+            <w:pPr>
+              <w:spacing w:after="40" w:before="0"/>
+              <w:jc w:val="left"/>
+            </w:pPr>
+            <w:r>
+              <w:rPr>
+                <w:rFonts w:ascii="Arial" w:cs="Arial" w:eastAsia="Arial" w:hAnsi="Arial"/>
+                <w:b/>
+                <w:bCs/>
+                <w:i w:val="false"/>
+                <w:iCs w:val="false"/>
+                <w:color w:val="000000"/>
+                <w:sz w:val="18"/>
+                <w:szCs w:val="18"/>
+              </w:rPr>
+              <w:t xml:space="preserve">Predict Phase</w:t>
             </w:r>
           </w:p>
           <w:p>
@@ -23121,7 +23121,7 @@
             <w:pPr>
               <w:spacing w:after="20" w:before="0"/>
             </w:pPr>
-            <w:hyperlink w:history="1" r:id="rIdostdrfygcondktsjwh2fh">
+            <w:hyperlink w:history="1" r:id="rIdwxsm3ukvbsin5oo3nkjmu">
               <w:r>
                 <w:rPr>
                   <w:rFonts w:ascii="Arial" w:cs="Arial" w:eastAsia="Arial" w:hAnsi="Arial"/>
@@ -23154,7 +23154,7 @@
               <w:spacing w:after="10" w:before="0"/>
               <w:ind w:left="120"/>
             </w:pPr>
-            <w:hyperlink w:history="1" r:id="rId0nkuvfezz6qao5clu4fxc">
+            <w:hyperlink w:history="1" r:id="rIdusuycbpr9trtl16t7zsxu">
               <w:r>
                 <w:rPr>
                   <w:rFonts w:ascii="Arial" w:cs="Arial" w:eastAsia="Arial" w:hAnsi="Arial"/>
@@ -23199,7 +23199,7 @@
             <w:pPr>
               <w:spacing w:after="20" w:before="0"/>
             </w:pPr>
-            <w:hyperlink w:history="1" r:id="rId8cctijsywthgo-6fczsnx">
+            <w:hyperlink w:history="1" r:id="rIdaw8dnxdotd0qetojoyy9n">
               <w:r>
                 <w:rPr>
                   <w:rFonts w:ascii="Arial" w:cs="Arial" w:eastAsia="Arial" w:hAnsi="Arial"/>
@@ -23232,7 +23232,7 @@
               <w:spacing w:after="10" w:before="0"/>
               <w:ind w:left="120"/>
             </w:pPr>
-            <w:hyperlink w:history="1" r:id="rIdf1xtbrwinymvwcg30l6lz">
+            <w:hyperlink w:history="1" r:id="rIdlhnab_tb6n4v6__cznjsd">
               <w:r>
                 <w:rPr>
                   <w:rFonts w:ascii="Arial" w:cs="Arial" w:eastAsia="Arial" w:hAnsi="Arial"/>
@@ -23379,32 +23379,32 @@
         <w:tc>
           <w:tcPr>
             <w:tcW w:type="dxa" w:w="1520"/>
-            <w:shd w:fill="F2F2F2" w:color="auto" w:val="clear"/>
-            <w:tcMar>
-              <w:top w:type="dxa" w:w="60"/>
-              <w:left w:type="dxa" w:w="120"/>
-              <w:bottom w:type="dxa" w:w="60"/>
-              <w:right w:type="dxa" w:w="120"/>
-            </w:tcMar>
-            <w:vAlign w:val="top"/>
-          </w:tcPr>
-          <w:p>
-            <w:pPr>
-              <w:spacing w:after="40" w:before="0"/>
-              <w:jc w:val="left"/>
-            </w:pPr>
-            <w:r>
-              <w:rPr>
-                <w:rFonts w:ascii="Arial" w:cs="Arial" w:eastAsia="Arial" w:hAnsi="Arial"/>
-                <w:b/>
-                <w:bCs/>
-                <w:i w:val="false"/>
-                <w:iCs w:val="false"/>
-                <w:color w:val="000000"/>
-                <w:sz w:val="18"/>
-                <w:szCs w:val="18"/>
-              </w:rPr>
-              <w:t xml:space="preserve">Phase 2 — Observe (Individual Written Assessment — Unseen Problems)</w:t>
+            <w:shd w:fill="D9EEF1" w:color="auto" w:val="clear"/>
+            <w:tcMar>
+              <w:top w:type="dxa" w:w="60"/>
+              <w:left w:type="dxa" w:w="120"/>
+              <w:bottom w:type="dxa" w:w="60"/>
+              <w:right w:type="dxa" w:w="120"/>
+            </w:tcMar>
+            <w:vAlign w:val="top"/>
+          </w:tcPr>
+          <w:p>
+            <w:pPr>
+              <w:spacing w:after="40" w:before="0"/>
+              <w:jc w:val="left"/>
+            </w:pPr>
+            <w:r>
+              <w:rPr>
+                <w:rFonts w:ascii="Arial" w:cs="Arial" w:eastAsia="Arial" w:hAnsi="Arial"/>
+                <w:b/>
+                <w:bCs/>
+                <w:i w:val="false"/>
+                <w:iCs w:val="false"/>
+                <w:color w:val="000000"/>
+                <w:sz w:val="18"/>
+                <w:szCs w:val="18"/>
+              </w:rPr>
+              <w:t xml:space="preserve">Observe Phase</w:t>
             </w:r>
           </w:p>
           <w:p>
@@ -23427,7 +23427,7 @@
             <w:pPr>
               <w:spacing w:after="20" w:before="0"/>
             </w:pPr>
-            <w:hyperlink w:history="1" r:id="rId0lljp6esxo6z2yckl_eve">
+            <w:hyperlink w:history="1" r:id="rIde_smbwt0dngnh1bs0n9ub">
               <w:r>
                 <w:rPr>
                   <w:rFonts w:ascii="Arial" w:cs="Arial" w:eastAsia="Arial" w:hAnsi="Arial"/>
@@ -23460,7 +23460,7 @@
               <w:spacing w:after="10" w:before="0"/>
               <w:ind w:left="120"/>
             </w:pPr>
-            <w:hyperlink w:history="1" r:id="rIdtmnk127okbjd2eytm1jh6">
+            <w:hyperlink w:history="1" r:id="rIdvfyswyvm0d_xuoqevicwt">
               <w:r>
                 <w:rPr>
                   <w:rFonts w:ascii="Arial" w:cs="Arial" w:eastAsia="Arial" w:hAnsi="Arial"/>
@@ -23505,7 +23505,7 @@
             <w:pPr>
               <w:spacing w:after="20" w:before="0"/>
             </w:pPr>
-            <w:hyperlink w:history="1" r:id="rId5cpeevxwb_jenjk7_qv95">
+            <w:hyperlink w:history="1" r:id="rIdadyenboq4mx3fg6u4t981">
               <w:r>
                 <w:rPr>
                   <w:rFonts w:ascii="Arial" w:cs="Arial" w:eastAsia="Arial" w:hAnsi="Arial"/>
@@ -23538,7 +23538,7 @@
               <w:spacing w:after="10" w:before="0"/>
               <w:ind w:left="120"/>
             </w:pPr>
-            <w:hyperlink w:history="1" r:id="rIdj-z1xmpepocg1ywrdmb8n">
+            <w:hyperlink w:history="1" r:id="rIdlqmi4sig0me1oc1_uwnbl">
               <w:r>
                 <w:rPr>
                   <w:rFonts w:ascii="Arial" w:cs="Arial" w:eastAsia="Arial" w:hAnsi="Arial"/>
@@ -23685,32 +23685,32 @@
         <w:tc>
           <w:tcPr>
             <w:tcW w:type="dxa" w:w="1520"/>
-            <w:shd w:fill="F2F2F2" w:color="auto" w:val="clear"/>
-            <w:tcMar>
-              <w:top w:type="dxa" w:w="60"/>
-              <w:left w:type="dxa" w:w="120"/>
-              <w:bottom w:type="dxa" w:w="60"/>
-              <w:right w:type="dxa" w:w="120"/>
-            </w:tcMar>
-            <w:vAlign w:val="top"/>
-          </w:tcPr>
-          <w:p>
-            <w:pPr>
-              <w:spacing w:after="40" w:before="0"/>
-              <w:jc w:val="left"/>
-            </w:pPr>
-            <w:r>
-              <w:rPr>
-                <w:rFonts w:ascii="Arial" w:cs="Arial" w:eastAsia="Arial" w:hAnsi="Arial"/>
-                <w:b/>
-                <w:bCs/>
-                <w:i w:val="false"/>
-                <w:iCs w:val="false"/>
-                <w:color w:val="000000"/>
-                <w:sz w:val="18"/>
-                <w:szCs w:val="18"/>
-              </w:rPr>
-              <w:t xml:space="preserve">Phase 3 — Explain (Oral/Practical Individual Assessment + Whole-Class Final Explanation)</w:t>
+            <w:shd w:fill="E2EFDA" w:color="auto" w:val="clear"/>
+            <w:tcMar>
+              <w:top w:type="dxa" w:w="60"/>
+              <w:left w:type="dxa" w:w="120"/>
+              <w:bottom w:type="dxa" w:w="60"/>
+              <w:right w:type="dxa" w:w="120"/>
+            </w:tcMar>
+            <w:vAlign w:val="top"/>
+          </w:tcPr>
+          <w:p>
+            <w:pPr>
+              <w:spacing w:after="40" w:before="0"/>
+              <w:jc w:val="left"/>
+            </w:pPr>
+            <w:r>
+              <w:rPr>
+                <w:rFonts w:ascii="Arial" w:cs="Arial" w:eastAsia="Arial" w:hAnsi="Arial"/>
+                <w:b/>
+                <w:bCs/>
+                <w:i w:val="false"/>
+                <w:iCs w:val="false"/>
+                <w:color w:val="000000"/>
+                <w:sz w:val="18"/>
+                <w:szCs w:val="18"/>
+              </w:rPr>
+              <w:t xml:space="preserve">Explain Phase</w:t>
             </w:r>
           </w:p>
           <w:p>
@@ -23733,7 +23733,7 @@
             <w:pPr>
               <w:spacing w:after="20" w:before="0"/>
             </w:pPr>
-            <w:hyperlink w:history="1" r:id="rIdx8ypvamhlqkmh50yjzwch">
+            <w:hyperlink w:history="1" r:id="rIdocnzo4nvuzkyk5elzxwlo">
               <w:r>
                 <w:rPr>
                   <w:rFonts w:ascii="Arial" w:cs="Arial" w:eastAsia="Arial" w:hAnsi="Arial"/>
@@ -23766,7 +23766,7 @@
               <w:spacing w:after="10" w:before="0"/>
               <w:ind w:left="120"/>
             </w:pPr>
-            <w:hyperlink w:history="1" r:id="rIdcgq9zuyzdtdxay4r_f4ec">
+            <w:hyperlink w:history="1" r:id="rIds4bbv9yzcuutixgkpewg6">
               <w:r>
                 <w:rPr>
                   <w:rFonts w:ascii="Arial" w:cs="Arial" w:eastAsia="Arial" w:hAnsi="Arial"/>
@@ -23811,7 +23811,7 @@
             <w:pPr>
               <w:spacing w:after="20" w:before="0"/>
             </w:pPr>
-            <w:hyperlink w:history="1" r:id="rIdjptei1xpfmid42cdllu7m">
+            <w:hyperlink w:history="1" r:id="rId1c6e16bvvul-qvut7ahx-">
               <w:r>
                 <w:rPr>
                   <w:rFonts w:ascii="Arial" w:cs="Arial" w:eastAsia="Arial" w:hAnsi="Arial"/>
@@ -23844,7 +23844,7 @@
               <w:spacing w:after="10" w:before="0"/>
               <w:ind w:left="120"/>
             </w:pPr>
-            <w:hyperlink w:history="1" r:id="rIdbdirftutmt_utqq8yb5_f">
+            <w:hyperlink w:history="1" r:id="rIdvjtaoomn6mmhz8d7qnh3t">
               <w:r>
                 <w:rPr>
                   <w:rFonts w:ascii="Arial" w:cs="Arial" w:eastAsia="Arial" w:hAnsi="Arial"/>
@@ -23991,32 +23991,32 @@
         <w:tc>
           <w:tcPr>
             <w:tcW w:type="dxa" w:w="1520"/>
-            <w:shd w:fill="F2F2F2" w:color="auto" w:val="clear"/>
-            <w:tcMar>
-              <w:top w:type="dxa" w:w="60"/>
-              <w:left w:type="dxa" w:w="120"/>
-              <w:bottom w:type="dxa" w:w="60"/>
-              <w:right w:type="dxa" w:w="120"/>
-            </w:tcMar>
-            <w:vAlign w:val="top"/>
-          </w:tcPr>
-          <w:p>
-            <w:pPr>
-              <w:spacing w:after="40" w:before="0"/>
-              <w:jc w:val="left"/>
-            </w:pPr>
-            <w:r>
-              <w:rPr>
-                <w:rFonts w:ascii="Arial" w:cs="Arial" w:eastAsia="Arial" w:hAnsi="Arial"/>
-                <w:b/>
-                <w:bCs/>
-                <w:i w:val="false"/>
-                <w:iCs w:val="false"/>
-                <w:color w:val="000000"/>
-                <w:sz w:val="18"/>
-                <w:szCs w:val="18"/>
-              </w:rPr>
-              <w:t xml:space="preserve">Phase 4 — Driving Question Board (DQB) Completion</w:t>
+            <w:shd w:fill="FCE4D6" w:color="auto" w:val="clear"/>
+            <w:tcMar>
+              <w:top w:type="dxa" w:w="60"/>
+              <w:left w:type="dxa" w:w="120"/>
+              <w:bottom w:type="dxa" w:w="60"/>
+              <w:right w:type="dxa" w:w="120"/>
+            </w:tcMar>
+            <w:vAlign w:val="top"/>
+          </w:tcPr>
+          <w:p>
+            <w:pPr>
+              <w:spacing w:after="40" w:before="0"/>
+              <w:jc w:val="left"/>
+            </w:pPr>
+            <w:r>
+              <w:rPr>
+                <w:rFonts w:ascii="Arial" w:cs="Arial" w:eastAsia="Arial" w:hAnsi="Arial"/>
+                <w:b/>
+                <w:bCs/>
+                <w:i w:val="false"/>
+                <w:iCs w:val="false"/>
+                <w:color w:val="000000"/>
+                <w:sz w:val="18"/>
+                <w:szCs w:val="18"/>
+              </w:rPr>
+              <w:t xml:space="preserve">Driving Question Board (DQB) Creation</w:t>
             </w:r>
           </w:p>
           <w:p>
@@ -24039,7 +24039,7 @@
             <w:pPr>
               <w:spacing w:after="20" w:before="0"/>
             </w:pPr>
-            <w:hyperlink w:history="1" r:id="rId6byefuuh6mzxldpomnthe">
+            <w:hyperlink w:history="1" r:id="rIdkw2kihn9wtn7vj1fz1-gf">
               <w:r>
                 <w:rPr>
                   <w:rFonts w:ascii="Arial" w:cs="Arial" w:eastAsia="Arial" w:hAnsi="Arial"/>
@@ -24072,7 +24072,7 @@
               <w:spacing w:after="10" w:before="0"/>
               <w:ind w:left="120"/>
             </w:pPr>
-            <w:hyperlink w:history="1" r:id="rIdeakevcentdhc-bztox7ge">
+            <w:hyperlink w:history="1" r:id="rIdwvdybapbjatmkcdfliaza">
               <w:r>
                 <w:rPr>
                   <w:rFonts w:ascii="Arial" w:cs="Arial" w:eastAsia="Arial" w:hAnsi="Arial"/>
@@ -24117,7 +24117,7 @@
             <w:pPr>
               <w:spacing w:after="20" w:before="0"/>
             </w:pPr>
-            <w:hyperlink w:history="1" r:id="rIdlb7-vfy9w6twgilmoanav">
+            <w:hyperlink w:history="1" r:id="rIdj-2omqwvs7cbijeujcbqi">
               <w:r>
                 <w:rPr>
                   <w:rFonts w:ascii="Arial" w:cs="Arial" w:eastAsia="Arial" w:hAnsi="Arial"/>
@@ -24150,7 +24150,7 @@
               <w:spacing w:after="10" w:before="0"/>
               <w:ind w:left="120"/>
             </w:pPr>
-            <w:hyperlink w:history="1" r:id="rIda5dycuykz1wn9ttthdnn4">
+            <w:hyperlink w:history="1" r:id="rIdyyidecscrpehu8lxr1gwt">
               <w:r>
                 <w:rPr>
                   <w:rFonts w:ascii="Arial" w:cs="Arial" w:eastAsia="Arial" w:hAnsi="Arial"/>
@@ -24297,32 +24297,32 @@
         <w:tc>
           <w:tcPr>
             <w:tcW w:type="dxa" w:w="1520"/>
-            <w:shd w:fill="F2F2F2" w:color="auto" w:val="clear"/>
-            <w:tcMar>
-              <w:top w:type="dxa" w:w="60"/>
-              <w:left w:type="dxa" w:w="120"/>
-              <w:bottom w:type="dxa" w:w="60"/>
-              <w:right w:type="dxa" w:w="120"/>
-            </w:tcMar>
-            <w:vAlign w:val="top"/>
-          </w:tcPr>
-          <w:p>
-            <w:pPr>
-              <w:spacing w:after="40" w:before="0"/>
-              <w:jc w:val="left"/>
-            </w:pPr>
-            <w:r>
-              <w:rPr>
-                <w:rFonts w:ascii="Arial" w:cs="Arial" w:eastAsia="Arial" w:hAnsi="Arial"/>
-                <w:b/>
-                <w:bCs/>
-                <w:i w:val="false"/>
-                <w:iCs w:val="false"/>
-                <w:color w:val="000000"/>
-                <w:sz w:val="18"/>
-                <w:szCs w:val="18"/>
-              </w:rPr>
-              <w:t xml:space="preserve">Phase 5 — Model Building (Final Model Revision and Reflection Journal)</w:t>
+            <w:shd w:fill="D5E8F0" w:color="auto" w:val="clear"/>
+            <w:tcMar>
+              <w:top w:type="dxa" w:w="60"/>
+              <w:left w:type="dxa" w:w="120"/>
+              <w:bottom w:type="dxa" w:w="60"/>
+              <w:right w:type="dxa" w:w="120"/>
+            </w:tcMar>
+            <w:vAlign w:val="top"/>
+          </w:tcPr>
+          <w:p>
+            <w:pPr>
+              <w:spacing w:after="40" w:before="0"/>
+              <w:jc w:val="left"/>
+            </w:pPr>
+            <w:r>
+              <w:rPr>
+                <w:rFonts w:ascii="Arial" w:cs="Arial" w:eastAsia="Arial" w:hAnsi="Arial"/>
+                <w:b/>
+                <w:bCs/>
+                <w:i w:val="false"/>
+                <w:iCs w:val="false"/>
+                <w:color w:val="000000"/>
+                <w:sz w:val="18"/>
+                <w:szCs w:val="18"/>
+              </w:rPr>
+              <w:t xml:space="preserve">Model Building Phase</w:t>
             </w:r>
           </w:p>
           <w:p>
@@ -24345,7 +24345,7 @@
             <w:pPr>
               <w:spacing w:after="20" w:before="0"/>
             </w:pPr>
-            <w:hyperlink w:history="1" r:id="rIdhrvplxh8fpmcgl3imtugc">
+            <w:hyperlink w:history="1" r:id="rId6qs07xr5xj8qf3eg0tx2o">
               <w:r>
                 <w:rPr>
                   <w:rFonts w:ascii="Arial" w:cs="Arial" w:eastAsia="Arial" w:hAnsi="Arial"/>
@@ -24378,7 +24378,7 @@
               <w:spacing w:after="10" w:before="0"/>
               <w:ind w:left="120"/>
             </w:pPr>
-            <w:hyperlink w:history="1" r:id="rIdej9dqzx-jowlhs_pqpehx">
+            <w:hyperlink w:history="1" r:id="rIdrcnldry6vj32z90tfzbnk">
               <w:r>
                 <w:rPr>
                   <w:rFonts w:ascii="Arial" w:cs="Arial" w:eastAsia="Arial" w:hAnsi="Arial"/>
@@ -24423,7 +24423,7 @@
             <w:pPr>
               <w:spacing w:after="20" w:before="0"/>
             </w:pPr>
-            <w:hyperlink w:history="1" r:id="rId6m5b2dyh8o2xlmaviekjp">
+            <w:hyperlink w:history="1" r:id="rIdd_yloav0f1i5rwlxta5dt">
               <w:r>
                 <w:rPr>
                   <w:rFonts w:ascii="Arial" w:cs="Arial" w:eastAsia="Arial" w:hAnsi="Arial"/>
@@ -24456,7 +24456,7 @@
               <w:spacing w:after="10" w:before="0"/>
               <w:ind w:left="120"/>
             </w:pPr>
-            <w:hyperlink w:history="1" r:id="rIdo7rg4kthly8g0d_nwh1hu">
+            <w:hyperlink w:history="1" r:id="rIdgyb0b_jfjdbt9ndxalohf">
               <w:r>
                 <w:rPr>
                   <w:rFonts w:ascii="Arial" w:cs="Arial" w:eastAsia="Arial" w:hAnsi="Arial"/>

--- a/data/outputs/v2/General_Science/SS3.1_Turning_Effect_of_Force/General_Science_Turning_Effect_of_Force_CBE_LessonSequence.docx
+++ b/data/outputs/v2/General_Science/SS3.1_Turning_Effect_of_Force/General_Science_Turning_Effect_of_Force_CBE_LessonSequence.docx
@@ -2967,7 +2967,7 @@
             <w:pPr>
               <w:spacing w:after="20" w:before="0"/>
             </w:pPr>
-            <w:hyperlink w:history="1" r:id="rIdyfbco-qfqaesvnsxp25yx">
+            <w:hyperlink w:history="1" r:id="rIdihdpbwbtrtuyjhzktcjyf">
               <w:r>
                 <w:rPr>
                   <w:rFonts w:ascii="Arial" w:cs="Arial" w:eastAsia="Arial" w:hAnsi="Arial"/>
@@ -3000,7 +3000,7 @@
               <w:spacing w:after="10" w:before="0"/>
               <w:ind w:left="120"/>
             </w:pPr>
-            <w:hyperlink w:history="1" r:id="rIds8p1r6k55qrdwsmzlg9dp">
+            <w:hyperlink w:history="1" r:id="rIdofelefxipnftp-8tx-9nz">
               <w:r>
                 <w:rPr>
                   <w:rFonts w:ascii="Arial" w:cs="Arial" w:eastAsia="Arial" w:hAnsi="Arial"/>
@@ -3045,7 +3045,7 @@
             <w:pPr>
               <w:spacing w:after="20" w:before="0"/>
             </w:pPr>
-            <w:hyperlink w:history="1" r:id="rIdbx1jcmntylvp-zygm4ylq">
+            <w:hyperlink w:history="1" r:id="rIdsktofu36q_h4qjtlezn8l">
               <w:r>
                 <w:rPr>
                   <w:rFonts w:ascii="Arial" w:cs="Arial" w:eastAsia="Arial" w:hAnsi="Arial"/>
@@ -3078,7 +3078,7 @@
               <w:spacing w:after="10" w:before="0"/>
               <w:ind w:left="120"/>
             </w:pPr>
-            <w:hyperlink w:history="1" r:id="rId7mugtq_o_mvljt3q93bi3">
+            <w:hyperlink w:history="1" r:id="rIdp1aoblhe6ygzslqakzjom">
               <w:r>
                 <w:rPr>
                   <w:rFonts w:ascii="Arial" w:cs="Arial" w:eastAsia="Arial" w:hAnsi="Arial"/>
@@ -3273,7 +3273,7 @@
             <w:pPr>
               <w:spacing w:after="20" w:before="0"/>
             </w:pPr>
-            <w:hyperlink w:history="1" r:id="rIdogrcjyy-jnfrkuwuqx6et">
+            <w:hyperlink w:history="1" r:id="rIdobfy2oc4wghxbrtgeo5lp">
               <w:r>
                 <w:rPr>
                   <w:rFonts w:ascii="Arial" w:cs="Arial" w:eastAsia="Arial" w:hAnsi="Arial"/>
@@ -3306,7 +3306,7 @@
               <w:spacing w:after="10" w:before="0"/>
               <w:ind w:left="120"/>
             </w:pPr>
-            <w:hyperlink w:history="1" r:id="rIdnmcdgdwjp0ow1apotb3z0">
+            <w:hyperlink w:history="1" r:id="rIdshgyin6uv8mypagdhourz">
               <w:r>
                 <w:rPr>
                   <w:rFonts w:ascii="Arial" w:cs="Arial" w:eastAsia="Arial" w:hAnsi="Arial"/>
@@ -3351,7 +3351,7 @@
             <w:pPr>
               <w:spacing w:after="20" w:before="0"/>
             </w:pPr>
-            <w:hyperlink w:history="1" r:id="rIdxio3ptza37flgghjefuel">
+            <w:hyperlink w:history="1" r:id="rIdchcr141fuqzpuj2jbxemp">
               <w:r>
                 <w:rPr>
                   <w:rFonts w:ascii="Arial" w:cs="Arial" w:eastAsia="Arial" w:hAnsi="Arial"/>
@@ -3384,7 +3384,7 @@
               <w:spacing w:after="10" w:before="0"/>
               <w:ind w:left="120"/>
             </w:pPr>
-            <w:hyperlink w:history="1" r:id="rIdnpxdw8vudv2qm_7-ef5kd">
+            <w:hyperlink w:history="1" r:id="rIdkw7_cdh6xtq2bzg3z9vmt">
               <w:r>
                 <w:rPr>
                   <w:rFonts w:ascii="Arial" w:cs="Arial" w:eastAsia="Arial" w:hAnsi="Arial"/>
@@ -3579,7 +3579,7 @@
             <w:pPr>
               <w:spacing w:after="20" w:before="0"/>
             </w:pPr>
-            <w:hyperlink w:history="1" r:id="rIdtijiqhia1cwjkzzo0s9q9">
+            <w:hyperlink w:history="1" r:id="rIdpcvzb9b22gnkr5s7ckqx7">
               <w:r>
                 <w:rPr>
                   <w:rFonts w:ascii="Arial" w:cs="Arial" w:eastAsia="Arial" w:hAnsi="Arial"/>
@@ -3612,7 +3612,7 @@
               <w:spacing w:after="10" w:before="0"/>
               <w:ind w:left="120"/>
             </w:pPr>
-            <w:hyperlink w:history="1" r:id="rIdiawvg2y8oq05vrksvbptm">
+            <w:hyperlink w:history="1" r:id="rIdxmfudn5u1hvmpxvkjx2dw">
               <w:r>
                 <w:rPr>
                   <w:rFonts w:ascii="Arial" w:cs="Arial" w:eastAsia="Arial" w:hAnsi="Arial"/>
@@ -3657,7 +3657,7 @@
             <w:pPr>
               <w:spacing w:after="20" w:before="0"/>
             </w:pPr>
-            <w:hyperlink w:history="1" r:id="rIdgowhovocgyvvjp3pjsqmo">
+            <w:hyperlink w:history="1" r:id="rIdaeyg83lptbtkc-1ye9z2q">
               <w:r>
                 <w:rPr>
                   <w:rFonts w:ascii="Arial" w:cs="Arial" w:eastAsia="Arial" w:hAnsi="Arial"/>
@@ -3690,7 +3690,7 @@
               <w:spacing w:after="10" w:before="0"/>
               <w:ind w:left="120"/>
             </w:pPr>
-            <w:hyperlink w:history="1" r:id="rIdrwu75luj-b-daghogu6vs">
+            <w:hyperlink w:history="1" r:id="rId50vfzcihqppp9htercdoz">
               <w:r>
                 <w:rPr>
                   <w:rFonts w:ascii="Arial" w:cs="Arial" w:eastAsia="Arial" w:hAnsi="Arial"/>
@@ -3885,7 +3885,7 @@
             <w:pPr>
               <w:spacing w:after="20" w:before="0"/>
             </w:pPr>
-            <w:hyperlink w:history="1" r:id="rIdfvhe9oonvtqkix7booqsp">
+            <w:hyperlink w:history="1" r:id="rIdkm__udh4ytgxpjvnlxkij">
               <w:r>
                 <w:rPr>
                   <w:rFonts w:ascii="Arial" w:cs="Arial" w:eastAsia="Arial" w:hAnsi="Arial"/>
@@ -3918,7 +3918,7 @@
               <w:spacing w:after="10" w:before="0"/>
               <w:ind w:left="120"/>
             </w:pPr>
-            <w:hyperlink w:history="1" r:id="rIdajyg_obozlmf8nlq2kd8h">
+            <w:hyperlink w:history="1" r:id="rIdpkoaxeaajjmt6yp3c_xkz">
               <w:r>
                 <w:rPr>
                   <w:rFonts w:ascii="Arial" w:cs="Arial" w:eastAsia="Arial" w:hAnsi="Arial"/>
@@ -3963,7 +3963,7 @@
             <w:pPr>
               <w:spacing w:after="20" w:before="0"/>
             </w:pPr>
-            <w:hyperlink w:history="1" r:id="rIddonzbr25jndznxgcpgkn7">
+            <w:hyperlink w:history="1" r:id="rId0x4yjyyhwmdwlxoa2f50-">
               <w:r>
                 <w:rPr>
                   <w:rFonts w:ascii="Arial" w:cs="Arial" w:eastAsia="Arial" w:hAnsi="Arial"/>
@@ -3996,7 +3996,7 @@
               <w:spacing w:after="10" w:before="0"/>
               <w:ind w:left="120"/>
             </w:pPr>
-            <w:hyperlink w:history="1" r:id="rIdaxxdjhhepb1srysp9c6vl">
+            <w:hyperlink w:history="1" r:id="rIdmchclbkaf0io9fq3opiif">
               <w:r>
                 <w:rPr>
                   <w:rFonts w:ascii="Arial" w:cs="Arial" w:eastAsia="Arial" w:hAnsi="Arial"/>
@@ -4191,7 +4191,7 @@
             <w:pPr>
               <w:spacing w:after="20" w:before="0"/>
             </w:pPr>
-            <w:hyperlink w:history="1" r:id="rIdsk8tr2akdehavpiwy_jtg">
+            <w:hyperlink w:history="1" r:id="rIdekhc0w5ric08rxhslyqz4">
               <w:r>
                 <w:rPr>
                   <w:rFonts w:ascii="Arial" w:cs="Arial" w:eastAsia="Arial" w:hAnsi="Arial"/>
@@ -4224,7 +4224,7 @@
               <w:spacing w:after="10" w:before="0"/>
               <w:ind w:left="120"/>
             </w:pPr>
-            <w:hyperlink w:history="1" r:id="rIdqxapvi3ghdblrmg5vm3ey">
+            <w:hyperlink w:history="1" r:id="rIdn-d0vxnkyfa6ypzhms-5p">
               <w:r>
                 <w:rPr>
                   <w:rFonts w:ascii="Arial" w:cs="Arial" w:eastAsia="Arial" w:hAnsi="Arial"/>
@@ -4269,7 +4269,7 @@
             <w:pPr>
               <w:spacing w:after="20" w:before="0"/>
             </w:pPr>
-            <w:hyperlink w:history="1" r:id="rId4d-9mljkpcqiohniw3d5r">
+            <w:hyperlink w:history="1" r:id="rIdje5qpxfzda2a5q4rfrhuj">
               <w:r>
                 <w:rPr>
                   <w:rFonts w:ascii="Arial" w:cs="Arial" w:eastAsia="Arial" w:hAnsi="Arial"/>
@@ -4302,7 +4302,7 @@
               <w:spacing w:after="10" w:before="0"/>
               <w:ind w:left="120"/>
             </w:pPr>
-            <w:hyperlink w:history="1" r:id="rIdirwv_-qk4m7mywe3oyoca">
+            <w:hyperlink w:history="1" r:id="rIdcm6vh-4ze5nt2yojrkki6">
               <w:r>
                 <w:rPr>
                   <w:rFonts w:ascii="Arial" w:cs="Arial" w:eastAsia="Arial" w:hAnsi="Arial"/>
@@ -5884,7 +5884,7 @@
             <w:pPr>
               <w:spacing w:after="20" w:before="0"/>
             </w:pPr>
-            <w:hyperlink w:history="1" r:id="rId3ncdt7-kxzykpje2j2new">
+            <w:hyperlink w:history="1" r:id="rIdqzttmgd_ry9telhohouuz">
               <w:r>
                 <w:rPr>
                   <w:rFonts w:ascii="Arial" w:cs="Arial" w:eastAsia="Arial" w:hAnsi="Arial"/>
@@ -5917,7 +5917,7 @@
               <w:spacing w:after="10" w:before="0"/>
               <w:ind w:left="120"/>
             </w:pPr>
-            <w:hyperlink w:history="1" r:id="rIdfvft-gfbvlgo5wa6zgrvh">
+            <w:hyperlink w:history="1" r:id="rIdu1q-biipvff8gkxmwupql">
               <w:r>
                 <w:rPr>
                   <w:rFonts w:ascii="Arial" w:cs="Arial" w:eastAsia="Arial" w:hAnsi="Arial"/>
@@ -5962,7 +5962,7 @@
             <w:pPr>
               <w:spacing w:after="20" w:before="0"/>
             </w:pPr>
-            <w:hyperlink w:history="1" r:id="rIdp3-putinip0-fotrqe2ls">
+            <w:hyperlink w:history="1" r:id="rIdukn007nuwalsn5pnzawye">
               <w:r>
                 <w:rPr>
                   <w:rFonts w:ascii="Arial" w:cs="Arial" w:eastAsia="Arial" w:hAnsi="Arial"/>
@@ -5995,7 +5995,7 @@
               <w:spacing w:after="10" w:before="0"/>
               <w:ind w:left="120"/>
             </w:pPr>
-            <w:hyperlink w:history="1" r:id="rId8neiazsahaqk6vtf88sej">
+            <w:hyperlink w:history="1" r:id="rIdj27gbnndcclnidpxslovq">
               <w:r>
                 <w:rPr>
                   <w:rFonts w:ascii="Arial" w:cs="Arial" w:eastAsia="Arial" w:hAnsi="Arial"/>
@@ -6190,7 +6190,7 @@
             <w:pPr>
               <w:spacing w:after="20" w:before="0"/>
             </w:pPr>
-            <w:hyperlink w:history="1" r:id="rIddh7_gneycxccyjn9uulak">
+            <w:hyperlink w:history="1" r:id="rIddxfkzwg1wcsw-gnij0lkm">
               <w:r>
                 <w:rPr>
                   <w:rFonts w:ascii="Arial" w:cs="Arial" w:eastAsia="Arial" w:hAnsi="Arial"/>
@@ -6223,7 +6223,7 @@
               <w:spacing w:after="10" w:before="0"/>
               <w:ind w:left="120"/>
             </w:pPr>
-            <w:hyperlink w:history="1" r:id="rIdad1dpxzw-myxxn86lnraj">
+            <w:hyperlink w:history="1" r:id="rId3nrjlhby-_8bkct5vlnr1">
               <w:r>
                 <w:rPr>
                   <w:rFonts w:ascii="Arial" w:cs="Arial" w:eastAsia="Arial" w:hAnsi="Arial"/>
@@ -6268,7 +6268,7 @@
             <w:pPr>
               <w:spacing w:after="20" w:before="0"/>
             </w:pPr>
-            <w:hyperlink w:history="1" r:id="rId8qybwjl2dn0ohwb7euwth">
+            <w:hyperlink w:history="1" r:id="rIdfa6vrt7edrtekb1qbvkdl">
               <w:r>
                 <w:rPr>
                   <w:rFonts w:ascii="Arial" w:cs="Arial" w:eastAsia="Arial" w:hAnsi="Arial"/>
@@ -6301,7 +6301,7 @@
               <w:spacing w:after="10" w:before="0"/>
               <w:ind w:left="120"/>
             </w:pPr>
-            <w:hyperlink w:history="1" r:id="rId9odlj1e17q04t2raku0fg">
+            <w:hyperlink w:history="1" r:id="rIdtzcx3pnmi1mvjdhl0g68-">
               <w:r>
                 <w:rPr>
                   <w:rFonts w:ascii="Arial" w:cs="Arial" w:eastAsia="Arial" w:hAnsi="Arial"/>
@@ -6496,7 +6496,7 @@
             <w:pPr>
               <w:spacing w:after="20" w:before="0"/>
             </w:pPr>
-            <w:hyperlink w:history="1" r:id="rIdoxauqxnjfq8xhp_cef7jl">
+            <w:hyperlink w:history="1" r:id="rIda_ub8fa3zhql08pt_scut">
               <w:r>
                 <w:rPr>
                   <w:rFonts w:ascii="Arial" w:cs="Arial" w:eastAsia="Arial" w:hAnsi="Arial"/>
@@ -6529,7 +6529,7 @@
               <w:spacing w:after="10" w:before="0"/>
               <w:ind w:left="120"/>
             </w:pPr>
-            <w:hyperlink w:history="1" r:id="rIdiwmbofd3xd-ezelnxjmin">
+            <w:hyperlink w:history="1" r:id="rIdhgkd0kyjavuxoxt77nnhs">
               <w:r>
                 <w:rPr>
                   <w:rFonts w:ascii="Arial" w:cs="Arial" w:eastAsia="Arial" w:hAnsi="Arial"/>
@@ -6574,7 +6574,7 @@
             <w:pPr>
               <w:spacing w:after="20" w:before="0"/>
             </w:pPr>
-            <w:hyperlink w:history="1" r:id="rIdyswaemc6abldzk7udk4vr">
+            <w:hyperlink w:history="1" r:id="rId1msiosmakogyr0zjaowtc">
               <w:r>
                 <w:rPr>
                   <w:rFonts w:ascii="Arial" w:cs="Arial" w:eastAsia="Arial" w:hAnsi="Arial"/>
@@ -6607,7 +6607,7 @@
               <w:spacing w:after="10" w:before="0"/>
               <w:ind w:left="120"/>
             </w:pPr>
-            <w:hyperlink w:history="1" r:id="rIdoc7pqw_lri-qfawbhlda0">
+            <w:hyperlink w:history="1" r:id="rIdzmq-76g0n35rsibzqsxs-">
               <w:r>
                 <w:rPr>
                   <w:rFonts w:ascii="Arial" w:cs="Arial" w:eastAsia="Arial" w:hAnsi="Arial"/>
@@ -6802,7 +6802,7 @@
             <w:pPr>
               <w:spacing w:after="20" w:before="0"/>
             </w:pPr>
-            <w:hyperlink w:history="1" r:id="rIdiogn1yuivnxo0zzhzp12w">
+            <w:hyperlink w:history="1" r:id="rIdglwae3ke1hlbko9yajozk">
               <w:r>
                 <w:rPr>
                   <w:rFonts w:ascii="Arial" w:cs="Arial" w:eastAsia="Arial" w:hAnsi="Arial"/>
@@ -6835,7 +6835,7 @@
               <w:spacing w:after="10" w:before="0"/>
               <w:ind w:left="120"/>
             </w:pPr>
-            <w:hyperlink w:history="1" r:id="rIdtilhob3u4p0gcvu0edmfv">
+            <w:hyperlink w:history="1" r:id="rIdblu9dultqafmbcxrjb8yj">
               <w:r>
                 <w:rPr>
                   <w:rFonts w:ascii="Arial" w:cs="Arial" w:eastAsia="Arial" w:hAnsi="Arial"/>
@@ -6880,7 +6880,7 @@
             <w:pPr>
               <w:spacing w:after="20" w:before="0"/>
             </w:pPr>
-            <w:hyperlink w:history="1" r:id="rId0hkk9s81simk0bhozih-p">
+            <w:hyperlink w:history="1" r:id="rIduv4z0_jnpqikhlmaczsga">
               <w:r>
                 <w:rPr>
                   <w:rFonts w:ascii="Arial" w:cs="Arial" w:eastAsia="Arial" w:hAnsi="Arial"/>
@@ -6913,7 +6913,7 @@
               <w:spacing w:after="10" w:before="0"/>
               <w:ind w:left="120"/>
             </w:pPr>
-            <w:hyperlink w:history="1" r:id="rIdmodoihlkm256k4pfwmx5g">
+            <w:hyperlink w:history="1" r:id="rId_yarjyaakz8t76yxqimtl">
               <w:r>
                 <w:rPr>
                   <w:rFonts w:ascii="Arial" w:cs="Arial" w:eastAsia="Arial" w:hAnsi="Arial"/>
@@ -7108,7 +7108,7 @@
             <w:pPr>
               <w:spacing w:after="20" w:before="0"/>
             </w:pPr>
-            <w:hyperlink w:history="1" r:id="rIdytjzkwkltcc_3gsz4an4c">
+            <w:hyperlink w:history="1" r:id="rIdisdxpdicqnmzgobgekw6x">
               <w:r>
                 <w:rPr>
                   <w:rFonts w:ascii="Arial" w:cs="Arial" w:eastAsia="Arial" w:hAnsi="Arial"/>
@@ -7141,7 +7141,7 @@
               <w:spacing w:after="10" w:before="0"/>
               <w:ind w:left="120"/>
             </w:pPr>
-            <w:hyperlink w:history="1" r:id="rIdwpjrajwcgby-lrlc6axti">
+            <w:hyperlink w:history="1" r:id="rIdxajfsy1lzfwhqgm6vh8ip">
               <w:r>
                 <w:rPr>
                   <w:rFonts w:ascii="Arial" w:cs="Arial" w:eastAsia="Arial" w:hAnsi="Arial"/>
@@ -7186,7 +7186,7 @@
             <w:pPr>
               <w:spacing w:after="20" w:before="0"/>
             </w:pPr>
-            <w:hyperlink w:history="1" r:id="rId_uxlhbw1xn_9rzffgm-9w">
+            <w:hyperlink w:history="1" r:id="rIds_7en0itpwx4jrzqkugfd">
               <w:r>
                 <w:rPr>
                   <w:rFonts w:ascii="Arial" w:cs="Arial" w:eastAsia="Arial" w:hAnsi="Arial"/>
@@ -7219,7 +7219,7 @@
               <w:spacing w:after="10" w:before="0"/>
               <w:ind w:left="120"/>
             </w:pPr>
-            <w:hyperlink w:history="1" r:id="rIdyr7vmdvrt3yyniprtyp2-">
+            <w:hyperlink w:history="1" r:id="rIdn15fmtyp8pdspujmct5zs">
               <w:r>
                 <w:rPr>
                   <w:rFonts w:ascii="Arial" w:cs="Arial" w:eastAsia="Arial" w:hAnsi="Arial"/>
@@ -8706,7 +8706,7 @@
             <w:pPr>
               <w:spacing w:after="20" w:before="0"/>
             </w:pPr>
-            <w:hyperlink w:history="1" r:id="rId8165fmxqouwphiogapirz">
+            <w:hyperlink w:history="1" r:id="rId9-zeck9t12l9hbmwros9_">
               <w:r>
                 <w:rPr>
                   <w:rFonts w:ascii="Arial" w:cs="Arial" w:eastAsia="Arial" w:hAnsi="Arial"/>
@@ -8739,7 +8739,7 @@
               <w:spacing w:after="10" w:before="0"/>
               <w:ind w:left="120"/>
             </w:pPr>
-            <w:hyperlink w:history="1" r:id="rIdofqzzkxsruhxinm2qq3t8">
+            <w:hyperlink w:history="1" r:id="rId-0z8ncndopsqpibculrdw">
               <w:r>
                 <w:rPr>
                   <w:rFonts w:ascii="Arial" w:cs="Arial" w:eastAsia="Arial" w:hAnsi="Arial"/>
@@ -8784,7 +8784,7 @@
             <w:pPr>
               <w:spacing w:after="20" w:before="0"/>
             </w:pPr>
-            <w:hyperlink w:history="1" r:id="rId7kly1tzbmoxytlj5ec1vy">
+            <w:hyperlink w:history="1" r:id="rIdcds5qiv265m5pokw_a7fc">
               <w:r>
                 <w:rPr>
                   <w:rFonts w:ascii="Arial" w:cs="Arial" w:eastAsia="Arial" w:hAnsi="Arial"/>
@@ -8817,7 +8817,7 @@
               <w:spacing w:after="10" w:before="0"/>
               <w:ind w:left="120"/>
             </w:pPr>
-            <w:hyperlink w:history="1" r:id="rId08g93nnfn0foowui-mpyr">
+            <w:hyperlink w:history="1" r:id="rIdp9xfhs6a3dt_4le0vjhpy">
               <w:r>
                 <w:rPr>
                   <w:rFonts w:ascii="Arial" w:cs="Arial" w:eastAsia="Arial" w:hAnsi="Arial"/>
@@ -9012,7 +9012,7 @@
             <w:pPr>
               <w:spacing w:after="20" w:before="0"/>
             </w:pPr>
-            <w:hyperlink w:history="1" r:id="rIdghs0vool5nu8vnff_0ply">
+            <w:hyperlink w:history="1" r:id="rIdhcnlbp8wd7_c_w5zpmdyi">
               <w:r>
                 <w:rPr>
                   <w:rFonts w:ascii="Arial" w:cs="Arial" w:eastAsia="Arial" w:hAnsi="Arial"/>
@@ -9045,7 +9045,7 @@
               <w:spacing w:after="10" w:before="0"/>
               <w:ind w:left="120"/>
             </w:pPr>
-            <w:hyperlink w:history="1" r:id="rIdde6if-f8dfmsd6wsrzvzu">
+            <w:hyperlink w:history="1" r:id="rIdkwri43o0dp5fxejliesd2">
               <w:r>
                 <w:rPr>
                   <w:rFonts w:ascii="Arial" w:cs="Arial" w:eastAsia="Arial" w:hAnsi="Arial"/>
@@ -9090,7 +9090,7 @@
             <w:pPr>
               <w:spacing w:after="20" w:before="0"/>
             </w:pPr>
-            <w:hyperlink w:history="1" r:id="rIdrzgwj9pbnthrmi_sn-fdc">
+            <w:hyperlink w:history="1" r:id="rIdnqk8shujc6t9ti7r0yrma">
               <w:r>
                 <w:rPr>
                   <w:rFonts w:ascii="Arial" w:cs="Arial" w:eastAsia="Arial" w:hAnsi="Arial"/>
@@ -9123,7 +9123,7 @@
               <w:spacing w:after="10" w:before="0"/>
               <w:ind w:left="120"/>
             </w:pPr>
-            <w:hyperlink w:history="1" r:id="rIdzqzo2scixdno5evdocw1i">
+            <w:hyperlink w:history="1" r:id="rIdtlsqkhh5ghg5qxd4oufan">
               <w:r>
                 <w:rPr>
                   <w:rFonts w:ascii="Arial" w:cs="Arial" w:eastAsia="Arial" w:hAnsi="Arial"/>
@@ -9318,7 +9318,7 @@
             <w:pPr>
               <w:spacing w:after="20" w:before="0"/>
             </w:pPr>
-            <w:hyperlink w:history="1" r:id="rIdynzdy_kpsttuesgv5tzf_">
+            <w:hyperlink w:history="1" r:id="rIdxcxuiekm8suc8c4qsv0d1">
               <w:r>
                 <w:rPr>
                   <w:rFonts w:ascii="Arial" w:cs="Arial" w:eastAsia="Arial" w:hAnsi="Arial"/>
@@ -9351,7 +9351,7 @@
               <w:spacing w:after="10" w:before="0"/>
               <w:ind w:left="120"/>
             </w:pPr>
-            <w:hyperlink w:history="1" r:id="rId44k7uk4glgfweo8otbdaj">
+            <w:hyperlink w:history="1" r:id="rIdqj0itnq3z9-q2281m4-er">
               <w:r>
                 <w:rPr>
                   <w:rFonts w:ascii="Arial" w:cs="Arial" w:eastAsia="Arial" w:hAnsi="Arial"/>
@@ -9396,7 +9396,7 @@
             <w:pPr>
               <w:spacing w:after="20" w:before="0"/>
             </w:pPr>
-            <w:hyperlink w:history="1" r:id="rIdfxcjx2pu8-xeijsahls_f">
+            <w:hyperlink w:history="1" r:id="rIdfiobhel3uze_2ramg0obu">
               <w:r>
                 <w:rPr>
                   <w:rFonts w:ascii="Arial" w:cs="Arial" w:eastAsia="Arial" w:hAnsi="Arial"/>
@@ -9429,7 +9429,7 @@
               <w:spacing w:after="10" w:before="0"/>
               <w:ind w:left="120"/>
             </w:pPr>
-            <w:hyperlink w:history="1" r:id="rIdmuxq7kkibzs0dgb-inkr6">
+            <w:hyperlink w:history="1" r:id="rId6_jgye2f7yujc8kiwrq5g">
               <w:r>
                 <w:rPr>
                   <w:rFonts w:ascii="Arial" w:cs="Arial" w:eastAsia="Arial" w:hAnsi="Arial"/>
@@ -9624,7 +9624,7 @@
             <w:pPr>
               <w:spacing w:after="20" w:before="0"/>
             </w:pPr>
-            <w:hyperlink w:history="1" r:id="rIdslw2a8wgzyqphmnmk4pya">
+            <w:hyperlink w:history="1" r:id="rIdixcstgehrk6h2rftyunsp">
               <w:r>
                 <w:rPr>
                   <w:rFonts w:ascii="Arial" w:cs="Arial" w:eastAsia="Arial" w:hAnsi="Arial"/>
@@ -9657,7 +9657,7 @@
               <w:spacing w:after="10" w:before="0"/>
               <w:ind w:left="120"/>
             </w:pPr>
-            <w:hyperlink w:history="1" r:id="rId4hjgo5oumxr6tgx-1qj6l">
+            <w:hyperlink w:history="1" r:id="rIdc1lbaa_ahvcr69hai7q8f">
               <w:r>
                 <w:rPr>
                   <w:rFonts w:ascii="Arial" w:cs="Arial" w:eastAsia="Arial" w:hAnsi="Arial"/>
@@ -9702,7 +9702,7 @@
             <w:pPr>
               <w:spacing w:after="20" w:before="0"/>
             </w:pPr>
-            <w:hyperlink w:history="1" r:id="rIdozsrd5irzde42jmuka-yw">
+            <w:hyperlink w:history="1" r:id="rIdcro_tfcsjrnzndnsdcdda">
               <w:r>
                 <w:rPr>
                   <w:rFonts w:ascii="Arial" w:cs="Arial" w:eastAsia="Arial" w:hAnsi="Arial"/>
@@ -9735,7 +9735,7 @@
               <w:spacing w:after="10" w:before="0"/>
               <w:ind w:left="120"/>
             </w:pPr>
-            <w:hyperlink w:history="1" r:id="rIdr3s-ylsc-zotnc5d26pcm">
+            <w:hyperlink w:history="1" r:id="rIdrwnwzlr6foplik0gxdu1w">
               <w:r>
                 <w:rPr>
                   <w:rFonts w:ascii="Arial" w:cs="Arial" w:eastAsia="Arial" w:hAnsi="Arial"/>
@@ -9930,7 +9930,7 @@
             <w:pPr>
               <w:spacing w:after="20" w:before="0"/>
             </w:pPr>
-            <w:hyperlink w:history="1" r:id="rIdnu49or5hruyniuk6ld4_k">
+            <w:hyperlink w:history="1" r:id="rIdc5ypkquj-wkaahxigz0tw">
               <w:r>
                 <w:rPr>
                   <w:rFonts w:ascii="Arial" w:cs="Arial" w:eastAsia="Arial" w:hAnsi="Arial"/>
@@ -9963,7 +9963,7 @@
               <w:spacing w:after="10" w:before="0"/>
               <w:ind w:left="120"/>
             </w:pPr>
-            <w:hyperlink w:history="1" r:id="rIdbjrhrzk_ws-ammhibndaa">
+            <w:hyperlink w:history="1" r:id="rIdbix_xjyvxlzuk6lpnqifm">
               <w:r>
                 <w:rPr>
                   <w:rFonts w:ascii="Arial" w:cs="Arial" w:eastAsia="Arial" w:hAnsi="Arial"/>
@@ -10008,7 +10008,7 @@
             <w:pPr>
               <w:spacing w:after="20" w:before="0"/>
             </w:pPr>
-            <w:hyperlink w:history="1" r:id="rIdk46qlvgwdp3sghapeddzm">
+            <w:hyperlink w:history="1" r:id="rIdvjjpywjwmqkpshctma4gt">
               <w:r>
                 <w:rPr>
                   <w:rFonts w:ascii="Arial" w:cs="Arial" w:eastAsia="Arial" w:hAnsi="Arial"/>
@@ -10041,7 +10041,7 @@
               <w:spacing w:after="10" w:before="0"/>
               <w:ind w:left="120"/>
             </w:pPr>
-            <w:hyperlink w:history="1" r:id="rId35qkd3dkrpo4kqokcnq1n">
+            <w:hyperlink w:history="1" r:id="rId6qut2m3vphituazfyg2v9">
               <w:r>
                 <w:rPr>
                   <w:rFonts w:ascii="Arial" w:cs="Arial" w:eastAsia="Arial" w:hAnsi="Arial"/>
@@ -11623,7 +11623,7 @@
             <w:pPr>
               <w:spacing w:after="20" w:before="0"/>
             </w:pPr>
-            <w:hyperlink w:history="1" r:id="rIdj8mbuym5fmgtngkfx58pv">
+            <w:hyperlink w:history="1" r:id="rIdadru21ouuoberisrcsee4">
               <w:r>
                 <w:rPr>
                   <w:rFonts w:ascii="Arial" w:cs="Arial" w:eastAsia="Arial" w:hAnsi="Arial"/>
@@ -11656,7 +11656,7 @@
               <w:spacing w:after="10" w:before="0"/>
               <w:ind w:left="120"/>
             </w:pPr>
-            <w:hyperlink w:history="1" r:id="rId171fsubs3_bcypovupu6n">
+            <w:hyperlink w:history="1" r:id="rIdsbmvznxodggtdeqq-tivh">
               <w:r>
                 <w:rPr>
                   <w:rFonts w:ascii="Arial" w:cs="Arial" w:eastAsia="Arial" w:hAnsi="Arial"/>
@@ -11701,7 +11701,7 @@
             <w:pPr>
               <w:spacing w:after="20" w:before="0"/>
             </w:pPr>
-            <w:hyperlink w:history="1" r:id="rId7tu_r8sb1tqzqgrgnefbw">
+            <w:hyperlink w:history="1" r:id="rIdwrr5bxdzalrhi79hu-u3r">
               <w:r>
                 <w:rPr>
                   <w:rFonts w:ascii="Arial" w:cs="Arial" w:eastAsia="Arial" w:hAnsi="Arial"/>
@@ -11734,7 +11734,7 @@
               <w:spacing w:after="10" w:before="0"/>
               <w:ind w:left="120"/>
             </w:pPr>
-            <w:hyperlink w:history="1" r:id="rIdvrjoquywzfjgoksniedmg">
+            <w:hyperlink w:history="1" r:id="rIdjxeimnqf03mzqeiowozpb">
               <w:r>
                 <w:rPr>
                   <w:rFonts w:ascii="Arial" w:cs="Arial" w:eastAsia="Arial" w:hAnsi="Arial"/>
@@ -11929,7 +11929,7 @@
             <w:pPr>
               <w:spacing w:after="20" w:before="0"/>
             </w:pPr>
-            <w:hyperlink w:history="1" r:id="rIdchxmo7x2ime4ua72yuxtv">
+            <w:hyperlink w:history="1" r:id="rIdp3mo0wd4pompv7vabmws2">
               <w:r>
                 <w:rPr>
                   <w:rFonts w:ascii="Arial" w:cs="Arial" w:eastAsia="Arial" w:hAnsi="Arial"/>
@@ -11962,7 +11962,7 @@
               <w:spacing w:after="10" w:before="0"/>
               <w:ind w:left="120"/>
             </w:pPr>
-            <w:hyperlink w:history="1" r:id="rIdxtimifz02yc73bkxxxbt4">
+            <w:hyperlink w:history="1" r:id="rIdeswevmzu_9g7lmm7qw3ee">
               <w:r>
                 <w:rPr>
                   <w:rFonts w:ascii="Arial" w:cs="Arial" w:eastAsia="Arial" w:hAnsi="Arial"/>
@@ -12007,7 +12007,7 @@
             <w:pPr>
               <w:spacing w:after="20" w:before="0"/>
             </w:pPr>
-            <w:hyperlink w:history="1" r:id="rIdwvfgbkm0qmhoccwrxicra">
+            <w:hyperlink w:history="1" r:id="rIdfkoendsn6jhzsjj7_zzc9">
               <w:r>
                 <w:rPr>
                   <w:rFonts w:ascii="Arial" w:cs="Arial" w:eastAsia="Arial" w:hAnsi="Arial"/>
@@ -12040,7 +12040,7 @@
               <w:spacing w:after="10" w:before="0"/>
               <w:ind w:left="120"/>
             </w:pPr>
-            <w:hyperlink w:history="1" r:id="rIdemlkgapqb5d4mneylj5s2">
+            <w:hyperlink w:history="1" r:id="rIdqrhksmo-r95uxnwkbw3r0">
               <w:r>
                 <w:rPr>
                   <w:rFonts w:ascii="Arial" w:cs="Arial" w:eastAsia="Arial" w:hAnsi="Arial"/>
@@ -12235,7 +12235,7 @@
             <w:pPr>
               <w:spacing w:after="20" w:before="0"/>
             </w:pPr>
-            <w:hyperlink w:history="1" r:id="rIdhm83qpkqsqnp3pivli7hi">
+            <w:hyperlink w:history="1" r:id="rIdkmzk5afmqeqfo_yngeir4">
               <w:r>
                 <w:rPr>
                   <w:rFonts w:ascii="Arial" w:cs="Arial" w:eastAsia="Arial" w:hAnsi="Arial"/>
@@ -12268,7 +12268,7 @@
               <w:spacing w:after="10" w:before="0"/>
               <w:ind w:left="120"/>
             </w:pPr>
-            <w:hyperlink w:history="1" r:id="rId4hmmjk3r7kpnkzqfzslkx">
+            <w:hyperlink w:history="1" r:id="rIdy1fw3znt_3noc0cds1png">
               <w:r>
                 <w:rPr>
                   <w:rFonts w:ascii="Arial" w:cs="Arial" w:eastAsia="Arial" w:hAnsi="Arial"/>
@@ -12313,7 +12313,7 @@
             <w:pPr>
               <w:spacing w:after="20" w:before="0"/>
             </w:pPr>
-            <w:hyperlink w:history="1" r:id="rIdbnsu-9smjpwf6m6wyem6n">
+            <w:hyperlink w:history="1" r:id="rIdp_cvwf8kgwnc6udd7z6xf">
               <w:r>
                 <w:rPr>
                   <w:rFonts w:ascii="Arial" w:cs="Arial" w:eastAsia="Arial" w:hAnsi="Arial"/>
@@ -12346,7 +12346,7 @@
               <w:spacing w:after="10" w:before="0"/>
               <w:ind w:left="120"/>
             </w:pPr>
-            <w:hyperlink w:history="1" r:id="rId7ijrzpxkh50og9ouxfqy-">
+            <w:hyperlink w:history="1" r:id="rIdzy31gvpdzri5gekkplyc8">
               <w:r>
                 <w:rPr>
                   <w:rFonts w:ascii="Arial" w:cs="Arial" w:eastAsia="Arial" w:hAnsi="Arial"/>
@@ -12541,7 +12541,7 @@
             <w:pPr>
               <w:spacing w:after="20" w:before="0"/>
             </w:pPr>
-            <w:hyperlink w:history="1" r:id="rIday-0mfoifdtpw_gszk2iq">
+            <w:hyperlink w:history="1" r:id="rIdcvenwdyu5pypshgq_vmdn">
               <w:r>
                 <w:rPr>
                   <w:rFonts w:ascii="Arial" w:cs="Arial" w:eastAsia="Arial" w:hAnsi="Arial"/>
@@ -12574,7 +12574,7 @@
               <w:spacing w:after="10" w:before="0"/>
               <w:ind w:left="120"/>
             </w:pPr>
-            <w:hyperlink w:history="1" r:id="rIdi4p3vtptinjugapw8ik9n">
+            <w:hyperlink w:history="1" r:id="rIdlkifkxmvaio-zkhwwujuu">
               <w:r>
                 <w:rPr>
                   <w:rFonts w:ascii="Arial" w:cs="Arial" w:eastAsia="Arial" w:hAnsi="Arial"/>
@@ -12619,7 +12619,7 @@
             <w:pPr>
               <w:spacing w:after="20" w:before="0"/>
             </w:pPr>
-            <w:hyperlink w:history="1" r:id="rIdhviqa4j2cd2rdfu2ur71u">
+            <w:hyperlink w:history="1" r:id="rIdg41ym0qxf5rc4r5lut02v">
               <w:r>
                 <w:rPr>
                   <w:rFonts w:ascii="Arial" w:cs="Arial" w:eastAsia="Arial" w:hAnsi="Arial"/>
@@ -12652,7 +12652,7 @@
               <w:spacing w:after="10" w:before="0"/>
               <w:ind w:left="120"/>
             </w:pPr>
-            <w:hyperlink w:history="1" r:id="rIddpsnjggqumhpswrhymmtf">
+            <w:hyperlink w:history="1" r:id="rIdn5ebo7q-kejx4kbike3kw">
               <w:r>
                 <w:rPr>
                   <w:rFonts w:ascii="Arial" w:cs="Arial" w:eastAsia="Arial" w:hAnsi="Arial"/>
@@ -12847,7 +12847,7 @@
             <w:pPr>
               <w:spacing w:after="20" w:before="0"/>
             </w:pPr>
-            <w:hyperlink w:history="1" r:id="rId8n9l-iivqz_1-ftd1odbh">
+            <w:hyperlink w:history="1" r:id="rIdixcc_xsgvml6a_c429dqp">
               <w:r>
                 <w:rPr>
                   <w:rFonts w:ascii="Arial" w:cs="Arial" w:eastAsia="Arial" w:hAnsi="Arial"/>
@@ -12880,7 +12880,7 @@
               <w:spacing w:after="10" w:before="0"/>
               <w:ind w:left="120"/>
             </w:pPr>
-            <w:hyperlink w:history="1" r:id="rIdyyo_pzmp673c0u9opcrrr">
+            <w:hyperlink w:history="1" r:id="rIdr6gfmukguskky4wmat_7p">
               <w:r>
                 <w:rPr>
                   <w:rFonts w:ascii="Arial" w:cs="Arial" w:eastAsia="Arial" w:hAnsi="Arial"/>
@@ -12925,7 +12925,7 @@
             <w:pPr>
               <w:spacing w:after="20" w:before="0"/>
             </w:pPr>
-            <w:hyperlink w:history="1" r:id="rIdfusumy5jgyyq_sgfjvql3">
+            <w:hyperlink w:history="1" r:id="rIddfsb6tngemw1ertahzzfi">
               <w:r>
                 <w:rPr>
                   <w:rFonts w:ascii="Arial" w:cs="Arial" w:eastAsia="Arial" w:hAnsi="Arial"/>
@@ -12958,7 +12958,7 @@
               <w:spacing w:after="10" w:before="0"/>
               <w:ind w:left="120"/>
             </w:pPr>
-            <w:hyperlink w:history="1" r:id="rIdgoqpnrcjwy_imvh0iyuwi">
+            <w:hyperlink w:history="1" r:id="rIdgjrod0va08_fue7mkovi-">
               <w:r>
                 <w:rPr>
                   <w:rFonts w:ascii="Arial" w:cs="Arial" w:eastAsia="Arial" w:hAnsi="Arial"/>
@@ -14445,7 +14445,7 @@
             <w:pPr>
               <w:spacing w:after="20" w:before="0"/>
             </w:pPr>
-            <w:hyperlink w:history="1" r:id="rIdowixpo4brg2tauvw8mlaq">
+            <w:hyperlink w:history="1" r:id="rId0u1k_yqybxvf_rjhwcmbt">
               <w:r>
                 <w:rPr>
                   <w:rFonts w:ascii="Arial" w:cs="Arial" w:eastAsia="Arial" w:hAnsi="Arial"/>
@@ -14478,7 +14478,7 @@
               <w:spacing w:after="10" w:before="0"/>
               <w:ind w:left="120"/>
             </w:pPr>
-            <w:hyperlink w:history="1" r:id="rIdexfd1mqn1rlncrxi7z2wn">
+            <w:hyperlink w:history="1" r:id="rIdqbli3n9m4ypk1sjy2ewqi">
               <w:r>
                 <w:rPr>
                   <w:rFonts w:ascii="Arial" w:cs="Arial" w:eastAsia="Arial" w:hAnsi="Arial"/>
@@ -14523,7 +14523,7 @@
             <w:pPr>
               <w:spacing w:after="20" w:before="0"/>
             </w:pPr>
-            <w:hyperlink w:history="1" r:id="rIdkbgqzorsyitarykizhtsb">
+            <w:hyperlink w:history="1" r:id="rIdxfsx1ylnch1e9aakublpv">
               <w:r>
                 <w:rPr>
                   <w:rFonts w:ascii="Arial" w:cs="Arial" w:eastAsia="Arial" w:hAnsi="Arial"/>
@@ -14556,7 +14556,7 @@
               <w:spacing w:after="10" w:before="0"/>
               <w:ind w:left="120"/>
             </w:pPr>
-            <w:hyperlink w:history="1" r:id="rIda7k-qdrbpi4zxzdrds4bj">
+            <w:hyperlink w:history="1" r:id="rIdfof1sfiqqc9dvop37nu6n">
               <w:r>
                 <w:rPr>
                   <w:rFonts w:ascii="Arial" w:cs="Arial" w:eastAsia="Arial" w:hAnsi="Arial"/>
@@ -14751,7 +14751,7 @@
             <w:pPr>
               <w:spacing w:after="20" w:before="0"/>
             </w:pPr>
-            <w:hyperlink w:history="1" r:id="rIdk2yu1bsvrfpfk2zstbxui">
+            <w:hyperlink w:history="1" r:id="rId9zxkbmqg2cnnew8qbynxn">
               <w:r>
                 <w:rPr>
                   <w:rFonts w:ascii="Arial" w:cs="Arial" w:eastAsia="Arial" w:hAnsi="Arial"/>
@@ -14784,7 +14784,7 @@
               <w:spacing w:after="10" w:before="0"/>
               <w:ind w:left="120"/>
             </w:pPr>
-            <w:hyperlink w:history="1" r:id="rIdbdcj6y9kyvfzfzdamrsi_">
+            <w:hyperlink w:history="1" r:id="rIdw0-crzic5ljhi25csp6lr">
               <w:r>
                 <w:rPr>
                   <w:rFonts w:ascii="Arial" w:cs="Arial" w:eastAsia="Arial" w:hAnsi="Arial"/>
@@ -14829,7 +14829,7 @@
             <w:pPr>
               <w:spacing w:after="20" w:before="0"/>
             </w:pPr>
-            <w:hyperlink w:history="1" r:id="rIdhnbnoykclvs6cryxc1h9e">
+            <w:hyperlink w:history="1" r:id="rId3i6y6ozlg6ylaygues4xe">
               <w:r>
                 <w:rPr>
                   <w:rFonts w:ascii="Arial" w:cs="Arial" w:eastAsia="Arial" w:hAnsi="Arial"/>
@@ -14862,7 +14862,7 @@
               <w:spacing w:after="10" w:before="0"/>
               <w:ind w:left="120"/>
             </w:pPr>
-            <w:hyperlink w:history="1" r:id="rIdnnpxopxcezojniylkuxh3">
+            <w:hyperlink w:history="1" r:id="rIdew8euea8z9rgngjsg5xpp">
               <w:r>
                 <w:rPr>
                   <w:rFonts w:ascii="Arial" w:cs="Arial" w:eastAsia="Arial" w:hAnsi="Arial"/>
@@ -15057,7 +15057,7 @@
             <w:pPr>
               <w:spacing w:after="20" w:before="0"/>
             </w:pPr>
-            <w:hyperlink w:history="1" r:id="rIdgtohgdg2ov2qnr61ukepp">
+            <w:hyperlink w:history="1" r:id="rId3ooe0msn6w7gn26fjao3j">
               <w:r>
                 <w:rPr>
                   <w:rFonts w:ascii="Arial" w:cs="Arial" w:eastAsia="Arial" w:hAnsi="Arial"/>
@@ -15090,7 +15090,7 @@
               <w:spacing w:after="10" w:before="0"/>
               <w:ind w:left="120"/>
             </w:pPr>
-            <w:hyperlink w:history="1" r:id="rIdalrbvynvnar3tavr0vssi">
+            <w:hyperlink w:history="1" r:id="rIdmedx96uz-8iqsjrcwmyaq">
               <w:r>
                 <w:rPr>
                   <w:rFonts w:ascii="Arial" w:cs="Arial" w:eastAsia="Arial" w:hAnsi="Arial"/>
@@ -15135,7 +15135,7 @@
             <w:pPr>
               <w:spacing w:after="20" w:before="0"/>
             </w:pPr>
-            <w:hyperlink w:history="1" r:id="rId20qjapbhebb20kehrlqon">
+            <w:hyperlink w:history="1" r:id="rIderp0dvtnwbljcqbp3amdx">
               <w:r>
                 <w:rPr>
                   <w:rFonts w:ascii="Arial" w:cs="Arial" w:eastAsia="Arial" w:hAnsi="Arial"/>
@@ -15168,7 +15168,7 @@
               <w:spacing w:after="10" w:before="0"/>
               <w:ind w:left="120"/>
             </w:pPr>
-            <w:hyperlink w:history="1" r:id="rIdxdejnv-zlow9x7pzmc330">
+            <w:hyperlink w:history="1" r:id="rIdk2yvyebqczflo3odoeg-q">
               <w:r>
                 <w:rPr>
                   <w:rFonts w:ascii="Arial" w:cs="Arial" w:eastAsia="Arial" w:hAnsi="Arial"/>
@@ -15363,7 +15363,7 @@
             <w:pPr>
               <w:spacing w:after="20" w:before="0"/>
             </w:pPr>
-            <w:hyperlink w:history="1" r:id="rIdj6-or1rsjgxhkd2nvue6j">
+            <w:hyperlink w:history="1" r:id="rIdi3hlhv_bvl6q8qe8a9peu">
               <w:r>
                 <w:rPr>
                   <w:rFonts w:ascii="Arial" w:cs="Arial" w:eastAsia="Arial" w:hAnsi="Arial"/>
@@ -15396,7 +15396,7 @@
               <w:spacing w:after="10" w:before="0"/>
               <w:ind w:left="120"/>
             </w:pPr>
-            <w:hyperlink w:history="1" r:id="rIdwfwdirfkyyxryl3rujjph">
+            <w:hyperlink w:history="1" r:id="rId5txfexycjjqdxx3jh83j8">
               <w:r>
                 <w:rPr>
                   <w:rFonts w:ascii="Arial" w:cs="Arial" w:eastAsia="Arial" w:hAnsi="Arial"/>
@@ -15441,7 +15441,7 @@
             <w:pPr>
               <w:spacing w:after="20" w:before="0"/>
             </w:pPr>
-            <w:hyperlink w:history="1" r:id="rIdapjdcg0pk6hhniju4_0xg">
+            <w:hyperlink w:history="1" r:id="rIdp3zxz9_4d0v32x4ok5vmu">
               <w:r>
                 <w:rPr>
                   <w:rFonts w:ascii="Arial" w:cs="Arial" w:eastAsia="Arial" w:hAnsi="Arial"/>
@@ -15474,7 +15474,7 @@
               <w:spacing w:after="10" w:before="0"/>
               <w:ind w:left="120"/>
             </w:pPr>
-            <w:hyperlink w:history="1" r:id="rIdxls8p9ttg8ho2bfiqol8o">
+            <w:hyperlink w:history="1" r:id="rIdwxobd1y3rtbidi8qp-hxt">
               <w:r>
                 <w:rPr>
                   <w:rFonts w:ascii="Arial" w:cs="Arial" w:eastAsia="Arial" w:hAnsi="Arial"/>
@@ -15669,7 +15669,7 @@
             <w:pPr>
               <w:spacing w:after="20" w:before="0"/>
             </w:pPr>
-            <w:hyperlink w:history="1" r:id="rId9zx-jt6soh6h6cgqgr9_g">
+            <w:hyperlink w:history="1" r:id="rIdujejg9vfqazj_7m_rxstr">
               <w:r>
                 <w:rPr>
                   <w:rFonts w:ascii="Arial" w:cs="Arial" w:eastAsia="Arial" w:hAnsi="Arial"/>
@@ -15702,7 +15702,7 @@
               <w:spacing w:after="10" w:before="0"/>
               <w:ind w:left="120"/>
             </w:pPr>
-            <w:hyperlink w:history="1" r:id="rIdb1jisysracohsjvwiwlj3">
+            <w:hyperlink w:history="1" r:id="rIdjum4ezyiqzfbnf_lgiani">
               <w:r>
                 <w:rPr>
                   <w:rFonts w:ascii="Arial" w:cs="Arial" w:eastAsia="Arial" w:hAnsi="Arial"/>
@@ -15747,7 +15747,7 @@
             <w:pPr>
               <w:spacing w:after="20" w:before="0"/>
             </w:pPr>
-            <w:hyperlink w:history="1" r:id="rIdfvp5nhxapvvx5ycyr-752">
+            <w:hyperlink w:history="1" r:id="rIdj66dlza7b9pp1xvcmuxud">
               <w:r>
                 <w:rPr>
                   <w:rFonts w:ascii="Arial" w:cs="Arial" w:eastAsia="Arial" w:hAnsi="Arial"/>
@@ -15780,7 +15780,7 @@
               <w:spacing w:after="10" w:before="0"/>
               <w:ind w:left="120"/>
             </w:pPr>
-            <w:hyperlink w:history="1" r:id="rIduu3nkot5-5w0o53jgi56d">
+            <w:hyperlink w:history="1" r:id="rIdg5tkdgdy9wyrbrgs6mm53">
               <w:r>
                 <w:rPr>
                   <w:rFonts w:ascii="Arial" w:cs="Arial" w:eastAsia="Arial" w:hAnsi="Arial"/>
@@ -17381,7 +17381,7 @@
             <w:pPr>
               <w:spacing w:after="20" w:before="0"/>
             </w:pPr>
-            <w:hyperlink w:history="1" r:id="rIdghco_rlanfwt1bly_lkzu">
+            <w:hyperlink w:history="1" r:id="rId8rtdyfc-rhjs458tf7jyz">
               <w:r>
                 <w:rPr>
                   <w:rFonts w:ascii="Arial" w:cs="Arial" w:eastAsia="Arial" w:hAnsi="Arial"/>
@@ -17414,7 +17414,7 @@
               <w:spacing w:after="10" w:before="0"/>
               <w:ind w:left="120"/>
             </w:pPr>
-            <w:hyperlink w:history="1" r:id="rIdosf6by3-1jqjqsm7aafdw">
+            <w:hyperlink w:history="1" r:id="rIdebhp681xng6mdbiqp-f_b">
               <w:r>
                 <w:rPr>
                   <w:rFonts w:ascii="Arial" w:cs="Arial" w:eastAsia="Arial" w:hAnsi="Arial"/>
@@ -17459,7 +17459,7 @@
             <w:pPr>
               <w:spacing w:after="20" w:before="0"/>
             </w:pPr>
-            <w:hyperlink w:history="1" r:id="rIdawppdbitbadwcc0rgo1kl">
+            <w:hyperlink w:history="1" r:id="rIdzusr2jshkzwl9mz9vrine">
               <w:r>
                 <w:rPr>
                   <w:rFonts w:ascii="Arial" w:cs="Arial" w:eastAsia="Arial" w:hAnsi="Arial"/>
@@ -17492,7 +17492,7 @@
               <w:spacing w:after="10" w:before="0"/>
               <w:ind w:left="120"/>
             </w:pPr>
-            <w:hyperlink w:history="1" r:id="rIdyrjxogbriptc3hic5evgq">
+            <w:hyperlink w:history="1" r:id="rIdtpirlebbs8ptn_op3dugm">
               <w:r>
                 <w:rPr>
                   <w:rFonts w:ascii="Arial" w:cs="Arial" w:eastAsia="Arial" w:hAnsi="Arial"/>
@@ -17687,7 +17687,7 @@
             <w:pPr>
               <w:spacing w:after="20" w:before="0"/>
             </w:pPr>
-            <w:hyperlink w:history="1" r:id="rId-nb4vo-ohinz-rnu1uzpv">
+            <w:hyperlink w:history="1" r:id="rIdypxdhq97ycij7eejohzbt">
               <w:r>
                 <w:rPr>
                   <w:rFonts w:ascii="Arial" w:cs="Arial" w:eastAsia="Arial" w:hAnsi="Arial"/>
@@ -17720,7 +17720,7 @@
               <w:spacing w:after="10" w:before="0"/>
               <w:ind w:left="120"/>
             </w:pPr>
-            <w:hyperlink w:history="1" r:id="rIdcfbi6v2ly2tl7h4olyr32">
+            <w:hyperlink w:history="1" r:id="rId3wvw-yquxftl6rc9chdew">
               <w:r>
                 <w:rPr>
                   <w:rFonts w:ascii="Arial" w:cs="Arial" w:eastAsia="Arial" w:hAnsi="Arial"/>
@@ -17765,7 +17765,7 @@
             <w:pPr>
               <w:spacing w:after="20" w:before="0"/>
             </w:pPr>
-            <w:hyperlink w:history="1" r:id="rIdrxhjdypddnvnjht6xlxpt">
+            <w:hyperlink w:history="1" r:id="rId7wng_5omf_acwbp6e21l4">
               <w:r>
                 <w:rPr>
                   <w:rFonts w:ascii="Arial" w:cs="Arial" w:eastAsia="Arial" w:hAnsi="Arial"/>
@@ -17798,7 +17798,7 @@
               <w:spacing w:after="10" w:before="0"/>
               <w:ind w:left="120"/>
             </w:pPr>
-            <w:hyperlink w:history="1" r:id="rIdijbbmuomm6iscpxnf_v_w">
+            <w:hyperlink w:history="1" r:id="rIdme8wmuwnpp08qwwvmrcwj">
               <w:r>
                 <w:rPr>
                   <w:rFonts w:ascii="Arial" w:cs="Arial" w:eastAsia="Arial" w:hAnsi="Arial"/>
@@ -17993,7 +17993,7 @@
             <w:pPr>
               <w:spacing w:after="20" w:before="0"/>
             </w:pPr>
-            <w:hyperlink w:history="1" r:id="rIda4jtrvif88yqhbo15h9pi">
+            <w:hyperlink w:history="1" r:id="rIdcj6vccrfwifazp6jldjef">
               <w:r>
                 <w:rPr>
                   <w:rFonts w:ascii="Arial" w:cs="Arial" w:eastAsia="Arial" w:hAnsi="Arial"/>
@@ -18026,7 +18026,7 @@
               <w:spacing w:after="10" w:before="0"/>
               <w:ind w:left="120"/>
             </w:pPr>
-            <w:hyperlink w:history="1" r:id="rIdudzr83kalduilalfhkc-s">
+            <w:hyperlink w:history="1" r:id="rIdxhubuvuy4jpodc-cwlwpm">
               <w:r>
                 <w:rPr>
                   <w:rFonts w:ascii="Arial" w:cs="Arial" w:eastAsia="Arial" w:hAnsi="Arial"/>
@@ -18071,7 +18071,7 @@
             <w:pPr>
               <w:spacing w:after="20" w:before="0"/>
             </w:pPr>
-            <w:hyperlink w:history="1" r:id="rIddv2st2y_-t7gqm-v79mzv">
+            <w:hyperlink w:history="1" r:id="rIddclyuxab8qlqkdprnplvf">
               <w:r>
                 <w:rPr>
                   <w:rFonts w:ascii="Arial" w:cs="Arial" w:eastAsia="Arial" w:hAnsi="Arial"/>
@@ -18104,7 +18104,7 @@
               <w:spacing w:after="10" w:before="0"/>
               <w:ind w:left="120"/>
             </w:pPr>
-            <w:hyperlink w:history="1" r:id="rIdatns4nqultqfsoxbvwawe">
+            <w:hyperlink w:history="1" r:id="rIdekesixbyybh_z-hkrngug">
               <w:r>
                 <w:rPr>
                   <w:rFonts w:ascii="Arial" w:cs="Arial" w:eastAsia="Arial" w:hAnsi="Arial"/>
@@ -18299,7 +18299,7 @@
             <w:pPr>
               <w:spacing w:after="20" w:before="0"/>
             </w:pPr>
-            <w:hyperlink w:history="1" r:id="rIdg8xoi_rompv9mqe8dqt_p">
+            <w:hyperlink w:history="1" r:id="rIdwucjppcqg3x9xjdmrrkh3">
               <w:r>
                 <w:rPr>
                   <w:rFonts w:ascii="Arial" w:cs="Arial" w:eastAsia="Arial" w:hAnsi="Arial"/>
@@ -18332,7 +18332,7 @@
               <w:spacing w:after="10" w:before="0"/>
               <w:ind w:left="120"/>
             </w:pPr>
-            <w:hyperlink w:history="1" r:id="rIdshjzv50lahd_iltvaqvgc">
+            <w:hyperlink w:history="1" r:id="rIdi949kawbh56en6s0fapyr">
               <w:r>
                 <w:rPr>
                   <w:rFonts w:ascii="Arial" w:cs="Arial" w:eastAsia="Arial" w:hAnsi="Arial"/>
@@ -18377,7 +18377,7 @@
             <w:pPr>
               <w:spacing w:after="20" w:before="0"/>
             </w:pPr>
-            <w:hyperlink w:history="1" r:id="rIdj2vji1ag-wihwzpxnwfu3">
+            <w:hyperlink w:history="1" r:id="rIdwpfyxncsed_-dbpacodfd">
               <w:r>
                 <w:rPr>
                   <w:rFonts w:ascii="Arial" w:cs="Arial" w:eastAsia="Arial" w:hAnsi="Arial"/>
@@ -18410,7 +18410,7 @@
               <w:spacing w:after="10" w:before="0"/>
               <w:ind w:left="120"/>
             </w:pPr>
-            <w:hyperlink w:history="1" r:id="rId0itkfi0gvmzzdfz4hlzca">
+            <w:hyperlink w:history="1" r:id="rId3nycrjgsz3_dwpagflicn">
               <w:r>
                 <w:rPr>
                   <w:rFonts w:ascii="Arial" w:cs="Arial" w:eastAsia="Arial" w:hAnsi="Arial"/>
@@ -18605,7 +18605,7 @@
             <w:pPr>
               <w:spacing w:after="20" w:before="0"/>
             </w:pPr>
-            <w:hyperlink w:history="1" r:id="rIdopp1ekn8ljny08umnylq4">
+            <w:hyperlink w:history="1" r:id="rIdbfvbw23xiusxjowlpplas">
               <w:r>
                 <w:rPr>
                   <w:rFonts w:ascii="Arial" w:cs="Arial" w:eastAsia="Arial" w:hAnsi="Arial"/>
@@ -18638,7 +18638,7 @@
               <w:spacing w:after="10" w:before="0"/>
               <w:ind w:left="120"/>
             </w:pPr>
-            <w:hyperlink w:history="1" r:id="rIdhopv_umjyildqzpcdon-q">
+            <w:hyperlink w:history="1" r:id="rIdpieg72phjzw9s1bxpnuck">
               <w:r>
                 <w:rPr>
                   <w:rFonts w:ascii="Arial" w:cs="Arial" w:eastAsia="Arial" w:hAnsi="Arial"/>
@@ -18683,7 +18683,7 @@
             <w:pPr>
               <w:spacing w:after="20" w:before="0"/>
             </w:pPr>
-            <w:hyperlink w:history="1" r:id="rId62kdd1qlo5tzbdojijsfl">
+            <w:hyperlink w:history="1" r:id="rIdcyo5jb94lthyjqggfhp9d">
               <w:r>
                 <w:rPr>
                   <w:rFonts w:ascii="Arial" w:cs="Arial" w:eastAsia="Arial" w:hAnsi="Arial"/>
@@ -18716,7 +18716,7 @@
               <w:spacing w:after="10" w:before="0"/>
               <w:ind w:left="120"/>
             </w:pPr>
-            <w:hyperlink w:history="1" r:id="rIdfpezwciwagaol4td2aciv">
+            <w:hyperlink w:history="1" r:id="rIdi9exqdhzwlevivvu1n5tn">
               <w:r>
                 <w:rPr>
                   <w:rFonts w:ascii="Arial" w:cs="Arial" w:eastAsia="Arial" w:hAnsi="Arial"/>
@@ -19925,7 +19925,25 @@
             </w:tcMar>
             <w:vAlign w:val="top"/>
           </w:tcPr>
-          <w:p/>
+          <w:p>
+            <w:pPr>
+              <w:spacing w:after="40" w:before="0"/>
+              <w:jc w:val="left"/>
+            </w:pPr>
+            <w:r>
+              <w:rPr>
+                <w:rFonts w:ascii="Arial" w:cs="Arial" w:eastAsia="Arial" w:hAnsi="Arial"/>
+                <w:b w:val="false"/>
+                <w:bCs w:val="false"/>
+                <w:i w:val="false"/>
+                <w:iCs w:val="false"/>
+                <w:color w:val="000000"/>
+                <w:sz w:val="18"/>
+                <w:szCs w:val="18"/>
+              </w:rPr>
+              <w:t xml:space="preserve">No hazardous materials are used in this lesson. If metre rules and masses are used for brief demonstrations during model discussion, learners must ensure hanging masses are secured before releasing and the pivot pencil is on a flat stable surface. Learners move between group tables — remind them to move chairs carefully to avoid trips.</w:t>
+            </w:r>
+          </w:p>
         </w:tc>
       </w:tr>
     </w:tbl>
@@ -20299,7 +20317,7 @@
             <w:pPr>
               <w:spacing w:after="20" w:before="0"/>
             </w:pPr>
-            <w:hyperlink w:history="1" r:id="rId_mqvhovgtsyhciqq5d35l">
+            <w:hyperlink w:history="1" r:id="rId4xdb82ven0wtvdczgws8b">
               <w:r>
                 <w:rPr>
                   <w:rFonts w:ascii="Arial" w:cs="Arial" w:eastAsia="Arial" w:hAnsi="Arial"/>
@@ -20332,7 +20350,7 @@
               <w:spacing w:after="10" w:before="0"/>
               <w:ind w:left="120"/>
             </w:pPr>
-            <w:hyperlink w:history="1" r:id="rIdomphkuppx0anrkbia_eed">
+            <w:hyperlink w:history="1" r:id="rIde2dyjfdrrwpppzyyh7crh">
               <w:r>
                 <w:rPr>
                   <w:rFonts w:ascii="Arial" w:cs="Arial" w:eastAsia="Arial" w:hAnsi="Arial"/>
@@ -20377,7 +20395,7 @@
             <w:pPr>
               <w:spacing w:after="20" w:before="0"/>
             </w:pPr>
-            <w:hyperlink w:history="1" r:id="rIdzsy-njtlt4jlrltk_c7hf">
+            <w:hyperlink w:history="1" r:id="rIdwyoi5vn9kzdeszixo20hx">
               <w:r>
                 <w:rPr>
                   <w:rFonts w:ascii="Arial" w:cs="Arial" w:eastAsia="Arial" w:hAnsi="Arial"/>
@@ -20410,7 +20428,7 @@
               <w:spacing w:after="10" w:before="0"/>
               <w:ind w:left="120"/>
             </w:pPr>
-            <w:hyperlink w:history="1" r:id="rIdwik76v0lqbrgsncymjyit">
+            <w:hyperlink w:history="1" r:id="rId88yc3m3ngmldkqkjm9v6x">
               <w:r>
                 <w:rPr>
                   <w:rFonts w:ascii="Arial" w:cs="Arial" w:eastAsia="Arial" w:hAnsi="Arial"/>
@@ -20605,7 +20623,7 @@
             <w:pPr>
               <w:spacing w:after="20" w:before="0"/>
             </w:pPr>
-            <w:hyperlink w:history="1" r:id="rIdkex5wfyndhenaju40ccz6">
+            <w:hyperlink w:history="1" r:id="rId6fhvofpcdvvioub8o_irh">
               <w:r>
                 <w:rPr>
                   <w:rFonts w:ascii="Arial" w:cs="Arial" w:eastAsia="Arial" w:hAnsi="Arial"/>
@@ -20638,7 +20656,7 @@
               <w:spacing w:after="10" w:before="0"/>
               <w:ind w:left="120"/>
             </w:pPr>
-            <w:hyperlink w:history="1" r:id="rIdtahie5mustujkoqpuvjsl">
+            <w:hyperlink w:history="1" r:id="rIdo0ytges6fluhz4sje3_1s">
               <w:r>
                 <w:rPr>
                   <w:rFonts w:ascii="Arial" w:cs="Arial" w:eastAsia="Arial" w:hAnsi="Arial"/>
@@ -20683,7 +20701,7 @@
             <w:pPr>
               <w:spacing w:after="20" w:before="0"/>
             </w:pPr>
-            <w:hyperlink w:history="1" r:id="rId2o1gnmo5-ua24o1rybhdz">
+            <w:hyperlink w:history="1" r:id="rIdmqhdsp2b5vaoqweftqjpk">
               <w:r>
                 <w:rPr>
                   <w:rFonts w:ascii="Arial" w:cs="Arial" w:eastAsia="Arial" w:hAnsi="Arial"/>
@@ -20716,7 +20734,7 @@
               <w:spacing w:after="10" w:before="0"/>
               <w:ind w:left="120"/>
             </w:pPr>
-            <w:hyperlink w:history="1" r:id="rIdh-4z2c7xiz9jticqvcau_">
+            <w:hyperlink w:history="1" r:id="rIdweccq8ridg8qwraijnybq">
               <w:r>
                 <w:rPr>
                   <w:rFonts w:ascii="Arial" w:cs="Arial" w:eastAsia="Arial" w:hAnsi="Arial"/>
@@ -20911,7 +20929,7 @@
             <w:pPr>
               <w:spacing w:after="20" w:before="0"/>
             </w:pPr>
-            <w:hyperlink w:history="1" r:id="rId-wss4ovgamdiv1an1nyap">
+            <w:hyperlink w:history="1" r:id="rId6wluktq9inkodoouqrawm">
               <w:r>
                 <w:rPr>
                   <w:rFonts w:ascii="Arial" w:cs="Arial" w:eastAsia="Arial" w:hAnsi="Arial"/>
@@ -20944,7 +20962,7 @@
               <w:spacing w:after="10" w:before="0"/>
               <w:ind w:left="120"/>
             </w:pPr>
-            <w:hyperlink w:history="1" r:id="rId0sdi2gjoccym5whioh5xn">
+            <w:hyperlink w:history="1" r:id="rIdzoltc-sy3hf-5q6kemuau">
               <w:r>
                 <w:rPr>
                   <w:rFonts w:ascii="Arial" w:cs="Arial" w:eastAsia="Arial" w:hAnsi="Arial"/>
@@ -20989,7 +21007,7 @@
             <w:pPr>
               <w:spacing w:after="20" w:before="0"/>
             </w:pPr>
-            <w:hyperlink w:history="1" r:id="rIdqjajxhulzrrin4-fdkrzt">
+            <w:hyperlink w:history="1" r:id="rIdfxz7j_jeesqoezmyfw0qf">
               <w:r>
                 <w:rPr>
                   <w:rFonts w:ascii="Arial" w:cs="Arial" w:eastAsia="Arial" w:hAnsi="Arial"/>
@@ -21022,7 +21040,7 @@
               <w:spacing w:after="10" w:before="0"/>
               <w:ind w:left="120"/>
             </w:pPr>
-            <w:hyperlink w:history="1" r:id="rIdihwoarz1unqfhpidwx-yc">
+            <w:hyperlink w:history="1" r:id="rIdc-qjinowojkk6oywqpihx">
               <w:r>
                 <w:rPr>
                   <w:rFonts w:ascii="Arial" w:cs="Arial" w:eastAsia="Arial" w:hAnsi="Arial"/>
@@ -21217,7 +21235,7 @@
             <w:pPr>
               <w:spacing w:after="20" w:before="0"/>
             </w:pPr>
-            <w:hyperlink w:history="1" r:id="rId2qfxvhcwwykrw5mpqgkn3">
+            <w:hyperlink w:history="1" r:id="rIdehqq36ejtbnilrgaocvxg">
               <w:r>
                 <w:rPr>
                   <w:rFonts w:ascii="Arial" w:cs="Arial" w:eastAsia="Arial" w:hAnsi="Arial"/>
@@ -21250,7 +21268,7 @@
               <w:spacing w:after="10" w:before="0"/>
               <w:ind w:left="120"/>
             </w:pPr>
-            <w:hyperlink w:history="1" r:id="rId0cgrrx5fupkof_swbyjxb">
+            <w:hyperlink w:history="1" r:id="rId8p4-rjkalroeqr88fwhdc">
               <w:r>
                 <w:rPr>
                   <w:rFonts w:ascii="Arial" w:cs="Arial" w:eastAsia="Arial" w:hAnsi="Arial"/>
@@ -21295,7 +21313,7 @@
             <w:pPr>
               <w:spacing w:after="20" w:before="0"/>
             </w:pPr>
-            <w:hyperlink w:history="1" r:id="rId6cabnryusq9kzjjj3xj-r">
+            <w:hyperlink w:history="1" r:id="rId4cyl_iwq_gth2c0nao4ed">
               <w:r>
                 <w:rPr>
                   <w:rFonts w:ascii="Arial" w:cs="Arial" w:eastAsia="Arial" w:hAnsi="Arial"/>
@@ -21328,7 +21346,7 @@
               <w:spacing w:after="10" w:before="0"/>
               <w:ind w:left="120"/>
             </w:pPr>
-            <w:hyperlink w:history="1" r:id="rIdy8abjvsl3mh_tg2aqxsjk">
+            <w:hyperlink w:history="1" r:id="rIdns90tzgwyruvyhmwnfp_u">
               <w:r>
                 <w:rPr>
                   <w:rFonts w:ascii="Arial" w:cs="Arial" w:eastAsia="Arial" w:hAnsi="Arial"/>
@@ -21523,7 +21541,7 @@
             <w:pPr>
               <w:spacing w:after="20" w:before="0"/>
             </w:pPr>
-            <w:hyperlink w:history="1" r:id="rIdcngg_ad1cxkku3pegcp8u">
+            <w:hyperlink w:history="1" r:id="rIde1mwe_ry-lenmgbgazfd9">
               <w:r>
                 <w:rPr>
                   <w:rFonts w:ascii="Arial" w:cs="Arial" w:eastAsia="Arial" w:hAnsi="Arial"/>
@@ -21556,7 +21574,7 @@
               <w:spacing w:after="10" w:before="0"/>
               <w:ind w:left="120"/>
             </w:pPr>
-            <w:hyperlink w:history="1" r:id="rIdjfrvufduth2sa7nzd52cp">
+            <w:hyperlink w:history="1" r:id="rId7bz3h_leycwt4vfr5bjjp">
               <w:r>
                 <w:rPr>
                   <w:rFonts w:ascii="Arial" w:cs="Arial" w:eastAsia="Arial" w:hAnsi="Arial"/>
@@ -21601,7 +21619,7 @@
             <w:pPr>
               <w:spacing w:after="20" w:before="0"/>
             </w:pPr>
-            <w:hyperlink w:history="1" r:id="rId1dzlzyn-bakzecu_c2xzu">
+            <w:hyperlink w:history="1" r:id="rIdapet9ysanqlccl7js0zce">
               <w:r>
                 <w:rPr>
                   <w:rFonts w:ascii="Arial" w:cs="Arial" w:eastAsia="Arial" w:hAnsi="Arial"/>
@@ -21634,7 +21652,7 @@
               <w:spacing w:after="10" w:before="0"/>
               <w:ind w:left="120"/>
             </w:pPr>
-            <w:hyperlink w:history="1" r:id="rId4tyhk50bebwq5yc9opxne">
+            <w:hyperlink w:history="1" r:id="rIdro60hok-dxwr1j1jv8lby">
               <w:r>
                 <w:rPr>
                   <w:rFonts w:ascii="Arial" w:cs="Arial" w:eastAsia="Arial" w:hAnsi="Arial"/>
@@ -23121,7 +23139,7 @@
             <w:pPr>
               <w:spacing w:after="20" w:before="0"/>
             </w:pPr>
-            <w:hyperlink w:history="1" r:id="rIdwxsm3ukvbsin5oo3nkjmu">
+            <w:hyperlink w:history="1" r:id="rIdxkcrgnbthecjviaqvqqnq">
               <w:r>
                 <w:rPr>
                   <w:rFonts w:ascii="Arial" w:cs="Arial" w:eastAsia="Arial" w:hAnsi="Arial"/>
@@ -23154,7 +23172,7 @@
               <w:spacing w:after="10" w:before="0"/>
               <w:ind w:left="120"/>
             </w:pPr>
-            <w:hyperlink w:history="1" r:id="rIdusuycbpr9trtl16t7zsxu">
+            <w:hyperlink w:history="1" r:id="rIdoegtch2z4kmcfsjrtvubo">
               <w:r>
                 <w:rPr>
                   <w:rFonts w:ascii="Arial" w:cs="Arial" w:eastAsia="Arial" w:hAnsi="Arial"/>
@@ -23199,7 +23217,7 @@
             <w:pPr>
               <w:spacing w:after="20" w:before="0"/>
             </w:pPr>
-            <w:hyperlink w:history="1" r:id="rIdaw8dnxdotd0qetojoyy9n">
+            <w:hyperlink w:history="1" r:id="rIdoq7tzmbeu2rkewhvhfxak">
               <w:r>
                 <w:rPr>
                   <w:rFonts w:ascii="Arial" w:cs="Arial" w:eastAsia="Arial" w:hAnsi="Arial"/>
@@ -23232,7 +23250,7 @@
               <w:spacing w:after="10" w:before="0"/>
               <w:ind w:left="120"/>
             </w:pPr>
-            <w:hyperlink w:history="1" r:id="rIdlhnab_tb6n4v6__cznjsd">
+            <w:hyperlink w:history="1" r:id="rIdgqobaevvcpxbehf_hy7ov">
               <w:r>
                 <w:rPr>
                   <w:rFonts w:ascii="Arial" w:cs="Arial" w:eastAsia="Arial" w:hAnsi="Arial"/>
@@ -23427,7 +23445,7 @@
             <w:pPr>
               <w:spacing w:after="20" w:before="0"/>
             </w:pPr>
-            <w:hyperlink w:history="1" r:id="rIde_smbwt0dngnh1bs0n9ub">
+            <w:hyperlink w:history="1" r:id="rIdmialbsb54eflho_i6w9iz">
               <w:r>
                 <w:rPr>
                   <w:rFonts w:ascii="Arial" w:cs="Arial" w:eastAsia="Arial" w:hAnsi="Arial"/>
@@ -23460,7 +23478,7 @@
               <w:spacing w:after="10" w:before="0"/>
               <w:ind w:left="120"/>
             </w:pPr>
-            <w:hyperlink w:history="1" r:id="rIdvfyswyvm0d_xuoqevicwt">
+            <w:hyperlink w:history="1" r:id="rIdvcxz5xgmej17jh6_5e6_u">
               <w:r>
                 <w:rPr>
                   <w:rFonts w:ascii="Arial" w:cs="Arial" w:eastAsia="Arial" w:hAnsi="Arial"/>
@@ -23505,7 +23523,7 @@
             <w:pPr>
               <w:spacing w:after="20" w:before="0"/>
             </w:pPr>
-            <w:hyperlink w:history="1" r:id="rIdadyenboq4mx3fg6u4t981">
+            <w:hyperlink w:history="1" r:id="rIdfu4bsrvxk8rbjdwrccgiw">
               <w:r>
                 <w:rPr>
                   <w:rFonts w:ascii="Arial" w:cs="Arial" w:eastAsia="Arial" w:hAnsi="Arial"/>
@@ -23538,7 +23556,7 @@
               <w:spacing w:after="10" w:before="0"/>
               <w:ind w:left="120"/>
             </w:pPr>
-            <w:hyperlink w:history="1" r:id="rIdlqmi4sig0me1oc1_uwnbl">
+            <w:hyperlink w:history="1" r:id="rId0x1wosbv-goeubl6um3hp">
               <w:r>
                 <w:rPr>
                   <w:rFonts w:ascii="Arial" w:cs="Arial" w:eastAsia="Arial" w:hAnsi="Arial"/>
@@ -23733,7 +23751,7 @@
             <w:pPr>
               <w:spacing w:after="20" w:before="0"/>
             </w:pPr>
-            <w:hyperlink w:history="1" r:id="rIdocnzo4nvuzkyk5elzxwlo">
+            <w:hyperlink w:history="1" r:id="rIdh3xrg7dhfcsmbsukloyzy">
               <w:r>
                 <w:rPr>
                   <w:rFonts w:ascii="Arial" w:cs="Arial" w:eastAsia="Arial" w:hAnsi="Arial"/>
@@ -23766,7 +23784,7 @@
               <w:spacing w:after="10" w:before="0"/>
               <w:ind w:left="120"/>
             </w:pPr>
-            <w:hyperlink w:history="1" r:id="rIds4bbv9yzcuutixgkpewg6">
+            <w:hyperlink w:history="1" r:id="rId1sxlu4mtcfruwotzqehju">
               <w:r>
                 <w:rPr>
                   <w:rFonts w:ascii="Arial" w:cs="Arial" w:eastAsia="Arial" w:hAnsi="Arial"/>
@@ -23811,7 +23829,7 @@
             <w:pPr>
               <w:spacing w:after="20" w:before="0"/>
             </w:pPr>
-            <w:hyperlink w:history="1" r:id="rId1c6e16bvvul-qvut7ahx-">
+            <w:hyperlink w:history="1" r:id="rIdrwu6f99-15znwnpn8jm27">
               <w:r>
                 <w:rPr>
                   <w:rFonts w:ascii="Arial" w:cs="Arial" w:eastAsia="Arial" w:hAnsi="Arial"/>
@@ -23844,7 +23862,7 @@
               <w:spacing w:after="10" w:before="0"/>
               <w:ind w:left="120"/>
             </w:pPr>
-            <w:hyperlink w:history="1" r:id="rIdvjtaoomn6mmhz8d7qnh3t">
+            <w:hyperlink w:history="1" r:id="rIdbanhwpeqpmlqjpl_2lu0i">
               <w:r>
                 <w:rPr>
                   <w:rFonts w:ascii="Arial" w:cs="Arial" w:eastAsia="Arial" w:hAnsi="Arial"/>
@@ -24039,7 +24057,7 @@
             <w:pPr>
               <w:spacing w:after="20" w:before="0"/>
             </w:pPr>
-            <w:hyperlink w:history="1" r:id="rIdkw2kihn9wtn7vj1fz1-gf">
+            <w:hyperlink w:history="1" r:id="rIdbkjpiddcqb2vnk8pehjk5">
               <w:r>
                 <w:rPr>
                   <w:rFonts w:ascii="Arial" w:cs="Arial" w:eastAsia="Arial" w:hAnsi="Arial"/>
@@ -24072,7 +24090,7 @@
               <w:spacing w:after="10" w:before="0"/>
               <w:ind w:left="120"/>
             </w:pPr>
-            <w:hyperlink w:history="1" r:id="rIdwvdybapbjatmkcdfliaza">
+            <w:hyperlink w:history="1" r:id="rIdjpngxmrpcfnbv2cyy4ced">
               <w:r>
                 <w:rPr>
                   <w:rFonts w:ascii="Arial" w:cs="Arial" w:eastAsia="Arial" w:hAnsi="Arial"/>
@@ -24117,7 +24135,7 @@
             <w:pPr>
               <w:spacing w:after="20" w:before="0"/>
             </w:pPr>
-            <w:hyperlink w:history="1" r:id="rIdj-2omqwvs7cbijeujcbqi">
+            <w:hyperlink w:history="1" r:id="rIdfo4-n-rkuugjedqgsr88z">
               <w:r>
                 <w:rPr>
                   <w:rFonts w:ascii="Arial" w:cs="Arial" w:eastAsia="Arial" w:hAnsi="Arial"/>
@@ -24150,7 +24168,7 @@
               <w:spacing w:after="10" w:before="0"/>
               <w:ind w:left="120"/>
             </w:pPr>
-            <w:hyperlink w:history="1" r:id="rIdyyidecscrpehu8lxr1gwt">
+            <w:hyperlink w:history="1" r:id="rIdnliajvbsw0xg9rj4e0gru">
               <w:r>
                 <w:rPr>
                   <w:rFonts w:ascii="Arial" w:cs="Arial" w:eastAsia="Arial" w:hAnsi="Arial"/>
@@ -24345,7 +24363,7 @@
             <w:pPr>
               <w:spacing w:after="20" w:before="0"/>
             </w:pPr>
-            <w:hyperlink w:history="1" r:id="rId6qs07xr5xj8qf3eg0tx2o">
+            <w:hyperlink w:history="1" r:id="rIdr_giwydus0cvuz33h4fb5">
               <w:r>
                 <w:rPr>
                   <w:rFonts w:ascii="Arial" w:cs="Arial" w:eastAsia="Arial" w:hAnsi="Arial"/>
@@ -24378,7 +24396,7 @@
               <w:spacing w:after="10" w:before="0"/>
               <w:ind w:left="120"/>
             </w:pPr>
-            <w:hyperlink w:history="1" r:id="rIdrcnldry6vj32z90tfzbnk">
+            <w:hyperlink w:history="1" r:id="rIdwsvp-xxqjdfvqgbrkzqra">
               <w:r>
                 <w:rPr>
                   <w:rFonts w:ascii="Arial" w:cs="Arial" w:eastAsia="Arial" w:hAnsi="Arial"/>
@@ -24423,7 +24441,7 @@
             <w:pPr>
               <w:spacing w:after="20" w:before="0"/>
             </w:pPr>
-            <w:hyperlink w:history="1" r:id="rIdd_yloav0f1i5rwlxta5dt">
+            <w:hyperlink w:history="1" r:id="rId3pimsedinl_i_dmow1qau">
               <w:r>
                 <w:rPr>
                   <w:rFonts w:ascii="Arial" w:cs="Arial" w:eastAsia="Arial" w:hAnsi="Arial"/>
@@ -24456,7 +24474,7 @@
               <w:spacing w:after="10" w:before="0"/>
               <w:ind w:left="120"/>
             </w:pPr>
-            <w:hyperlink w:history="1" r:id="rIdgyb0b_jfjdbt9ndxalohf">
+            <w:hyperlink w:history="1" r:id="rIdrobaa99q2n4fha6vaven-">
               <w:r>
                 <w:rPr>
                   <w:rFonts w:ascii="Arial" w:cs="Arial" w:eastAsia="Arial" w:hAnsi="Arial"/>

--- a/data/outputs/v2/General_Science/SS3.1_Turning_Effect_of_Force/General_Science_Turning_Effect_of_Force_CBE_LessonSequence.docx
+++ b/data/outputs/v2/General_Science/SS3.1_Turning_Effect_of_Force/General_Science_Turning_Effect_of_Force_CBE_LessonSequence.docx
@@ -2967,7 +2967,7 @@
             <w:pPr>
               <w:spacing w:after="20" w:before="0"/>
             </w:pPr>
-            <w:hyperlink w:history="1" r:id="rIdihdpbwbtrtuyjhzktcjyf">
+            <w:hyperlink w:history="1" r:id="rIdaqslqjgon6fe9cmnheyjy">
               <w:r>
                 <w:rPr>
                   <w:rFonts w:ascii="Arial" w:cs="Arial" w:eastAsia="Arial" w:hAnsi="Arial"/>
@@ -3000,7 +3000,7 @@
               <w:spacing w:after="10" w:before="0"/>
               <w:ind w:left="120"/>
             </w:pPr>
-            <w:hyperlink w:history="1" r:id="rIdofelefxipnftp-8tx-9nz">
+            <w:hyperlink w:history="1" r:id="rIdh8mazz7ka9ae55pheqlqq">
               <w:r>
                 <w:rPr>
                   <w:rFonts w:ascii="Arial" w:cs="Arial" w:eastAsia="Arial" w:hAnsi="Arial"/>
@@ -3045,7 +3045,7 @@
             <w:pPr>
               <w:spacing w:after="20" w:before="0"/>
             </w:pPr>
-            <w:hyperlink w:history="1" r:id="rIdsktofu36q_h4qjtlezn8l">
+            <w:hyperlink w:history="1" r:id="rIdqawum3pg6pb5tkcbisb-o">
               <w:r>
                 <w:rPr>
                   <w:rFonts w:ascii="Arial" w:cs="Arial" w:eastAsia="Arial" w:hAnsi="Arial"/>
@@ -3078,7 +3078,7 @@
               <w:spacing w:after="10" w:before="0"/>
               <w:ind w:left="120"/>
             </w:pPr>
-            <w:hyperlink w:history="1" r:id="rIdp1aoblhe6ygzslqakzjom">
+            <w:hyperlink w:history="1" r:id="rIdk8mtwb54fani7qs7suekl">
               <w:r>
                 <w:rPr>
                   <w:rFonts w:ascii="Arial" w:cs="Arial" w:eastAsia="Arial" w:hAnsi="Arial"/>
@@ -3273,7 +3273,7 @@
             <w:pPr>
               <w:spacing w:after="20" w:before="0"/>
             </w:pPr>
-            <w:hyperlink w:history="1" r:id="rIdobfy2oc4wghxbrtgeo5lp">
+            <w:hyperlink w:history="1" r:id="rIdvh7jp1krvqrv_t5qkbtob">
               <w:r>
                 <w:rPr>
                   <w:rFonts w:ascii="Arial" w:cs="Arial" w:eastAsia="Arial" w:hAnsi="Arial"/>
@@ -3306,7 +3306,7 @@
               <w:spacing w:after="10" w:before="0"/>
               <w:ind w:left="120"/>
             </w:pPr>
-            <w:hyperlink w:history="1" r:id="rIdshgyin6uv8mypagdhourz">
+            <w:hyperlink w:history="1" r:id="rId-k_jc0p0wil2ylxj57zte">
               <w:r>
                 <w:rPr>
                   <w:rFonts w:ascii="Arial" w:cs="Arial" w:eastAsia="Arial" w:hAnsi="Arial"/>
@@ -3351,7 +3351,7 @@
             <w:pPr>
               <w:spacing w:after="20" w:before="0"/>
             </w:pPr>
-            <w:hyperlink w:history="1" r:id="rIdchcr141fuqzpuj2jbxemp">
+            <w:hyperlink w:history="1" r:id="rIdcnnmegl9ge_rjluooke9z">
               <w:r>
                 <w:rPr>
                   <w:rFonts w:ascii="Arial" w:cs="Arial" w:eastAsia="Arial" w:hAnsi="Arial"/>
@@ -3384,7 +3384,7 @@
               <w:spacing w:after="10" w:before="0"/>
               <w:ind w:left="120"/>
             </w:pPr>
-            <w:hyperlink w:history="1" r:id="rIdkw7_cdh6xtq2bzg3z9vmt">
+            <w:hyperlink w:history="1" r:id="rIdxhnyjghmv3le5ms-h3mov">
               <w:r>
                 <w:rPr>
                   <w:rFonts w:ascii="Arial" w:cs="Arial" w:eastAsia="Arial" w:hAnsi="Arial"/>
@@ -3579,7 +3579,7 @@
             <w:pPr>
               <w:spacing w:after="20" w:before="0"/>
             </w:pPr>
-            <w:hyperlink w:history="1" r:id="rIdpcvzb9b22gnkr5s7ckqx7">
+            <w:hyperlink w:history="1" r:id="rIdgqihgbf9jlgqyu8azgyut">
               <w:r>
                 <w:rPr>
                   <w:rFonts w:ascii="Arial" w:cs="Arial" w:eastAsia="Arial" w:hAnsi="Arial"/>
@@ -3612,7 +3612,7 @@
               <w:spacing w:after="10" w:before="0"/>
               <w:ind w:left="120"/>
             </w:pPr>
-            <w:hyperlink w:history="1" r:id="rIdxmfudn5u1hvmpxvkjx2dw">
+            <w:hyperlink w:history="1" r:id="rIdko-dwhp3vmirbfkt0qgwy">
               <w:r>
                 <w:rPr>
                   <w:rFonts w:ascii="Arial" w:cs="Arial" w:eastAsia="Arial" w:hAnsi="Arial"/>
@@ -3657,7 +3657,7 @@
             <w:pPr>
               <w:spacing w:after="20" w:before="0"/>
             </w:pPr>
-            <w:hyperlink w:history="1" r:id="rIdaeyg83lptbtkc-1ye9z2q">
+            <w:hyperlink w:history="1" r:id="rIdjnvu3yufp2ujeyvwecuj7">
               <w:r>
                 <w:rPr>
                   <w:rFonts w:ascii="Arial" w:cs="Arial" w:eastAsia="Arial" w:hAnsi="Arial"/>
@@ -3690,7 +3690,7 @@
               <w:spacing w:after="10" w:before="0"/>
               <w:ind w:left="120"/>
             </w:pPr>
-            <w:hyperlink w:history="1" r:id="rId50vfzcihqppp9htercdoz">
+            <w:hyperlink w:history="1" r:id="rIdd35dxhv-rqxxx8s7ldsme">
               <w:r>
                 <w:rPr>
                   <w:rFonts w:ascii="Arial" w:cs="Arial" w:eastAsia="Arial" w:hAnsi="Arial"/>
@@ -3885,7 +3885,7 @@
             <w:pPr>
               <w:spacing w:after="20" w:before="0"/>
             </w:pPr>
-            <w:hyperlink w:history="1" r:id="rIdkm__udh4ytgxpjvnlxkij">
+            <w:hyperlink w:history="1" r:id="rIdyb8euep3uylnw3id5sp8l">
               <w:r>
                 <w:rPr>
                   <w:rFonts w:ascii="Arial" w:cs="Arial" w:eastAsia="Arial" w:hAnsi="Arial"/>
@@ -3918,7 +3918,7 @@
               <w:spacing w:after="10" w:before="0"/>
               <w:ind w:left="120"/>
             </w:pPr>
-            <w:hyperlink w:history="1" r:id="rIdpkoaxeaajjmt6yp3c_xkz">
+            <w:hyperlink w:history="1" r:id="rIdk_fi2g4qjxvm8ox0v0fpp">
               <w:r>
                 <w:rPr>
                   <w:rFonts w:ascii="Arial" w:cs="Arial" w:eastAsia="Arial" w:hAnsi="Arial"/>
@@ -3963,7 +3963,7 @@
             <w:pPr>
               <w:spacing w:after="20" w:before="0"/>
             </w:pPr>
-            <w:hyperlink w:history="1" r:id="rId0x4yjyyhwmdwlxoa2f50-">
+            <w:hyperlink w:history="1" r:id="rIdxnselphuw98w87kp7mkgx">
               <w:r>
                 <w:rPr>
                   <w:rFonts w:ascii="Arial" w:cs="Arial" w:eastAsia="Arial" w:hAnsi="Arial"/>
@@ -3996,7 +3996,7 @@
               <w:spacing w:after="10" w:before="0"/>
               <w:ind w:left="120"/>
             </w:pPr>
-            <w:hyperlink w:history="1" r:id="rIdmchclbkaf0io9fq3opiif">
+            <w:hyperlink w:history="1" r:id="rIdw0dbgbmj41nonrao5i2j8">
               <w:r>
                 <w:rPr>
                   <w:rFonts w:ascii="Arial" w:cs="Arial" w:eastAsia="Arial" w:hAnsi="Arial"/>
@@ -4191,7 +4191,7 @@
             <w:pPr>
               <w:spacing w:after="20" w:before="0"/>
             </w:pPr>
-            <w:hyperlink w:history="1" r:id="rIdekhc0w5ric08rxhslyqz4">
+            <w:hyperlink w:history="1" r:id="rId7dcc9b4h9hmnjdj3j5kbp">
               <w:r>
                 <w:rPr>
                   <w:rFonts w:ascii="Arial" w:cs="Arial" w:eastAsia="Arial" w:hAnsi="Arial"/>
@@ -4224,7 +4224,7 @@
               <w:spacing w:after="10" w:before="0"/>
               <w:ind w:left="120"/>
             </w:pPr>
-            <w:hyperlink w:history="1" r:id="rIdn-d0vxnkyfa6ypzhms-5p">
+            <w:hyperlink w:history="1" r:id="rIdomwfxfschrolq3d2eaume">
               <w:r>
                 <w:rPr>
                   <w:rFonts w:ascii="Arial" w:cs="Arial" w:eastAsia="Arial" w:hAnsi="Arial"/>
@@ -4269,7 +4269,7 @@
             <w:pPr>
               <w:spacing w:after="20" w:before="0"/>
             </w:pPr>
-            <w:hyperlink w:history="1" r:id="rIdje5qpxfzda2a5q4rfrhuj">
+            <w:hyperlink w:history="1" r:id="rIdr933bnhuxijh7wxhb_4kt">
               <w:r>
                 <w:rPr>
                   <w:rFonts w:ascii="Arial" w:cs="Arial" w:eastAsia="Arial" w:hAnsi="Arial"/>
@@ -4302,7 +4302,7 @@
               <w:spacing w:after="10" w:before="0"/>
               <w:ind w:left="120"/>
             </w:pPr>
-            <w:hyperlink w:history="1" r:id="rIdcm6vh-4ze5nt2yojrkki6">
+            <w:hyperlink w:history="1" r:id="rIdyoe4qykpu_si-vjysjkq_">
               <w:r>
                 <w:rPr>
                   <w:rFonts w:ascii="Arial" w:cs="Arial" w:eastAsia="Arial" w:hAnsi="Arial"/>
@@ -5884,7 +5884,7 @@
             <w:pPr>
               <w:spacing w:after="20" w:before="0"/>
             </w:pPr>
-            <w:hyperlink w:history="1" r:id="rIdqzttmgd_ry9telhohouuz">
+            <w:hyperlink w:history="1" r:id="rIdtkarg7vj4g5zo5pndq72j">
               <w:r>
                 <w:rPr>
                   <w:rFonts w:ascii="Arial" w:cs="Arial" w:eastAsia="Arial" w:hAnsi="Arial"/>
@@ -5917,7 +5917,7 @@
               <w:spacing w:after="10" w:before="0"/>
               <w:ind w:left="120"/>
             </w:pPr>
-            <w:hyperlink w:history="1" r:id="rIdu1q-biipvff8gkxmwupql">
+            <w:hyperlink w:history="1" r:id="rIdwmb8oulauiayn70liu0oc">
               <w:r>
                 <w:rPr>
                   <w:rFonts w:ascii="Arial" w:cs="Arial" w:eastAsia="Arial" w:hAnsi="Arial"/>
@@ -5962,7 +5962,7 @@
             <w:pPr>
               <w:spacing w:after="20" w:before="0"/>
             </w:pPr>
-            <w:hyperlink w:history="1" r:id="rIdukn007nuwalsn5pnzawye">
+            <w:hyperlink w:history="1" r:id="rIdi9gqwu5dbpw94jhhkohgx">
               <w:r>
                 <w:rPr>
                   <w:rFonts w:ascii="Arial" w:cs="Arial" w:eastAsia="Arial" w:hAnsi="Arial"/>
@@ -5995,7 +5995,7 @@
               <w:spacing w:after="10" w:before="0"/>
               <w:ind w:left="120"/>
             </w:pPr>
-            <w:hyperlink w:history="1" r:id="rIdj27gbnndcclnidpxslovq">
+            <w:hyperlink w:history="1" r:id="rIdluga1gg_jnr7kh9bldfsc">
               <w:r>
                 <w:rPr>
                   <w:rFonts w:ascii="Arial" w:cs="Arial" w:eastAsia="Arial" w:hAnsi="Arial"/>
@@ -6190,7 +6190,7 @@
             <w:pPr>
               <w:spacing w:after="20" w:before="0"/>
             </w:pPr>
-            <w:hyperlink w:history="1" r:id="rIddxfkzwg1wcsw-gnij0lkm">
+            <w:hyperlink w:history="1" r:id="rIdntbhuw_ivu1gswzbguk6q">
               <w:r>
                 <w:rPr>
                   <w:rFonts w:ascii="Arial" w:cs="Arial" w:eastAsia="Arial" w:hAnsi="Arial"/>
@@ -6223,7 +6223,7 @@
               <w:spacing w:after="10" w:before="0"/>
               <w:ind w:left="120"/>
             </w:pPr>
-            <w:hyperlink w:history="1" r:id="rId3nrjlhby-_8bkct5vlnr1">
+            <w:hyperlink w:history="1" r:id="rId4r4pdmkxdj4xgxblm59ql">
               <w:r>
                 <w:rPr>
                   <w:rFonts w:ascii="Arial" w:cs="Arial" w:eastAsia="Arial" w:hAnsi="Arial"/>
@@ -6268,7 +6268,7 @@
             <w:pPr>
               <w:spacing w:after="20" w:before="0"/>
             </w:pPr>
-            <w:hyperlink w:history="1" r:id="rIdfa6vrt7edrtekb1qbvkdl">
+            <w:hyperlink w:history="1" r:id="rIdy3pjxhdqbzkjb84sjfcqc">
               <w:r>
                 <w:rPr>
                   <w:rFonts w:ascii="Arial" w:cs="Arial" w:eastAsia="Arial" w:hAnsi="Arial"/>
@@ -6301,7 +6301,7 @@
               <w:spacing w:after="10" w:before="0"/>
               <w:ind w:left="120"/>
             </w:pPr>
-            <w:hyperlink w:history="1" r:id="rIdtzcx3pnmi1mvjdhl0g68-">
+            <w:hyperlink w:history="1" r:id="rIdcj0tlugosl6bq6bazi8ml">
               <w:r>
                 <w:rPr>
                   <w:rFonts w:ascii="Arial" w:cs="Arial" w:eastAsia="Arial" w:hAnsi="Arial"/>
@@ -6496,7 +6496,7 @@
             <w:pPr>
               <w:spacing w:after="20" w:before="0"/>
             </w:pPr>
-            <w:hyperlink w:history="1" r:id="rIda_ub8fa3zhql08pt_scut">
+            <w:hyperlink w:history="1" r:id="rIdeivpwl5-y33-zmwql36di">
               <w:r>
                 <w:rPr>
                   <w:rFonts w:ascii="Arial" w:cs="Arial" w:eastAsia="Arial" w:hAnsi="Arial"/>
@@ -6529,7 +6529,7 @@
               <w:spacing w:after="10" w:before="0"/>
               <w:ind w:left="120"/>
             </w:pPr>
-            <w:hyperlink w:history="1" r:id="rIdhgkd0kyjavuxoxt77nnhs">
+            <w:hyperlink w:history="1" r:id="rIdjlsdliq3xtrzfh9rf_bpu">
               <w:r>
                 <w:rPr>
                   <w:rFonts w:ascii="Arial" w:cs="Arial" w:eastAsia="Arial" w:hAnsi="Arial"/>
@@ -6574,7 +6574,7 @@
             <w:pPr>
               <w:spacing w:after="20" w:before="0"/>
             </w:pPr>
-            <w:hyperlink w:history="1" r:id="rId1msiosmakogyr0zjaowtc">
+            <w:hyperlink w:history="1" r:id="rIdjhauiu09hi6hsfgwrx6j6">
               <w:r>
                 <w:rPr>
                   <w:rFonts w:ascii="Arial" w:cs="Arial" w:eastAsia="Arial" w:hAnsi="Arial"/>
@@ -6607,7 +6607,7 @@
               <w:spacing w:after="10" w:before="0"/>
               <w:ind w:left="120"/>
             </w:pPr>
-            <w:hyperlink w:history="1" r:id="rIdzmq-76g0n35rsibzqsxs-">
+            <w:hyperlink w:history="1" r:id="rIdlpowicaibyavjsxqpkzvg">
               <w:r>
                 <w:rPr>
                   <w:rFonts w:ascii="Arial" w:cs="Arial" w:eastAsia="Arial" w:hAnsi="Arial"/>
@@ -6802,7 +6802,7 @@
             <w:pPr>
               <w:spacing w:after="20" w:before="0"/>
             </w:pPr>
-            <w:hyperlink w:history="1" r:id="rIdglwae3ke1hlbko9yajozk">
+            <w:hyperlink w:history="1" r:id="rIdvqd3a0rnwtisb28j3qydv">
               <w:r>
                 <w:rPr>
                   <w:rFonts w:ascii="Arial" w:cs="Arial" w:eastAsia="Arial" w:hAnsi="Arial"/>
@@ -6835,7 +6835,7 @@
               <w:spacing w:after="10" w:before="0"/>
               <w:ind w:left="120"/>
             </w:pPr>
-            <w:hyperlink w:history="1" r:id="rIdblu9dultqafmbcxrjb8yj">
+            <w:hyperlink w:history="1" r:id="rIdovqzm41josxhhpfi7bogo">
               <w:r>
                 <w:rPr>
                   <w:rFonts w:ascii="Arial" w:cs="Arial" w:eastAsia="Arial" w:hAnsi="Arial"/>
@@ -6880,7 +6880,7 @@
             <w:pPr>
               <w:spacing w:after="20" w:before="0"/>
             </w:pPr>
-            <w:hyperlink w:history="1" r:id="rIduv4z0_jnpqikhlmaczsga">
+            <w:hyperlink w:history="1" r:id="rIduiqrzzflc6eqwcmh1seet">
               <w:r>
                 <w:rPr>
                   <w:rFonts w:ascii="Arial" w:cs="Arial" w:eastAsia="Arial" w:hAnsi="Arial"/>
@@ -6913,7 +6913,7 @@
               <w:spacing w:after="10" w:before="0"/>
               <w:ind w:left="120"/>
             </w:pPr>
-            <w:hyperlink w:history="1" r:id="rId_yarjyaakz8t76yxqimtl">
+            <w:hyperlink w:history="1" r:id="rId5nyac11kglczttfovp_qm">
               <w:r>
                 <w:rPr>
                   <w:rFonts w:ascii="Arial" w:cs="Arial" w:eastAsia="Arial" w:hAnsi="Arial"/>
@@ -7108,7 +7108,7 @@
             <w:pPr>
               <w:spacing w:after="20" w:before="0"/>
             </w:pPr>
-            <w:hyperlink w:history="1" r:id="rIdisdxpdicqnmzgobgekw6x">
+            <w:hyperlink w:history="1" r:id="rIdgx4lx61g009enuckrrftr">
               <w:r>
                 <w:rPr>
                   <w:rFonts w:ascii="Arial" w:cs="Arial" w:eastAsia="Arial" w:hAnsi="Arial"/>
@@ -7141,7 +7141,7 @@
               <w:spacing w:after="10" w:before="0"/>
               <w:ind w:left="120"/>
             </w:pPr>
-            <w:hyperlink w:history="1" r:id="rIdxajfsy1lzfwhqgm6vh8ip">
+            <w:hyperlink w:history="1" r:id="rIdzkmosivnjbo_evdaolh1x">
               <w:r>
                 <w:rPr>
                   <w:rFonts w:ascii="Arial" w:cs="Arial" w:eastAsia="Arial" w:hAnsi="Arial"/>
@@ -7186,7 +7186,7 @@
             <w:pPr>
               <w:spacing w:after="20" w:before="0"/>
             </w:pPr>
-            <w:hyperlink w:history="1" r:id="rIds_7en0itpwx4jrzqkugfd">
+            <w:hyperlink w:history="1" r:id="rIdlkhixzqttjqsf3z9rldtl">
               <w:r>
                 <w:rPr>
                   <w:rFonts w:ascii="Arial" w:cs="Arial" w:eastAsia="Arial" w:hAnsi="Arial"/>
@@ -7219,7 +7219,7 @@
               <w:spacing w:after="10" w:before="0"/>
               <w:ind w:left="120"/>
             </w:pPr>
-            <w:hyperlink w:history="1" r:id="rIdn15fmtyp8pdspujmct5zs">
+            <w:hyperlink w:history="1" r:id="rIdeiahxuc6z9ltpa8wky9ny">
               <w:r>
                 <w:rPr>
                   <w:rFonts w:ascii="Arial" w:cs="Arial" w:eastAsia="Arial" w:hAnsi="Arial"/>
@@ -8706,7 +8706,7 @@
             <w:pPr>
               <w:spacing w:after="20" w:before="0"/>
             </w:pPr>
-            <w:hyperlink w:history="1" r:id="rId9-zeck9t12l9hbmwros9_">
+            <w:hyperlink w:history="1" r:id="rId83ixqg_gerbp9fpqudnag">
               <w:r>
                 <w:rPr>
                   <w:rFonts w:ascii="Arial" w:cs="Arial" w:eastAsia="Arial" w:hAnsi="Arial"/>
@@ -8739,7 +8739,7 @@
               <w:spacing w:after="10" w:before="0"/>
               <w:ind w:left="120"/>
             </w:pPr>
-            <w:hyperlink w:history="1" r:id="rId-0z8ncndopsqpibculrdw">
+            <w:hyperlink w:history="1" r:id="rIdzby9ucweecbwlm_bz5jx6">
               <w:r>
                 <w:rPr>
                   <w:rFonts w:ascii="Arial" w:cs="Arial" w:eastAsia="Arial" w:hAnsi="Arial"/>
@@ -8784,7 +8784,7 @@
             <w:pPr>
               <w:spacing w:after="20" w:before="0"/>
             </w:pPr>
-            <w:hyperlink w:history="1" r:id="rIdcds5qiv265m5pokw_a7fc">
+            <w:hyperlink w:history="1" r:id="rIdyh7qg0ageg2ubnr6g6o9r">
               <w:r>
                 <w:rPr>
                   <w:rFonts w:ascii="Arial" w:cs="Arial" w:eastAsia="Arial" w:hAnsi="Arial"/>
@@ -8817,7 +8817,7 @@
               <w:spacing w:after="10" w:before="0"/>
               <w:ind w:left="120"/>
             </w:pPr>
-            <w:hyperlink w:history="1" r:id="rIdp9xfhs6a3dt_4le0vjhpy">
+            <w:hyperlink w:history="1" r:id="rId0ctbpgk7obqxrb9u208n5">
               <w:r>
                 <w:rPr>
                   <w:rFonts w:ascii="Arial" w:cs="Arial" w:eastAsia="Arial" w:hAnsi="Arial"/>
@@ -9012,7 +9012,7 @@
             <w:pPr>
               <w:spacing w:after="20" w:before="0"/>
             </w:pPr>
-            <w:hyperlink w:history="1" r:id="rIdhcnlbp8wd7_c_w5zpmdyi">
+            <w:hyperlink w:history="1" r:id="rId6iv5pgvijhrqtlm1-s5kr">
               <w:r>
                 <w:rPr>
                   <w:rFonts w:ascii="Arial" w:cs="Arial" w:eastAsia="Arial" w:hAnsi="Arial"/>
@@ -9045,7 +9045,7 @@
               <w:spacing w:after="10" w:before="0"/>
               <w:ind w:left="120"/>
             </w:pPr>
-            <w:hyperlink w:history="1" r:id="rIdkwri43o0dp5fxejliesd2">
+            <w:hyperlink w:history="1" r:id="rIdaef-oyzbvuwta9ufyrkv0">
               <w:r>
                 <w:rPr>
                   <w:rFonts w:ascii="Arial" w:cs="Arial" w:eastAsia="Arial" w:hAnsi="Arial"/>
@@ -9090,7 +9090,7 @@
             <w:pPr>
               <w:spacing w:after="20" w:before="0"/>
             </w:pPr>
-            <w:hyperlink w:history="1" r:id="rIdnqk8shujc6t9ti7r0yrma">
+            <w:hyperlink w:history="1" r:id="rIdwyn5alglp9elrkcdnbkgk">
               <w:r>
                 <w:rPr>
                   <w:rFonts w:ascii="Arial" w:cs="Arial" w:eastAsia="Arial" w:hAnsi="Arial"/>
@@ -9123,7 +9123,7 @@
               <w:spacing w:after="10" w:before="0"/>
               <w:ind w:left="120"/>
             </w:pPr>
-            <w:hyperlink w:history="1" r:id="rIdtlsqkhh5ghg5qxd4oufan">
+            <w:hyperlink w:history="1" r:id="rIds1qdgcdg2dxs98zgfqk5a">
               <w:r>
                 <w:rPr>
                   <w:rFonts w:ascii="Arial" w:cs="Arial" w:eastAsia="Arial" w:hAnsi="Arial"/>
@@ -9318,7 +9318,7 @@
             <w:pPr>
               <w:spacing w:after="20" w:before="0"/>
             </w:pPr>
-            <w:hyperlink w:history="1" r:id="rIdxcxuiekm8suc8c4qsv0d1">
+            <w:hyperlink w:history="1" r:id="rId-rhbvj8d9lugqlturfgud">
               <w:r>
                 <w:rPr>
                   <w:rFonts w:ascii="Arial" w:cs="Arial" w:eastAsia="Arial" w:hAnsi="Arial"/>
@@ -9351,7 +9351,7 @@
               <w:spacing w:after="10" w:before="0"/>
               <w:ind w:left="120"/>
             </w:pPr>
-            <w:hyperlink w:history="1" r:id="rIdqj0itnq3z9-q2281m4-er">
+            <w:hyperlink w:history="1" r:id="rIdtnz-ohbtuop-zbdlbu90k">
               <w:r>
                 <w:rPr>
                   <w:rFonts w:ascii="Arial" w:cs="Arial" w:eastAsia="Arial" w:hAnsi="Arial"/>
@@ -9396,7 +9396,7 @@
             <w:pPr>
               <w:spacing w:after="20" w:before="0"/>
             </w:pPr>
-            <w:hyperlink w:history="1" r:id="rIdfiobhel3uze_2ramg0obu">
+            <w:hyperlink w:history="1" r:id="rIdz2_m3nuwpcuszrdd_h3fk">
               <w:r>
                 <w:rPr>
                   <w:rFonts w:ascii="Arial" w:cs="Arial" w:eastAsia="Arial" w:hAnsi="Arial"/>
@@ -9429,7 +9429,7 @@
               <w:spacing w:after="10" w:before="0"/>
               <w:ind w:left="120"/>
             </w:pPr>
-            <w:hyperlink w:history="1" r:id="rId6_jgye2f7yujc8kiwrq5g">
+            <w:hyperlink w:history="1" r:id="rIdrryjjssv_xeuosdwzxnpv">
               <w:r>
                 <w:rPr>
                   <w:rFonts w:ascii="Arial" w:cs="Arial" w:eastAsia="Arial" w:hAnsi="Arial"/>
@@ -9624,7 +9624,7 @@
             <w:pPr>
               <w:spacing w:after="20" w:before="0"/>
             </w:pPr>
-            <w:hyperlink w:history="1" r:id="rIdixcstgehrk6h2rftyunsp">
+            <w:hyperlink w:history="1" r:id="rIdf1bqctodpmg2i-6o01nrd">
               <w:r>
                 <w:rPr>
                   <w:rFonts w:ascii="Arial" w:cs="Arial" w:eastAsia="Arial" w:hAnsi="Arial"/>
@@ -9657,7 +9657,7 @@
               <w:spacing w:after="10" w:before="0"/>
               <w:ind w:left="120"/>
             </w:pPr>
-            <w:hyperlink w:history="1" r:id="rIdc1lbaa_ahvcr69hai7q8f">
+            <w:hyperlink w:history="1" r:id="rIdpxjdl7nzbx9ixm8tmgndt">
               <w:r>
                 <w:rPr>
                   <w:rFonts w:ascii="Arial" w:cs="Arial" w:eastAsia="Arial" w:hAnsi="Arial"/>
@@ -9702,7 +9702,7 @@
             <w:pPr>
               <w:spacing w:after="20" w:before="0"/>
             </w:pPr>
-            <w:hyperlink w:history="1" r:id="rIdcro_tfcsjrnzndnsdcdda">
+            <w:hyperlink w:history="1" r:id="rIdqr5pk3n4rqow68chzaqjc">
               <w:r>
                 <w:rPr>
                   <w:rFonts w:ascii="Arial" w:cs="Arial" w:eastAsia="Arial" w:hAnsi="Arial"/>
@@ -9735,7 +9735,7 @@
               <w:spacing w:after="10" w:before="0"/>
               <w:ind w:left="120"/>
             </w:pPr>
-            <w:hyperlink w:history="1" r:id="rIdrwnwzlr6foplik0gxdu1w">
+            <w:hyperlink w:history="1" r:id="rIdzzwllgvqndx1x_ux0s3vl">
               <w:r>
                 <w:rPr>
                   <w:rFonts w:ascii="Arial" w:cs="Arial" w:eastAsia="Arial" w:hAnsi="Arial"/>
@@ -9930,7 +9930,7 @@
             <w:pPr>
               <w:spacing w:after="20" w:before="0"/>
             </w:pPr>
-            <w:hyperlink w:history="1" r:id="rIdc5ypkquj-wkaahxigz0tw">
+            <w:hyperlink w:history="1" r:id="rId3oghgq8h0biarz7--qg1u">
               <w:r>
                 <w:rPr>
                   <w:rFonts w:ascii="Arial" w:cs="Arial" w:eastAsia="Arial" w:hAnsi="Arial"/>
@@ -9963,7 +9963,7 @@
               <w:spacing w:after="10" w:before="0"/>
               <w:ind w:left="120"/>
             </w:pPr>
-            <w:hyperlink w:history="1" r:id="rIdbix_xjyvxlzuk6lpnqifm">
+            <w:hyperlink w:history="1" r:id="rIdo3cicavdgomqh4ujq__m4">
               <w:r>
                 <w:rPr>
                   <w:rFonts w:ascii="Arial" w:cs="Arial" w:eastAsia="Arial" w:hAnsi="Arial"/>
@@ -10008,7 +10008,7 @@
             <w:pPr>
               <w:spacing w:after="20" w:before="0"/>
             </w:pPr>
-            <w:hyperlink w:history="1" r:id="rIdvjjpywjwmqkpshctma4gt">
+            <w:hyperlink w:history="1" r:id="rIdmw3twpbwkxbfcjnrpjtu_">
               <w:r>
                 <w:rPr>
                   <w:rFonts w:ascii="Arial" w:cs="Arial" w:eastAsia="Arial" w:hAnsi="Arial"/>
@@ -10041,7 +10041,7 @@
               <w:spacing w:after="10" w:before="0"/>
               <w:ind w:left="120"/>
             </w:pPr>
-            <w:hyperlink w:history="1" r:id="rId6qut2m3vphituazfyg2v9">
+            <w:hyperlink w:history="1" r:id="rIdzeiaox5x64zhacnzw09in">
               <w:r>
                 <w:rPr>
                   <w:rFonts w:ascii="Arial" w:cs="Arial" w:eastAsia="Arial" w:hAnsi="Arial"/>
@@ -11623,7 +11623,7 @@
             <w:pPr>
               <w:spacing w:after="20" w:before="0"/>
             </w:pPr>
-            <w:hyperlink w:history="1" r:id="rIdadru21ouuoberisrcsee4">
+            <w:hyperlink w:history="1" r:id="rIdyuh-vbjbnrlztwprtewb7">
               <w:r>
                 <w:rPr>
                   <w:rFonts w:ascii="Arial" w:cs="Arial" w:eastAsia="Arial" w:hAnsi="Arial"/>
@@ -11656,7 +11656,7 @@
               <w:spacing w:after="10" w:before="0"/>
               <w:ind w:left="120"/>
             </w:pPr>
-            <w:hyperlink w:history="1" r:id="rIdsbmvznxodggtdeqq-tivh">
+            <w:hyperlink w:history="1" r:id="rId5g71349uyck3had9auua9">
               <w:r>
                 <w:rPr>
                   <w:rFonts w:ascii="Arial" w:cs="Arial" w:eastAsia="Arial" w:hAnsi="Arial"/>
@@ -11701,7 +11701,7 @@
             <w:pPr>
               <w:spacing w:after="20" w:before="0"/>
             </w:pPr>
-            <w:hyperlink w:history="1" r:id="rIdwrr5bxdzalrhi79hu-u3r">
+            <w:hyperlink w:history="1" r:id="rIdxjoujlx1n2wjf-otafszm">
               <w:r>
                 <w:rPr>
                   <w:rFonts w:ascii="Arial" w:cs="Arial" w:eastAsia="Arial" w:hAnsi="Arial"/>
@@ -11734,7 +11734,7 @@
               <w:spacing w:after="10" w:before="0"/>
               <w:ind w:left="120"/>
             </w:pPr>
-            <w:hyperlink w:history="1" r:id="rIdjxeimnqf03mzqeiowozpb">
+            <w:hyperlink w:history="1" r:id="rId5e_seklk1rghzjdxqbtwq">
               <w:r>
                 <w:rPr>
                   <w:rFonts w:ascii="Arial" w:cs="Arial" w:eastAsia="Arial" w:hAnsi="Arial"/>
@@ -11929,7 +11929,7 @@
             <w:pPr>
               <w:spacing w:after="20" w:before="0"/>
             </w:pPr>
-            <w:hyperlink w:history="1" r:id="rIdp3mo0wd4pompv7vabmws2">
+            <w:hyperlink w:history="1" r:id="rIddy_odb1zuz996o6gob9vs">
               <w:r>
                 <w:rPr>
                   <w:rFonts w:ascii="Arial" w:cs="Arial" w:eastAsia="Arial" w:hAnsi="Arial"/>
@@ -11962,7 +11962,7 @@
               <w:spacing w:after="10" w:before="0"/>
               <w:ind w:left="120"/>
             </w:pPr>
-            <w:hyperlink w:history="1" r:id="rIdeswevmzu_9g7lmm7qw3ee">
+            <w:hyperlink w:history="1" r:id="rId3t0gyzdsrh5ulxptz4oq1">
               <w:r>
                 <w:rPr>
                   <w:rFonts w:ascii="Arial" w:cs="Arial" w:eastAsia="Arial" w:hAnsi="Arial"/>
@@ -12007,7 +12007,7 @@
             <w:pPr>
               <w:spacing w:after="20" w:before="0"/>
             </w:pPr>
-            <w:hyperlink w:history="1" r:id="rIdfkoendsn6jhzsjj7_zzc9">
+            <w:hyperlink w:history="1" r:id="rId5jctflf5doyksnpccql0e">
               <w:r>
                 <w:rPr>
                   <w:rFonts w:ascii="Arial" w:cs="Arial" w:eastAsia="Arial" w:hAnsi="Arial"/>
@@ -12040,7 +12040,7 @@
               <w:spacing w:after="10" w:before="0"/>
               <w:ind w:left="120"/>
             </w:pPr>
-            <w:hyperlink w:history="1" r:id="rIdqrhksmo-r95uxnwkbw3r0">
+            <w:hyperlink w:history="1" r:id="rIdkmfokzpoterpriu3qdzld">
               <w:r>
                 <w:rPr>
                   <w:rFonts w:ascii="Arial" w:cs="Arial" w:eastAsia="Arial" w:hAnsi="Arial"/>
@@ -12235,7 +12235,7 @@
             <w:pPr>
               <w:spacing w:after="20" w:before="0"/>
             </w:pPr>
-            <w:hyperlink w:history="1" r:id="rIdkmzk5afmqeqfo_yngeir4">
+            <w:hyperlink w:history="1" r:id="rIdyk1svttyxnrmxsqt8yqp4">
               <w:r>
                 <w:rPr>
                   <w:rFonts w:ascii="Arial" w:cs="Arial" w:eastAsia="Arial" w:hAnsi="Arial"/>
@@ -12268,7 +12268,7 @@
               <w:spacing w:after="10" w:before="0"/>
               <w:ind w:left="120"/>
             </w:pPr>
-            <w:hyperlink w:history="1" r:id="rIdy1fw3znt_3noc0cds1png">
+            <w:hyperlink w:history="1" r:id="rIdylfvosiblcpq0u9rv7kuv">
               <w:r>
                 <w:rPr>
                   <w:rFonts w:ascii="Arial" w:cs="Arial" w:eastAsia="Arial" w:hAnsi="Arial"/>
@@ -12313,7 +12313,7 @@
             <w:pPr>
               <w:spacing w:after="20" w:before="0"/>
             </w:pPr>
-            <w:hyperlink w:history="1" r:id="rIdp_cvwf8kgwnc6udd7z6xf">
+            <w:hyperlink w:history="1" r:id="rIdzfoeagmaqdss7jjrttdip">
               <w:r>
                 <w:rPr>
                   <w:rFonts w:ascii="Arial" w:cs="Arial" w:eastAsia="Arial" w:hAnsi="Arial"/>
@@ -12346,7 +12346,7 @@
               <w:spacing w:after="10" w:before="0"/>
               <w:ind w:left="120"/>
             </w:pPr>
-            <w:hyperlink w:history="1" r:id="rIdzy31gvpdzri5gekkplyc8">
+            <w:hyperlink w:history="1" r:id="rIdpypzvhedtshtvifiq1wxk">
               <w:r>
                 <w:rPr>
                   <w:rFonts w:ascii="Arial" w:cs="Arial" w:eastAsia="Arial" w:hAnsi="Arial"/>
@@ -12541,7 +12541,7 @@
             <w:pPr>
               <w:spacing w:after="20" w:before="0"/>
             </w:pPr>
-            <w:hyperlink w:history="1" r:id="rIdcvenwdyu5pypshgq_vmdn">
+            <w:hyperlink w:history="1" r:id="rIdmuipwgjhmqxllz8-8gzat">
               <w:r>
                 <w:rPr>
                   <w:rFonts w:ascii="Arial" w:cs="Arial" w:eastAsia="Arial" w:hAnsi="Arial"/>
@@ -12574,7 +12574,7 @@
               <w:spacing w:after="10" w:before="0"/>
               <w:ind w:left="120"/>
             </w:pPr>
-            <w:hyperlink w:history="1" r:id="rIdlkifkxmvaio-zkhwwujuu">
+            <w:hyperlink w:history="1" r:id="rId8wbmprwmqjrqrtrvxx0dv">
               <w:r>
                 <w:rPr>
                   <w:rFonts w:ascii="Arial" w:cs="Arial" w:eastAsia="Arial" w:hAnsi="Arial"/>
@@ -12619,7 +12619,7 @@
             <w:pPr>
               <w:spacing w:after="20" w:before="0"/>
             </w:pPr>
-            <w:hyperlink w:history="1" r:id="rIdg41ym0qxf5rc4r5lut02v">
+            <w:hyperlink w:history="1" r:id="rId21sojb2a77jpzuxd5apng">
               <w:r>
                 <w:rPr>
                   <w:rFonts w:ascii="Arial" w:cs="Arial" w:eastAsia="Arial" w:hAnsi="Arial"/>
@@ -12652,7 +12652,7 @@
               <w:spacing w:after="10" w:before="0"/>
               <w:ind w:left="120"/>
             </w:pPr>
-            <w:hyperlink w:history="1" r:id="rIdn5ebo7q-kejx4kbike3kw">
+            <w:hyperlink w:history="1" r:id="rIdb-jne9_koeavy1gwlc_jc">
               <w:r>
                 <w:rPr>
                   <w:rFonts w:ascii="Arial" w:cs="Arial" w:eastAsia="Arial" w:hAnsi="Arial"/>
@@ -12847,7 +12847,7 @@
             <w:pPr>
               <w:spacing w:after="20" w:before="0"/>
             </w:pPr>
-            <w:hyperlink w:history="1" r:id="rIdixcc_xsgvml6a_c429dqp">
+            <w:hyperlink w:history="1" r:id="rId9unqahxxkeumyzi0pkeko">
               <w:r>
                 <w:rPr>
                   <w:rFonts w:ascii="Arial" w:cs="Arial" w:eastAsia="Arial" w:hAnsi="Arial"/>
@@ -12880,7 +12880,7 @@
               <w:spacing w:after="10" w:before="0"/>
               <w:ind w:left="120"/>
             </w:pPr>
-            <w:hyperlink w:history="1" r:id="rIdr6gfmukguskky4wmat_7p">
+            <w:hyperlink w:history="1" r:id="rId7adriemvyzk_dpo1nnxk3">
               <w:r>
                 <w:rPr>
                   <w:rFonts w:ascii="Arial" w:cs="Arial" w:eastAsia="Arial" w:hAnsi="Arial"/>
@@ -12925,7 +12925,7 @@
             <w:pPr>
               <w:spacing w:after="20" w:before="0"/>
             </w:pPr>
-            <w:hyperlink w:history="1" r:id="rIddfsb6tngemw1ertahzzfi">
+            <w:hyperlink w:history="1" r:id="rIdgsaqasfvzj0dyqazrjwfq">
               <w:r>
                 <w:rPr>
                   <w:rFonts w:ascii="Arial" w:cs="Arial" w:eastAsia="Arial" w:hAnsi="Arial"/>
@@ -12958,7 +12958,7 @@
               <w:spacing w:after="10" w:before="0"/>
               <w:ind w:left="120"/>
             </w:pPr>
-            <w:hyperlink w:history="1" r:id="rIdgjrod0va08_fue7mkovi-">
+            <w:hyperlink w:history="1" r:id="rIdmbcocv3sbuiolvyvhv6y9">
               <w:r>
                 <w:rPr>
                   <w:rFonts w:ascii="Arial" w:cs="Arial" w:eastAsia="Arial" w:hAnsi="Arial"/>
@@ -14445,7 +14445,7 @@
             <w:pPr>
               <w:spacing w:after="20" w:before="0"/>
             </w:pPr>
-            <w:hyperlink w:history="1" r:id="rId0u1k_yqybxvf_rjhwcmbt">
+            <w:hyperlink w:history="1" r:id="rIdzyub8awfax25kvnkiqcze">
               <w:r>
                 <w:rPr>
                   <w:rFonts w:ascii="Arial" w:cs="Arial" w:eastAsia="Arial" w:hAnsi="Arial"/>
@@ -14478,7 +14478,7 @@
               <w:spacing w:after="10" w:before="0"/>
               <w:ind w:left="120"/>
             </w:pPr>
-            <w:hyperlink w:history="1" r:id="rIdqbli3n9m4ypk1sjy2ewqi">
+            <w:hyperlink w:history="1" r:id="rIdrgquj0rtudk4m7ulshed-">
               <w:r>
                 <w:rPr>
                   <w:rFonts w:ascii="Arial" w:cs="Arial" w:eastAsia="Arial" w:hAnsi="Arial"/>
@@ -14523,7 +14523,7 @@
             <w:pPr>
               <w:spacing w:after="20" w:before="0"/>
             </w:pPr>
-            <w:hyperlink w:history="1" r:id="rIdxfsx1ylnch1e9aakublpv">
+            <w:hyperlink w:history="1" r:id="rIdgd-vuclwhr3w223pezf-0">
               <w:r>
                 <w:rPr>
                   <w:rFonts w:ascii="Arial" w:cs="Arial" w:eastAsia="Arial" w:hAnsi="Arial"/>
@@ -14556,7 +14556,7 @@
               <w:spacing w:after="10" w:before="0"/>
               <w:ind w:left="120"/>
             </w:pPr>
-            <w:hyperlink w:history="1" r:id="rIdfof1sfiqqc9dvop37nu6n">
+            <w:hyperlink w:history="1" r:id="rId5w6gqndzsuqimtupnnbby">
               <w:r>
                 <w:rPr>
                   <w:rFonts w:ascii="Arial" w:cs="Arial" w:eastAsia="Arial" w:hAnsi="Arial"/>
@@ -14751,7 +14751,7 @@
             <w:pPr>
               <w:spacing w:after="20" w:before="0"/>
             </w:pPr>
-            <w:hyperlink w:history="1" r:id="rId9zxkbmqg2cnnew8qbynxn">
+            <w:hyperlink w:history="1" r:id="rId189_usxhnqpolypuy2rdk">
               <w:r>
                 <w:rPr>
                   <w:rFonts w:ascii="Arial" w:cs="Arial" w:eastAsia="Arial" w:hAnsi="Arial"/>
@@ -14784,7 +14784,7 @@
               <w:spacing w:after="10" w:before="0"/>
               <w:ind w:left="120"/>
             </w:pPr>
-            <w:hyperlink w:history="1" r:id="rIdw0-crzic5ljhi25csp6lr">
+            <w:hyperlink w:history="1" r:id="rIdompc6pq9jtxw5dmqitxpb">
               <w:r>
                 <w:rPr>
                   <w:rFonts w:ascii="Arial" w:cs="Arial" w:eastAsia="Arial" w:hAnsi="Arial"/>
@@ -14829,7 +14829,7 @@
             <w:pPr>
               <w:spacing w:after="20" w:before="0"/>
             </w:pPr>
-            <w:hyperlink w:history="1" r:id="rId3i6y6ozlg6ylaygues4xe">
+            <w:hyperlink w:history="1" r:id="rIdijd_jxhcl5qf3tnovesjl">
               <w:r>
                 <w:rPr>
                   <w:rFonts w:ascii="Arial" w:cs="Arial" w:eastAsia="Arial" w:hAnsi="Arial"/>
@@ -14862,7 +14862,7 @@
               <w:spacing w:after="10" w:before="0"/>
               <w:ind w:left="120"/>
             </w:pPr>
-            <w:hyperlink w:history="1" r:id="rIdew8euea8z9rgngjsg5xpp">
+            <w:hyperlink w:history="1" r:id="rIdguuk0u3xo85y9g1nm6c76">
               <w:r>
                 <w:rPr>
                   <w:rFonts w:ascii="Arial" w:cs="Arial" w:eastAsia="Arial" w:hAnsi="Arial"/>
@@ -15057,7 +15057,7 @@
             <w:pPr>
               <w:spacing w:after="20" w:before="0"/>
             </w:pPr>
-            <w:hyperlink w:history="1" r:id="rId3ooe0msn6w7gn26fjao3j">
+            <w:hyperlink w:history="1" r:id="rId3njg_lqvei0w6tjeykere">
               <w:r>
                 <w:rPr>
                   <w:rFonts w:ascii="Arial" w:cs="Arial" w:eastAsia="Arial" w:hAnsi="Arial"/>
@@ -15090,7 +15090,7 @@
               <w:spacing w:after="10" w:before="0"/>
               <w:ind w:left="120"/>
             </w:pPr>
-            <w:hyperlink w:history="1" r:id="rIdmedx96uz-8iqsjrcwmyaq">
+            <w:hyperlink w:history="1" r:id="rIdqqjr5ocu2q8aqojfrdukr">
               <w:r>
                 <w:rPr>
                   <w:rFonts w:ascii="Arial" w:cs="Arial" w:eastAsia="Arial" w:hAnsi="Arial"/>
@@ -15135,7 +15135,7 @@
             <w:pPr>
               <w:spacing w:after="20" w:before="0"/>
             </w:pPr>
-            <w:hyperlink w:history="1" r:id="rIderp0dvtnwbljcqbp3amdx">
+            <w:hyperlink w:history="1" r:id="rIdgp6rsi0oinwy50js7-jnv">
               <w:r>
                 <w:rPr>
                   <w:rFonts w:ascii="Arial" w:cs="Arial" w:eastAsia="Arial" w:hAnsi="Arial"/>
@@ -15168,7 +15168,7 @@
               <w:spacing w:after="10" w:before="0"/>
               <w:ind w:left="120"/>
             </w:pPr>
-            <w:hyperlink w:history="1" r:id="rIdk2yvyebqczflo3odoeg-q">
+            <w:hyperlink w:history="1" r:id="rIdwdq6ue4uw9clpgbh0ygzt">
               <w:r>
                 <w:rPr>
                   <w:rFonts w:ascii="Arial" w:cs="Arial" w:eastAsia="Arial" w:hAnsi="Arial"/>
@@ -15363,7 +15363,7 @@
             <w:pPr>
               <w:spacing w:after="20" w:before="0"/>
             </w:pPr>
-            <w:hyperlink w:history="1" r:id="rIdi3hlhv_bvl6q8qe8a9peu">
+            <w:hyperlink w:history="1" r:id="rId_hdvxncnmvl0jzkexgowc">
               <w:r>
                 <w:rPr>
                   <w:rFonts w:ascii="Arial" w:cs="Arial" w:eastAsia="Arial" w:hAnsi="Arial"/>
@@ -15396,7 +15396,7 @@
               <w:spacing w:after="10" w:before="0"/>
               <w:ind w:left="120"/>
             </w:pPr>
-            <w:hyperlink w:history="1" r:id="rId5txfexycjjqdxx3jh83j8">
+            <w:hyperlink w:history="1" r:id="rId4x9g2ram7mx8jtkzkphy0">
               <w:r>
                 <w:rPr>
                   <w:rFonts w:ascii="Arial" w:cs="Arial" w:eastAsia="Arial" w:hAnsi="Arial"/>
@@ -15441,7 +15441,7 @@
             <w:pPr>
               <w:spacing w:after="20" w:before="0"/>
             </w:pPr>
-            <w:hyperlink w:history="1" r:id="rIdp3zxz9_4d0v32x4ok5vmu">
+            <w:hyperlink w:history="1" r:id="rIdpgihnr12bzuh2achsap2j">
               <w:r>
                 <w:rPr>
                   <w:rFonts w:ascii="Arial" w:cs="Arial" w:eastAsia="Arial" w:hAnsi="Arial"/>
@@ -15474,7 +15474,7 @@
               <w:spacing w:after="10" w:before="0"/>
               <w:ind w:left="120"/>
             </w:pPr>
-            <w:hyperlink w:history="1" r:id="rIdwxobd1y3rtbidi8qp-hxt">
+            <w:hyperlink w:history="1" r:id="rIdy2vbci2fvriwfovq5t8mh">
               <w:r>
                 <w:rPr>
                   <w:rFonts w:ascii="Arial" w:cs="Arial" w:eastAsia="Arial" w:hAnsi="Arial"/>
@@ -15669,7 +15669,7 @@
             <w:pPr>
               <w:spacing w:after="20" w:before="0"/>
             </w:pPr>
-            <w:hyperlink w:history="1" r:id="rIdujejg9vfqazj_7m_rxstr">
+            <w:hyperlink w:history="1" r:id="rIdb5ioskdw9-r2ef_xxk1uk">
               <w:r>
                 <w:rPr>
                   <w:rFonts w:ascii="Arial" w:cs="Arial" w:eastAsia="Arial" w:hAnsi="Arial"/>
@@ -15702,7 +15702,7 @@
               <w:spacing w:after="10" w:before="0"/>
               <w:ind w:left="120"/>
             </w:pPr>
-            <w:hyperlink w:history="1" r:id="rIdjum4ezyiqzfbnf_lgiani">
+            <w:hyperlink w:history="1" r:id="rIdchb0trte_vga1pfmlyrbt">
               <w:r>
                 <w:rPr>
                   <w:rFonts w:ascii="Arial" w:cs="Arial" w:eastAsia="Arial" w:hAnsi="Arial"/>
@@ -15747,7 +15747,7 @@
             <w:pPr>
               <w:spacing w:after="20" w:before="0"/>
             </w:pPr>
-            <w:hyperlink w:history="1" r:id="rIdj66dlza7b9pp1xvcmuxud">
+            <w:hyperlink w:history="1" r:id="rIdhlzed23e-ppamvei8dewn">
               <w:r>
                 <w:rPr>
                   <w:rFonts w:ascii="Arial" w:cs="Arial" w:eastAsia="Arial" w:hAnsi="Arial"/>
@@ -15780,7 +15780,7 @@
               <w:spacing w:after="10" w:before="0"/>
               <w:ind w:left="120"/>
             </w:pPr>
-            <w:hyperlink w:history="1" r:id="rIdg5tkdgdy9wyrbrgs6mm53">
+            <w:hyperlink w:history="1" r:id="rIdxcl827nry9sbillcvzllf">
               <w:r>
                 <w:rPr>
                   <w:rFonts w:ascii="Arial" w:cs="Arial" w:eastAsia="Arial" w:hAnsi="Arial"/>
@@ -17381,7 +17381,7 @@
             <w:pPr>
               <w:spacing w:after="20" w:before="0"/>
             </w:pPr>
-            <w:hyperlink w:history="1" r:id="rId8rtdyfc-rhjs458tf7jyz">
+            <w:hyperlink w:history="1" r:id="rIdocwqgydqlvfxxukv-i-u0">
               <w:r>
                 <w:rPr>
                   <w:rFonts w:ascii="Arial" w:cs="Arial" w:eastAsia="Arial" w:hAnsi="Arial"/>
@@ -17414,7 +17414,7 @@
               <w:spacing w:after="10" w:before="0"/>
               <w:ind w:left="120"/>
             </w:pPr>
-            <w:hyperlink w:history="1" r:id="rIdebhp681xng6mdbiqp-f_b">
+            <w:hyperlink w:history="1" r:id="rId0qojrxcdjhfr1ku_emwjo">
               <w:r>
                 <w:rPr>
                   <w:rFonts w:ascii="Arial" w:cs="Arial" w:eastAsia="Arial" w:hAnsi="Arial"/>
@@ -17459,7 +17459,7 @@
             <w:pPr>
               <w:spacing w:after="20" w:before="0"/>
             </w:pPr>
-            <w:hyperlink w:history="1" r:id="rIdzusr2jshkzwl9mz9vrine">
+            <w:hyperlink w:history="1" r:id="rIdzwnzukyk_dr2r1lghn6ud">
               <w:r>
                 <w:rPr>
                   <w:rFonts w:ascii="Arial" w:cs="Arial" w:eastAsia="Arial" w:hAnsi="Arial"/>
@@ -17492,7 +17492,7 @@
               <w:spacing w:after="10" w:before="0"/>
               <w:ind w:left="120"/>
             </w:pPr>
-            <w:hyperlink w:history="1" r:id="rIdtpirlebbs8ptn_op3dugm">
+            <w:hyperlink w:history="1" r:id="rId0lbabpsg_oot5sl2zybte">
               <w:r>
                 <w:rPr>
                   <w:rFonts w:ascii="Arial" w:cs="Arial" w:eastAsia="Arial" w:hAnsi="Arial"/>
@@ -17687,7 +17687,7 @@
             <w:pPr>
               <w:spacing w:after="20" w:before="0"/>
             </w:pPr>
-            <w:hyperlink w:history="1" r:id="rIdypxdhq97ycij7eejohzbt">
+            <w:hyperlink w:history="1" r:id="rIdawgjxcb38ma0dk9qrnbxk">
               <w:r>
                 <w:rPr>
                   <w:rFonts w:ascii="Arial" w:cs="Arial" w:eastAsia="Arial" w:hAnsi="Arial"/>
@@ -17720,7 +17720,7 @@
               <w:spacing w:after="10" w:before="0"/>
               <w:ind w:left="120"/>
             </w:pPr>
-            <w:hyperlink w:history="1" r:id="rId3wvw-yquxftl6rc9chdew">
+            <w:hyperlink w:history="1" r:id="rIdxmaemxonn9egcled1eiyb">
               <w:r>
                 <w:rPr>
                   <w:rFonts w:ascii="Arial" w:cs="Arial" w:eastAsia="Arial" w:hAnsi="Arial"/>
@@ -17765,7 +17765,7 @@
             <w:pPr>
               <w:spacing w:after="20" w:before="0"/>
             </w:pPr>
-            <w:hyperlink w:history="1" r:id="rId7wng_5omf_acwbp6e21l4">
+            <w:hyperlink w:history="1" r:id="rId5feyy_dentvp_70mwqts2">
               <w:r>
                 <w:rPr>
                   <w:rFonts w:ascii="Arial" w:cs="Arial" w:eastAsia="Arial" w:hAnsi="Arial"/>
@@ -17798,7 +17798,7 @@
               <w:spacing w:after="10" w:before="0"/>
               <w:ind w:left="120"/>
             </w:pPr>
-            <w:hyperlink w:history="1" r:id="rIdme8wmuwnpp08qwwvmrcwj">
+            <w:hyperlink w:history="1" r:id="rIdvfan9oktegik6sw0yq-fg">
               <w:r>
                 <w:rPr>
                   <w:rFonts w:ascii="Arial" w:cs="Arial" w:eastAsia="Arial" w:hAnsi="Arial"/>
@@ -17993,7 +17993,7 @@
             <w:pPr>
               <w:spacing w:after="20" w:before="0"/>
             </w:pPr>
-            <w:hyperlink w:history="1" r:id="rIdcj6vccrfwifazp6jldjef">
+            <w:hyperlink w:history="1" r:id="rIdvttuzo2c0w_bero3uoitw">
               <w:r>
                 <w:rPr>
                   <w:rFonts w:ascii="Arial" w:cs="Arial" w:eastAsia="Arial" w:hAnsi="Arial"/>
@@ -18026,7 +18026,7 @@
               <w:spacing w:after="10" w:before="0"/>
               <w:ind w:left="120"/>
             </w:pPr>
-            <w:hyperlink w:history="1" r:id="rIdxhubuvuy4jpodc-cwlwpm">
+            <w:hyperlink w:history="1" r:id="rIdfuj46k68a9ck76sky7cwj">
               <w:r>
                 <w:rPr>
                   <w:rFonts w:ascii="Arial" w:cs="Arial" w:eastAsia="Arial" w:hAnsi="Arial"/>
@@ -18071,7 +18071,7 @@
             <w:pPr>
               <w:spacing w:after="20" w:before="0"/>
             </w:pPr>
-            <w:hyperlink w:history="1" r:id="rIddclyuxab8qlqkdprnplvf">
+            <w:hyperlink w:history="1" r:id="rIdtpnnyro_kxc8ncmpqtvoj">
               <w:r>
                 <w:rPr>
                   <w:rFonts w:ascii="Arial" w:cs="Arial" w:eastAsia="Arial" w:hAnsi="Arial"/>
@@ -18104,7 +18104,7 @@
               <w:spacing w:after="10" w:before="0"/>
               <w:ind w:left="120"/>
             </w:pPr>
-            <w:hyperlink w:history="1" r:id="rIdekesixbyybh_z-hkrngug">
+            <w:hyperlink w:history="1" r:id="rId87tgt2qnpt6csub5v4ox6">
               <w:r>
                 <w:rPr>
                   <w:rFonts w:ascii="Arial" w:cs="Arial" w:eastAsia="Arial" w:hAnsi="Arial"/>
@@ -18299,7 +18299,7 @@
             <w:pPr>
               <w:spacing w:after="20" w:before="0"/>
             </w:pPr>
-            <w:hyperlink w:history="1" r:id="rIdwucjppcqg3x9xjdmrrkh3">
+            <w:hyperlink w:history="1" r:id="rIdlq0pzzsbzlligwkiabf7z">
               <w:r>
                 <w:rPr>
                   <w:rFonts w:ascii="Arial" w:cs="Arial" w:eastAsia="Arial" w:hAnsi="Arial"/>
@@ -18332,7 +18332,7 @@
               <w:spacing w:after="10" w:before="0"/>
               <w:ind w:left="120"/>
             </w:pPr>
-            <w:hyperlink w:history="1" r:id="rIdi949kawbh56en6s0fapyr">
+            <w:hyperlink w:history="1" r:id="rIdehq60-8nnsr1wd0srzedz">
               <w:r>
                 <w:rPr>
                   <w:rFonts w:ascii="Arial" w:cs="Arial" w:eastAsia="Arial" w:hAnsi="Arial"/>
@@ -18377,7 +18377,7 @@
             <w:pPr>
               <w:spacing w:after="20" w:before="0"/>
             </w:pPr>
-            <w:hyperlink w:history="1" r:id="rIdwpfyxncsed_-dbpacodfd">
+            <w:hyperlink w:history="1" r:id="rId_lsmktvuutf0o65ykvoo3">
               <w:r>
                 <w:rPr>
                   <w:rFonts w:ascii="Arial" w:cs="Arial" w:eastAsia="Arial" w:hAnsi="Arial"/>
@@ -18410,7 +18410,7 @@
               <w:spacing w:after="10" w:before="0"/>
               <w:ind w:left="120"/>
             </w:pPr>
-            <w:hyperlink w:history="1" r:id="rId3nycrjgsz3_dwpagflicn">
+            <w:hyperlink w:history="1" r:id="rIdfzvzi5zaqwltfiv1swu56">
               <w:r>
                 <w:rPr>
                   <w:rFonts w:ascii="Arial" w:cs="Arial" w:eastAsia="Arial" w:hAnsi="Arial"/>
@@ -18605,7 +18605,7 @@
             <w:pPr>
               <w:spacing w:after="20" w:before="0"/>
             </w:pPr>
-            <w:hyperlink w:history="1" r:id="rIdbfvbw23xiusxjowlpplas">
+            <w:hyperlink w:history="1" r:id="rIdw-izx8vqseumeiv6-afaw">
               <w:r>
                 <w:rPr>
                   <w:rFonts w:ascii="Arial" w:cs="Arial" w:eastAsia="Arial" w:hAnsi="Arial"/>
@@ -18638,7 +18638,7 @@
               <w:spacing w:after="10" w:before="0"/>
               <w:ind w:left="120"/>
             </w:pPr>
-            <w:hyperlink w:history="1" r:id="rIdpieg72phjzw9s1bxpnuck">
+            <w:hyperlink w:history="1" r:id="rIdxbdsoscu2svn4kylvtlmk">
               <w:r>
                 <w:rPr>
                   <w:rFonts w:ascii="Arial" w:cs="Arial" w:eastAsia="Arial" w:hAnsi="Arial"/>
@@ -18683,7 +18683,7 @@
             <w:pPr>
               <w:spacing w:after="20" w:before="0"/>
             </w:pPr>
-            <w:hyperlink w:history="1" r:id="rIdcyo5jb94lthyjqggfhp9d">
+            <w:hyperlink w:history="1" r:id="rIdeaj55v4fpazhd-1e3m8y8">
               <w:r>
                 <w:rPr>
                   <w:rFonts w:ascii="Arial" w:cs="Arial" w:eastAsia="Arial" w:hAnsi="Arial"/>
@@ -18716,7 +18716,7 @@
               <w:spacing w:after="10" w:before="0"/>
               <w:ind w:left="120"/>
             </w:pPr>
-            <w:hyperlink w:history="1" r:id="rIdi9exqdhzwlevivvu1n5tn">
+            <w:hyperlink w:history="1" r:id="rIdyszuio33zjnpegziyadn-">
               <w:r>
                 <w:rPr>
                   <w:rFonts w:ascii="Arial" w:cs="Arial" w:eastAsia="Arial" w:hAnsi="Arial"/>
@@ -20317,7 +20317,7 @@
             <w:pPr>
               <w:spacing w:after="20" w:before="0"/>
             </w:pPr>
-            <w:hyperlink w:history="1" r:id="rId4xdb82ven0wtvdczgws8b">
+            <w:hyperlink w:history="1" r:id="rIdhtzitgzosb731hrwhnjso">
               <w:r>
                 <w:rPr>
                   <w:rFonts w:ascii="Arial" w:cs="Arial" w:eastAsia="Arial" w:hAnsi="Arial"/>
@@ -20350,7 +20350,7 @@
               <w:spacing w:after="10" w:before="0"/>
               <w:ind w:left="120"/>
             </w:pPr>
-            <w:hyperlink w:history="1" r:id="rIde2dyjfdrrwpppzyyh7crh">
+            <w:hyperlink w:history="1" r:id="rIddhefrvuyhlolpl24fj63p">
               <w:r>
                 <w:rPr>
                   <w:rFonts w:ascii="Arial" w:cs="Arial" w:eastAsia="Arial" w:hAnsi="Arial"/>
@@ -20395,7 +20395,7 @@
             <w:pPr>
               <w:spacing w:after="20" w:before="0"/>
             </w:pPr>
-            <w:hyperlink w:history="1" r:id="rIdwyoi5vn9kzdeszixo20hx">
+            <w:hyperlink w:history="1" r:id="rIdlsqwulaumrpw-ksvoym2u">
               <w:r>
                 <w:rPr>
                   <w:rFonts w:ascii="Arial" w:cs="Arial" w:eastAsia="Arial" w:hAnsi="Arial"/>
@@ -20428,7 +20428,7 @@
               <w:spacing w:after="10" w:before="0"/>
               <w:ind w:left="120"/>
             </w:pPr>
-            <w:hyperlink w:history="1" r:id="rId88yc3m3ngmldkqkjm9v6x">
+            <w:hyperlink w:history="1" r:id="rIdcgdbao_7m5rjpb5laald7">
               <w:r>
                 <w:rPr>
                   <w:rFonts w:ascii="Arial" w:cs="Arial" w:eastAsia="Arial" w:hAnsi="Arial"/>
@@ -20623,7 +20623,7 @@
             <w:pPr>
               <w:spacing w:after="20" w:before="0"/>
             </w:pPr>
-            <w:hyperlink w:history="1" r:id="rId6fhvofpcdvvioub8o_irh">
+            <w:hyperlink w:history="1" r:id="rIdmdoeebzusripxgzfx3w34">
               <w:r>
                 <w:rPr>
                   <w:rFonts w:ascii="Arial" w:cs="Arial" w:eastAsia="Arial" w:hAnsi="Arial"/>
@@ -20656,7 +20656,7 @@
               <w:spacing w:after="10" w:before="0"/>
               <w:ind w:left="120"/>
             </w:pPr>
-            <w:hyperlink w:history="1" r:id="rIdo0ytges6fluhz4sje3_1s">
+            <w:hyperlink w:history="1" r:id="rId57luuglmjgil9bqqt3yoc">
               <w:r>
                 <w:rPr>
                   <w:rFonts w:ascii="Arial" w:cs="Arial" w:eastAsia="Arial" w:hAnsi="Arial"/>
@@ -20701,7 +20701,7 @@
             <w:pPr>
               <w:spacing w:after="20" w:before="0"/>
             </w:pPr>
-            <w:hyperlink w:history="1" r:id="rIdmqhdsp2b5vaoqweftqjpk">
+            <w:hyperlink w:history="1" r:id="rId1volubqggjqsa5q3szhi_">
               <w:r>
                 <w:rPr>
                   <w:rFonts w:ascii="Arial" w:cs="Arial" w:eastAsia="Arial" w:hAnsi="Arial"/>
@@ -20734,7 +20734,7 @@
               <w:spacing w:after="10" w:before="0"/>
               <w:ind w:left="120"/>
             </w:pPr>
-            <w:hyperlink w:history="1" r:id="rIdweccq8ridg8qwraijnybq">
+            <w:hyperlink w:history="1" r:id="rIdvpzsss_ttuzckcd7u9jjn">
               <w:r>
                 <w:rPr>
                   <w:rFonts w:ascii="Arial" w:cs="Arial" w:eastAsia="Arial" w:hAnsi="Arial"/>
@@ -20929,7 +20929,7 @@
             <w:pPr>
               <w:spacing w:after="20" w:before="0"/>
             </w:pPr>
-            <w:hyperlink w:history="1" r:id="rId6wluktq9inkodoouqrawm">
+            <w:hyperlink w:history="1" r:id="rIdybb-ux_8nrn2xrrustjwk">
               <w:r>
                 <w:rPr>
                   <w:rFonts w:ascii="Arial" w:cs="Arial" w:eastAsia="Arial" w:hAnsi="Arial"/>
@@ -20962,7 +20962,7 @@
               <w:spacing w:after="10" w:before="0"/>
               <w:ind w:left="120"/>
             </w:pPr>
-            <w:hyperlink w:history="1" r:id="rIdzoltc-sy3hf-5q6kemuau">
+            <w:hyperlink w:history="1" r:id="rIdvk6to8f5fstbi4ocnhat1">
               <w:r>
                 <w:rPr>
                   <w:rFonts w:ascii="Arial" w:cs="Arial" w:eastAsia="Arial" w:hAnsi="Arial"/>
@@ -21007,7 +21007,7 @@
             <w:pPr>
               <w:spacing w:after="20" w:before="0"/>
             </w:pPr>
-            <w:hyperlink w:history="1" r:id="rIdfxz7j_jeesqoezmyfw0qf">
+            <w:hyperlink w:history="1" r:id="rIdd5wz0q3r1xbbnf_mukbbo">
               <w:r>
                 <w:rPr>
                   <w:rFonts w:ascii="Arial" w:cs="Arial" w:eastAsia="Arial" w:hAnsi="Arial"/>
@@ -21040,7 +21040,7 @@
               <w:spacing w:after="10" w:before="0"/>
               <w:ind w:left="120"/>
             </w:pPr>
-            <w:hyperlink w:history="1" r:id="rIdc-qjinowojkk6oywqpihx">
+            <w:hyperlink w:history="1" r:id="rIdrobe_ga2iwbrg2wzqzzca">
               <w:r>
                 <w:rPr>
                   <w:rFonts w:ascii="Arial" w:cs="Arial" w:eastAsia="Arial" w:hAnsi="Arial"/>
@@ -21235,7 +21235,7 @@
             <w:pPr>
               <w:spacing w:after="20" w:before="0"/>
             </w:pPr>
-            <w:hyperlink w:history="1" r:id="rIdehqq36ejtbnilrgaocvxg">
+            <w:hyperlink w:history="1" r:id="rIdyjxsa6kdr-nivbsyhwynd">
               <w:r>
                 <w:rPr>
                   <w:rFonts w:ascii="Arial" w:cs="Arial" w:eastAsia="Arial" w:hAnsi="Arial"/>
@@ -21268,7 +21268,7 @@
               <w:spacing w:after="10" w:before="0"/>
               <w:ind w:left="120"/>
             </w:pPr>
-            <w:hyperlink w:history="1" r:id="rId8p4-rjkalroeqr88fwhdc">
+            <w:hyperlink w:history="1" r:id="rIdy16proqj37wyybdo2cwrn">
               <w:r>
                 <w:rPr>
                   <w:rFonts w:ascii="Arial" w:cs="Arial" w:eastAsia="Arial" w:hAnsi="Arial"/>
@@ -21313,7 +21313,7 @@
             <w:pPr>
               <w:spacing w:after="20" w:before="0"/>
             </w:pPr>
-            <w:hyperlink w:history="1" r:id="rId4cyl_iwq_gth2c0nao4ed">
+            <w:hyperlink w:history="1" r:id="rIdhcsfk2had0vlyr3jkvkv3">
               <w:r>
                 <w:rPr>
                   <w:rFonts w:ascii="Arial" w:cs="Arial" w:eastAsia="Arial" w:hAnsi="Arial"/>
@@ -21346,7 +21346,7 @@
               <w:spacing w:after="10" w:before="0"/>
               <w:ind w:left="120"/>
             </w:pPr>
-            <w:hyperlink w:history="1" r:id="rIdns90tzgwyruvyhmwnfp_u">
+            <w:hyperlink w:history="1" r:id="rIdduu-ljimfe4bevwpu4qon">
               <w:r>
                 <w:rPr>
                   <w:rFonts w:ascii="Arial" w:cs="Arial" w:eastAsia="Arial" w:hAnsi="Arial"/>
@@ -21541,7 +21541,7 @@
             <w:pPr>
               <w:spacing w:after="20" w:before="0"/>
             </w:pPr>
-            <w:hyperlink w:history="1" r:id="rIde1mwe_ry-lenmgbgazfd9">
+            <w:hyperlink w:history="1" r:id="rIdjcfkv7eh4kmu7ustud7nu">
               <w:r>
                 <w:rPr>
                   <w:rFonts w:ascii="Arial" w:cs="Arial" w:eastAsia="Arial" w:hAnsi="Arial"/>
@@ -21574,7 +21574,7 @@
               <w:spacing w:after="10" w:before="0"/>
               <w:ind w:left="120"/>
             </w:pPr>
-            <w:hyperlink w:history="1" r:id="rId7bz3h_leycwt4vfr5bjjp">
+            <w:hyperlink w:history="1" r:id="rIdqm50rx13cieb4rxprhizn">
               <w:r>
                 <w:rPr>
                   <w:rFonts w:ascii="Arial" w:cs="Arial" w:eastAsia="Arial" w:hAnsi="Arial"/>
@@ -21619,7 +21619,7 @@
             <w:pPr>
               <w:spacing w:after="20" w:before="0"/>
             </w:pPr>
-            <w:hyperlink w:history="1" r:id="rIdapet9ysanqlccl7js0zce">
+            <w:hyperlink w:history="1" r:id="rIdgdtxchez5crxreliounnn">
               <w:r>
                 <w:rPr>
                   <w:rFonts w:ascii="Arial" w:cs="Arial" w:eastAsia="Arial" w:hAnsi="Arial"/>
@@ -21652,7 +21652,7 @@
               <w:spacing w:after="10" w:before="0"/>
               <w:ind w:left="120"/>
             </w:pPr>
-            <w:hyperlink w:history="1" r:id="rIdro60hok-dxwr1j1jv8lby">
+            <w:hyperlink w:history="1" r:id="rIds_ghrljqqvljvmfz35fho">
               <w:r>
                 <w:rPr>
                   <w:rFonts w:ascii="Arial" w:cs="Arial" w:eastAsia="Arial" w:hAnsi="Arial"/>
@@ -23139,7 +23139,7 @@
             <w:pPr>
               <w:spacing w:after="20" w:before="0"/>
             </w:pPr>
-            <w:hyperlink w:history="1" r:id="rIdxkcrgnbthecjviaqvqqnq">
+            <w:hyperlink w:history="1" r:id="rId2cbulf5twymrkwl2vcyay">
               <w:r>
                 <w:rPr>
                   <w:rFonts w:ascii="Arial" w:cs="Arial" w:eastAsia="Arial" w:hAnsi="Arial"/>
@@ -23172,7 +23172,7 @@
               <w:spacing w:after="10" w:before="0"/>
               <w:ind w:left="120"/>
             </w:pPr>
-            <w:hyperlink w:history="1" r:id="rIdoegtch2z4kmcfsjrtvubo">
+            <w:hyperlink w:history="1" r:id="rIdropwsdbecfatgln3g_h0s">
               <w:r>
                 <w:rPr>
                   <w:rFonts w:ascii="Arial" w:cs="Arial" w:eastAsia="Arial" w:hAnsi="Arial"/>
@@ -23217,7 +23217,7 @@
             <w:pPr>
               <w:spacing w:after="20" w:before="0"/>
             </w:pPr>
-            <w:hyperlink w:history="1" r:id="rIdoq7tzmbeu2rkewhvhfxak">
+            <w:hyperlink w:history="1" r:id="rIdvm6e9earyjghrp7z1st-f">
               <w:r>
                 <w:rPr>
                   <w:rFonts w:ascii="Arial" w:cs="Arial" w:eastAsia="Arial" w:hAnsi="Arial"/>
@@ -23250,7 +23250,7 @@
               <w:spacing w:after="10" w:before="0"/>
               <w:ind w:left="120"/>
             </w:pPr>
-            <w:hyperlink w:history="1" r:id="rIdgqobaevvcpxbehf_hy7ov">
+            <w:hyperlink w:history="1" r:id="rIdtorsz5cls_mfjoxtwxb4n">
               <w:r>
                 <w:rPr>
                   <w:rFonts w:ascii="Arial" w:cs="Arial" w:eastAsia="Arial" w:hAnsi="Arial"/>
@@ -23445,7 +23445,7 @@
             <w:pPr>
               <w:spacing w:after="20" w:before="0"/>
             </w:pPr>
-            <w:hyperlink w:history="1" r:id="rIdmialbsb54eflho_i6w9iz">
+            <w:hyperlink w:history="1" r:id="rIdh4j6tfaqawcvkaexlmhiy">
               <w:r>
                 <w:rPr>
                   <w:rFonts w:ascii="Arial" w:cs="Arial" w:eastAsia="Arial" w:hAnsi="Arial"/>
@@ -23478,7 +23478,7 @@
               <w:spacing w:after="10" w:before="0"/>
               <w:ind w:left="120"/>
             </w:pPr>
-            <w:hyperlink w:history="1" r:id="rIdvcxz5xgmej17jh6_5e6_u">
+            <w:hyperlink w:history="1" r:id="rIdotztbrtoe51tdfhnhm5zg">
               <w:r>
                 <w:rPr>
                   <w:rFonts w:ascii="Arial" w:cs="Arial" w:eastAsia="Arial" w:hAnsi="Arial"/>
@@ -23523,7 +23523,7 @@
             <w:pPr>
               <w:spacing w:after="20" w:before="0"/>
             </w:pPr>
-            <w:hyperlink w:history="1" r:id="rIdfu4bsrvxk8rbjdwrccgiw">
+            <w:hyperlink w:history="1" r:id="rId5qvvdvltomtsu7m2vpxcy">
               <w:r>
                 <w:rPr>
                   <w:rFonts w:ascii="Arial" w:cs="Arial" w:eastAsia="Arial" w:hAnsi="Arial"/>
@@ -23556,7 +23556,7 @@
               <w:spacing w:after="10" w:before="0"/>
               <w:ind w:left="120"/>
             </w:pPr>
-            <w:hyperlink w:history="1" r:id="rId0x1wosbv-goeubl6um3hp">
+            <w:hyperlink w:history="1" r:id="rIdinglklgochsyua_maatso">
               <w:r>
                 <w:rPr>
                   <w:rFonts w:ascii="Arial" w:cs="Arial" w:eastAsia="Arial" w:hAnsi="Arial"/>
@@ -23751,7 +23751,7 @@
             <w:pPr>
               <w:spacing w:after="20" w:before="0"/>
             </w:pPr>
-            <w:hyperlink w:history="1" r:id="rIdh3xrg7dhfcsmbsukloyzy">
+            <w:hyperlink w:history="1" r:id="rIdd05mu0t4m3rxikhrgrhps">
               <w:r>
                 <w:rPr>
                   <w:rFonts w:ascii="Arial" w:cs="Arial" w:eastAsia="Arial" w:hAnsi="Arial"/>
@@ -23784,7 +23784,7 @@
               <w:spacing w:after="10" w:before="0"/>
               <w:ind w:left="120"/>
             </w:pPr>
-            <w:hyperlink w:history="1" r:id="rId1sxlu4mtcfruwotzqehju">
+            <w:hyperlink w:history="1" r:id="rIdm2moeekiuuiox1giessnf">
               <w:r>
                 <w:rPr>
                   <w:rFonts w:ascii="Arial" w:cs="Arial" w:eastAsia="Arial" w:hAnsi="Arial"/>
@@ -23829,7 +23829,7 @@
             <w:pPr>
               <w:spacing w:after="20" w:before="0"/>
             </w:pPr>
-            <w:hyperlink w:history="1" r:id="rIdrwu6f99-15znwnpn8jm27">
+            <w:hyperlink w:history="1" r:id="rIdy4k9bv8xz3dzmfkrbfuuz">
               <w:r>
                 <w:rPr>
                   <w:rFonts w:ascii="Arial" w:cs="Arial" w:eastAsia="Arial" w:hAnsi="Arial"/>
@@ -23862,7 +23862,7 @@
               <w:spacing w:after="10" w:before="0"/>
               <w:ind w:left="120"/>
             </w:pPr>
-            <w:hyperlink w:history="1" r:id="rIdbanhwpeqpmlqjpl_2lu0i">
+            <w:hyperlink w:history="1" r:id="rIdlr-xutg2e-ugfii83ztke">
               <w:r>
                 <w:rPr>
                   <w:rFonts w:ascii="Arial" w:cs="Arial" w:eastAsia="Arial" w:hAnsi="Arial"/>
@@ -24057,7 +24057,7 @@
             <w:pPr>
               <w:spacing w:after="20" w:before="0"/>
             </w:pPr>
-            <w:hyperlink w:history="1" r:id="rIdbkjpiddcqb2vnk8pehjk5">
+            <w:hyperlink w:history="1" r:id="rIdmzj7lowdqy6ea6ukppn02">
               <w:r>
                 <w:rPr>
                   <w:rFonts w:ascii="Arial" w:cs="Arial" w:eastAsia="Arial" w:hAnsi="Arial"/>
@@ -24090,7 +24090,7 @@
               <w:spacing w:after="10" w:before="0"/>
               <w:ind w:left="120"/>
             </w:pPr>
-            <w:hyperlink w:history="1" r:id="rIdjpngxmrpcfnbv2cyy4ced">
+            <w:hyperlink w:history="1" r:id="rIdxrl1pmpnahi-4maergxol">
               <w:r>
                 <w:rPr>
                   <w:rFonts w:ascii="Arial" w:cs="Arial" w:eastAsia="Arial" w:hAnsi="Arial"/>
@@ -24135,7 +24135,7 @@
             <w:pPr>
               <w:spacing w:after="20" w:before="0"/>
             </w:pPr>
-            <w:hyperlink w:history="1" r:id="rIdfo4-n-rkuugjedqgsr88z">
+            <w:hyperlink w:history="1" r:id="rId2ocf3h7g0b4alryhqujij">
               <w:r>
                 <w:rPr>
                   <w:rFonts w:ascii="Arial" w:cs="Arial" w:eastAsia="Arial" w:hAnsi="Arial"/>
@@ -24168,7 +24168,7 @@
               <w:spacing w:after="10" w:before="0"/>
               <w:ind w:left="120"/>
             </w:pPr>
-            <w:hyperlink w:history="1" r:id="rIdnliajvbsw0xg9rj4e0gru">
+            <w:hyperlink w:history="1" r:id="rIdjvwgzoflzzzgwctrsdo_o">
               <w:r>
                 <w:rPr>
                   <w:rFonts w:ascii="Arial" w:cs="Arial" w:eastAsia="Arial" w:hAnsi="Arial"/>
@@ -24363,7 +24363,7 @@
             <w:pPr>
               <w:spacing w:after="20" w:before="0"/>
             </w:pPr>
-            <w:hyperlink w:history="1" r:id="rIdr_giwydus0cvuz33h4fb5">
+            <w:hyperlink w:history="1" r:id="rIdipwz7kt9lqub-rjw1rrmc">
               <w:r>
                 <w:rPr>
                   <w:rFonts w:ascii="Arial" w:cs="Arial" w:eastAsia="Arial" w:hAnsi="Arial"/>
@@ -24396,7 +24396,7 @@
               <w:spacing w:after="10" w:before="0"/>
               <w:ind w:left="120"/>
             </w:pPr>
-            <w:hyperlink w:history="1" r:id="rIdwsvp-xxqjdfvqgbrkzqra">
+            <w:hyperlink w:history="1" r:id="rIdk2z1aalqba8ugy38ji5_m">
               <w:r>
                 <w:rPr>
                   <w:rFonts w:ascii="Arial" w:cs="Arial" w:eastAsia="Arial" w:hAnsi="Arial"/>
@@ -24441,7 +24441,7 @@
             <w:pPr>
               <w:spacing w:after="20" w:before="0"/>
             </w:pPr>
-            <w:hyperlink w:history="1" r:id="rId3pimsedinl_i_dmow1qau">
+            <w:hyperlink w:history="1" r:id="rIdoraz4yq840dgjylptjewy">
               <w:r>
                 <w:rPr>
                   <w:rFonts w:ascii="Arial" w:cs="Arial" w:eastAsia="Arial" w:hAnsi="Arial"/>
@@ -24474,7 +24474,7 @@
               <w:spacing w:after="10" w:before="0"/>
               <w:ind w:left="120"/>
             </w:pPr>
-            <w:hyperlink w:history="1" r:id="rIdrobaa99q2n4fha6vaven-">
+            <w:hyperlink w:history="1" r:id="rIdgw8nmc2ahl9ocscxlujfu">
               <w:r>
                 <w:rPr>
                   <w:rFonts w:ascii="Arial" w:cs="Arial" w:eastAsia="Arial" w:hAnsi="Arial"/>
